--- a/zht/docx/046.content.docx
+++ b/zht/docx/046.content.docx
@@ -150,26 +150,6 @@
           <w:lang w:val="zh_TW" w:bidi="zh_TW"/>
         </w:rPr>
         <w:t>kuan</w:t>
-      </w:r>
-      <w:r>
-        <w:rPr>
-          <w:lang w:val="zh_TW" w:bidi="zh_TW"/>
-        </w:rPr>
-      </w:r>
-    </w:p>
-    <w:p>
-      <w:pPr/>
-      <w:r>
-        <w:rPr>
-          <w:lang w:val="zh_TW" w:bidi="zh_TW"/>
-        </w:rPr>
-      </w:r>
-      <w:r>
-        <w:rPr>
-          <w:i/>
-          <w:lang w:val="zh_TW" w:bidi="zh_TW"/>
-        </w:rPr>
-        <w:t>寬容</w:t>
       </w:r>
       <w:r>
         <w:rPr>

--- a/zht/docx/046.content.docx
+++ b/zht/docx/046.content.docx
@@ -19,7 +19,7 @@
         <w:rPr>
           <w:lang w:val="zh_TW" w:bidi="zh_TW"/>
         </w:rPr>
-        <w:t>Resource: Study Notes - Themes (Tyndale)</w:t>
+        <w:t>Resource: Tyndale Open Study Notes</w:t>
       </w:r>
       <w:r>
         <w:rPr>
@@ -112,7 +112,7 @@
         <w:rPr>
           <w:lang w:val="zh_TW" w:bidi="zh_TW"/>
         </w:rPr>
-        <w:t>Study Notes - Themes (Tyndale)</w:t>
+        <w:t>Tyndale Open Study Notes</w:t>
       </w:r>
     </w:p>
     <w:p>

--- a/zht/docx/046.content.docx
+++ b/zht/docx/046.content.docx
@@ -149,7 +149,7 @@
         <w:rPr>
           <w:lang w:val="zh_TW" w:bidi="zh_TW"/>
         </w:rPr>
-        <w:t>kuan</w:t>
+        <w:t>lai</w:t>
       </w:r>
       <w:r>
         <w:rPr>
@@ -212,7 +212,7 @@
         <w:rPr>
           <w:lang w:val="zh_TW" w:bidi="zh_TW"/>
         </w:rPr>
-        <w:t>寬容</w:t>
+        <w:t>來臨中的那日</w:t>
       </w:r>
       <w:r>
         <w:rPr>
@@ -231,7 +231,29 @@
         <w:rPr>
           <w:lang w:val="zh_TW" w:bidi="zh_TW"/>
         </w:rPr>
-        <w:t>使徒保羅敦促信心軟弱和信心堅固的人之間要彼此寬容（耐心的理解）。他教導基督徒彼此接納（</w:t>
+        <w:t>耶穌在對觀福音中，預言了三件將來的事件：</w:t>
+      </w:r>
+    </w:p>
+    <w:p>
+      <w:pPr>
+        <w:pStyle w:val="ListNumber"/>
+        <w:numPr>
+          <w:ilvl w:val="0"/>
+          <w:numId w:val="14"/>
+        </w:numPr>
+        <w:spacing w:line="240" w:lineRule="auto"/>
+        <w:ind w:left="720"/>
+      </w:pPr>
+      <w:r>
+        <w:rPr>
+          <w:lang w:val="zh_TW" w:bidi="zh_TW"/>
+        </w:rPr>
+      </w:r>
+      <w:r>
+        <w:rPr>
+          <w:lang w:val="zh_TW" w:bidi="zh_TW"/>
+        </w:rPr>
+        <w:t>第一件事件是祂自己的死亡和復活（</w:t>
       </w:r>
       <w:hyperlink r:id="rId13">
         <w:r>
@@ -242,7 +264,7 @@
             <w:color w:val="0000EE"/>
             <w:u w:val="single"/>
           </w:rPr>
-          <w:t>羅14:1</w:t>
+          <w:t>可8:31</w:t>
         </w:r>
       </w:hyperlink>
       <w:r>
@@ -260,14 +282,14 @@
             <w:color w:val="0000EE"/>
             <w:u w:val="single"/>
           </w:rPr>
-          <w:t>15:7</w:t>
-        </w:r>
-      </w:hyperlink>
-      <w:r>
-        <w:rPr>
-          <w:lang w:val="zh_TW" w:bidi="zh_TW"/>
-        </w:rPr>
-        <w:t>）。他指示他們停止互相譴責和讓對方感到受鄙視。相反，他們應該一心一口的敬拜神（</w:t>
+          <w:t>9:31</w:t>
+        </w:r>
+      </w:hyperlink>
+      <w:r>
+        <w:rPr>
+          <w:lang w:val="zh_TW" w:bidi="zh_TW"/>
+        </w:rPr>
+        <w:t>，</w:t>
       </w:r>
       <w:hyperlink r:id="rId15">
         <w:r>
@@ -278,7 +300,535 @@
             <w:color w:val="0000EE"/>
             <w:u w:val="single"/>
           </w:rPr>
-          <w:t>羅15:6</w:t>
+          <w:t>10:33–34</w:t>
+        </w:r>
+      </w:hyperlink>
+      <w:r>
+        <w:rPr>
+          <w:lang w:val="zh_TW" w:bidi="zh_TW"/>
+        </w:rPr>
+        <w:t>）。這在福音書寫成之前已經發生。</w:t>
+      </w:r>
+    </w:p>
+    <w:p>
+      <w:pPr>
+        <w:pStyle w:val="ListNumber"/>
+        <w:spacing w:line="240" w:lineRule="auto"/>
+        <w:ind w:left="720"/>
+      </w:pPr>
+      <w:r>
+        <w:rPr>
+          <w:lang w:val="zh_TW" w:bidi="zh_TW"/>
+        </w:rPr>
+      </w:r>
+      <w:r>
+        <w:rPr>
+          <w:lang w:val="zh_TW" w:bidi="zh_TW"/>
+        </w:rPr>
+        <w:t>耶穌預言的第二件事件，是耶路撒冷毀於公元70年（</w:t>
+      </w:r>
+      <w:hyperlink r:id="rId16">
+        <w:r>
+          <w:rPr>
+            <w:lang w:val="zh_TW" w:bidi="zh_TW"/>
+          </w:rPr>
+          <w:rPr>
+            <w:color w:val="0000EE"/>
+            <w:u w:val="single"/>
+          </w:rPr>
+          <w:t>太24:1–28</w:t>
+        </w:r>
+      </w:hyperlink>
+      <w:r>
+        <w:rPr>
+          <w:lang w:val="zh_TW" w:bidi="zh_TW"/>
+        </w:rPr>
+        <w:t>，</w:t>
+      </w:r>
+      <w:hyperlink r:id="rId17">
+        <w:r>
+          <w:rPr>
+            <w:lang w:val="zh_TW" w:bidi="zh_TW"/>
+          </w:rPr>
+          <w:rPr>
+            <w:color w:val="0000EE"/>
+            <w:u w:val="single"/>
+          </w:rPr>
+          <w:t>13:1–23</w:t>
+        </w:r>
+      </w:hyperlink>
+      <w:r>
+        <w:rPr>
+          <w:lang w:val="zh_TW" w:bidi="zh_TW"/>
+        </w:rPr>
+        <w:t>；</w:t>
+      </w:r>
+      <w:hyperlink r:id="rId18">
+        <w:r>
+          <w:rPr>
+            <w:lang w:val="zh_TW" w:bidi="zh_TW"/>
+          </w:rPr>
+          <w:rPr>
+            <w:color w:val="0000EE"/>
+            <w:u w:val="single"/>
+          </w:rPr>
+          <w:t>路19:41–44</w:t>
+        </w:r>
+      </w:hyperlink>
+      <w:r>
+        <w:rPr>
+          <w:lang w:val="zh_TW" w:bidi="zh_TW"/>
+        </w:rPr>
+        <w:t>，</w:t>
+      </w:r>
+      <w:hyperlink r:id="rId19">
+        <w:r>
+          <w:rPr>
+            <w:lang w:val="zh_TW" w:bidi="zh_TW"/>
+          </w:rPr>
+          <w:rPr>
+            <w:color w:val="0000EE"/>
+            <w:u w:val="single"/>
+          </w:rPr>
+          <w:t>21:5–24</w:t>
+        </w:r>
+      </w:hyperlink>
+      <w:r>
+        <w:rPr>
+          <w:lang w:val="zh_TW" w:bidi="zh_TW"/>
+        </w:rPr>
+        <w:t>）。馬可在寫福音書時，這個事件可能即將要發生（見</w:t>
+      </w:r>
+      <w:r>
+        <w:rPr>
+          <w:lang w:val="zh_TW" w:bidi="zh_TW"/>
+        </w:rPr>
+        <w:t>馬可福音簡介</w:t>
+      </w:r>
+      <w:r>
+        <w:rPr>
+          <w:lang w:val="zh_TW" w:bidi="zh_TW"/>
+        </w:rPr>
+        <w:t>，「日期」）。然而，這件事件並不是絕對的終結。基督徒群體必須繼續以信心生活，在靈性上警醒、等待神的兒子在榮耀中返回，後者可能很快就會發生（</w:t>
+      </w:r>
+      <w:hyperlink r:id="rId20">
+        <w:r>
+          <w:rPr>
+            <w:lang w:val="zh_TW" w:bidi="zh_TW"/>
+          </w:rPr>
+          <w:rPr>
+            <w:color w:val="0000EE"/>
+            <w:u w:val="single"/>
+          </w:rPr>
+          <w:t>可13:34–37</w:t>
+        </w:r>
+      </w:hyperlink>
+      <w:r>
+        <w:rPr>
+          <w:lang w:val="zh_TW" w:bidi="zh_TW"/>
+        </w:rPr>
+        <w:t>）。</w:t>
+      </w:r>
+    </w:p>
+    <w:p>
+      <w:pPr>
+        <w:pStyle w:val="ListNumber"/>
+        <w:spacing w:line="240" w:lineRule="auto"/>
+        <w:ind w:left="720"/>
+      </w:pPr>
+      <w:r>
+        <w:rPr>
+          <w:lang w:val="zh_TW" w:bidi="zh_TW"/>
+        </w:rPr>
+      </w:r>
+      <w:r>
+        <w:rPr>
+          <w:lang w:val="zh_TW" w:bidi="zh_TW"/>
+        </w:rPr>
+        <w:t>耶穌預言的第三件事件是祂將會再來（</w:t>
+      </w:r>
+      <w:hyperlink r:id="rId21">
+        <w:r>
+          <w:rPr>
+            <w:lang w:val="zh_TW" w:bidi="zh_TW"/>
+          </w:rPr>
+          <w:rPr>
+            <w:color w:val="0000EE"/>
+            <w:u w:val="single"/>
+          </w:rPr>
+          <w:t>太23:39</w:t>
+        </w:r>
+      </w:hyperlink>
+      <w:r>
+        <w:rPr>
+          <w:lang w:val="zh_TW" w:bidi="zh_TW"/>
+        </w:rPr>
+        <w:t>，</w:t>
+      </w:r>
+      <w:hyperlink r:id="rId22">
+        <w:r>
+          <w:rPr>
+            <w:lang w:val="zh_TW" w:bidi="zh_TW"/>
+          </w:rPr>
+          <w:rPr>
+            <w:color w:val="0000EE"/>
+            <w:u w:val="single"/>
+          </w:rPr>
+          <w:t>24:3</w:t>
+        </w:r>
+      </w:hyperlink>
+      <w:r>
+        <w:rPr>
+          <w:lang w:val="zh_TW" w:bidi="zh_TW"/>
+        </w:rPr>
+        <w:t>、</w:t>
+      </w:r>
+      <w:hyperlink r:id="rId23">
+        <w:r>
+          <w:rPr>
+            <w:lang w:val="zh_TW" w:bidi="zh_TW"/>
+          </w:rPr>
+          <w:rPr>
+            <w:color w:val="0000EE"/>
+            <w:u w:val="single"/>
+          </w:rPr>
+          <w:t>29–31</w:t>
+        </w:r>
+      </w:hyperlink>
+      <w:r>
+        <w:rPr>
+          <w:lang w:val="zh_TW" w:bidi="zh_TW"/>
+        </w:rPr>
+        <w:t>，</w:t>
+      </w:r>
+      <w:hyperlink r:id="rId24">
+        <w:r>
+          <w:rPr>
+            <w:lang w:val="zh_TW" w:bidi="zh_TW"/>
+          </w:rPr>
+          <w:rPr>
+            <w:color w:val="0000EE"/>
+            <w:u w:val="single"/>
+          </w:rPr>
+          <w:t>24:36–25:46</w:t>
+        </w:r>
+      </w:hyperlink>
+      <w:r>
+        <w:rPr>
+          <w:lang w:val="zh_TW" w:bidi="zh_TW"/>
+        </w:rPr>
+        <w:t>；</w:t>
+      </w:r>
+      <w:hyperlink r:id="rId25">
+        <w:r>
+          <w:rPr>
+            <w:lang w:val="zh_TW" w:bidi="zh_TW"/>
+          </w:rPr>
+          <w:rPr>
+            <w:color w:val="0000EE"/>
+            <w:u w:val="single"/>
+          </w:rPr>
+          <w:t>可8:38</w:t>
+        </w:r>
+      </w:hyperlink>
+      <w:r>
+        <w:rPr>
+          <w:lang w:val="zh_TW" w:bidi="zh_TW"/>
+        </w:rPr>
+        <w:t>，</w:t>
+      </w:r>
+      <w:hyperlink r:id="rId26">
+        <w:r>
+          <w:rPr>
+            <w:lang w:val="zh_TW" w:bidi="zh_TW"/>
+          </w:rPr>
+          <w:rPr>
+            <w:color w:val="0000EE"/>
+            <w:u w:val="single"/>
+          </w:rPr>
+          <w:t>13:24–27</w:t>
+        </w:r>
+      </w:hyperlink>
+      <w:r>
+        <w:rPr>
+          <w:lang w:val="zh_TW" w:bidi="zh_TW"/>
+        </w:rPr>
+        <w:t>、</w:t>
+      </w:r>
+      <w:hyperlink r:id="rId27">
+        <w:r>
+          <w:rPr>
+            <w:lang w:val="zh_TW" w:bidi="zh_TW"/>
+          </w:rPr>
+          <w:rPr>
+            <w:color w:val="0000EE"/>
+            <w:u w:val="single"/>
+          </w:rPr>
+          <w:t>32–37</w:t>
+        </w:r>
+      </w:hyperlink>
+      <w:r>
+        <w:rPr>
+          <w:lang w:val="zh_TW" w:bidi="zh_TW"/>
+        </w:rPr>
+        <w:t>；</w:t>
+      </w:r>
+      <w:hyperlink r:id="rId28">
+        <w:r>
+          <w:rPr>
+            <w:lang w:val="zh_TW" w:bidi="zh_TW"/>
+          </w:rPr>
+          <w:rPr>
+            <w:color w:val="0000EE"/>
+            <w:u w:val="single"/>
+          </w:rPr>
+          <w:t>路21:25–36</w:t>
+        </w:r>
+      </w:hyperlink>
+      <w:r>
+        <w:rPr>
+          <w:lang w:val="zh_TW" w:bidi="zh_TW"/>
+        </w:rPr>
+        <w:t>；</w:t>
+      </w:r>
+      <w:hyperlink r:id="rId29">
+        <w:r>
+          <w:rPr>
+            <w:lang w:val="zh_TW" w:bidi="zh_TW"/>
+          </w:rPr>
+          <w:rPr>
+            <w:color w:val="0000EE"/>
+            <w:u w:val="single"/>
+          </w:rPr>
+          <w:t>約14:1–3</w:t>
+        </w:r>
+      </w:hyperlink>
+      <w:r>
+        <w:rPr>
+          <w:lang w:val="zh_TW" w:bidi="zh_TW"/>
+        </w:rPr>
+        <w:t>）。新約聖經經常提到耶穌第二次來臨（例如，</w:t>
+      </w:r>
+      <w:hyperlink r:id="rId30">
+        <w:r>
+          <w:rPr>
+            <w:lang w:val="zh_TW" w:bidi="zh_TW"/>
+          </w:rPr>
+          <w:rPr>
+            <w:color w:val="0000EE"/>
+            <w:u w:val="single"/>
+          </w:rPr>
+          <w:t>林前1:7–8</w:t>
+        </w:r>
+      </w:hyperlink>
+      <w:r>
+        <w:rPr>
+          <w:lang w:val="zh_TW" w:bidi="zh_TW"/>
+        </w:rPr>
+        <w:t>，</w:t>
+      </w:r>
+      <w:hyperlink r:id="rId31">
+        <w:r>
+          <w:rPr>
+            <w:lang w:val="zh_TW" w:bidi="zh_TW"/>
+          </w:rPr>
+          <w:rPr>
+            <w:color w:val="0000EE"/>
+            <w:u w:val="single"/>
+          </w:rPr>
+          <w:t>3:13</w:t>
+        </w:r>
+      </w:hyperlink>
+      <w:r>
+        <w:rPr>
+          <w:lang w:val="zh_TW" w:bidi="zh_TW"/>
+        </w:rPr>
+        <w:t>，</w:t>
+      </w:r>
+      <w:hyperlink r:id="rId32">
+        <w:r>
+          <w:rPr>
+            <w:lang w:val="zh_TW" w:bidi="zh_TW"/>
+          </w:rPr>
+          <w:rPr>
+            <w:color w:val="0000EE"/>
+            <w:u w:val="single"/>
+          </w:rPr>
+          <w:t>5:5</w:t>
+        </w:r>
+      </w:hyperlink>
+      <w:r>
+        <w:rPr>
+          <w:lang w:val="zh_TW" w:bidi="zh_TW"/>
+        </w:rPr>
+        <w:t>；</w:t>
+      </w:r>
+      <w:hyperlink r:id="rId33">
+        <w:r>
+          <w:rPr>
+            <w:lang w:val="zh_TW" w:bidi="zh_TW"/>
+          </w:rPr>
+          <w:rPr>
+            <w:color w:val="0000EE"/>
+            <w:u w:val="single"/>
+          </w:rPr>
+          <w:t>林後1:14</w:t>
+        </w:r>
+      </w:hyperlink>
+      <w:r>
+        <w:rPr>
+          <w:lang w:val="zh_TW" w:bidi="zh_TW"/>
+        </w:rPr>
+        <w:t>；</w:t>
+      </w:r>
+      <w:hyperlink r:id="rId34">
+        <w:r>
+          <w:rPr>
+            <w:lang w:val="zh_TW" w:bidi="zh_TW"/>
+          </w:rPr>
+          <w:rPr>
+            <w:color w:val="0000EE"/>
+            <w:u w:val="single"/>
+          </w:rPr>
+          <w:t>腓1:6</w:t>
+        </w:r>
+      </w:hyperlink>
+      <w:r>
+        <w:rPr>
+          <w:lang w:val="zh_TW" w:bidi="zh_TW"/>
+        </w:rPr>
+        <w:t>、</w:t>
+      </w:r>
+      <w:hyperlink r:id="rId35">
+        <w:r>
+          <w:rPr>
+            <w:lang w:val="zh_TW" w:bidi="zh_TW"/>
+          </w:rPr>
+          <w:rPr>
+            <w:color w:val="0000EE"/>
+            <w:u w:val="single"/>
+          </w:rPr>
+          <w:t>10</w:t>
+        </w:r>
+      </w:hyperlink>
+      <w:r>
+        <w:rPr>
+          <w:lang w:val="zh_TW" w:bidi="zh_TW"/>
+        </w:rPr>
+        <w:t>、</w:t>
+      </w:r>
+      <w:hyperlink r:id="rId36">
+        <w:r>
+          <w:rPr>
+            <w:lang w:val="zh_TW" w:bidi="zh_TW"/>
+          </w:rPr>
+          <w:rPr>
+            <w:color w:val="0000EE"/>
+            <w:u w:val="single"/>
+          </w:rPr>
+          <w:t>2:16</w:t>
+        </w:r>
+      </w:hyperlink>
+      <w:r>
+        <w:rPr>
+          <w:lang w:val="zh_TW" w:bidi="zh_TW"/>
+        </w:rPr>
+        <w:t>；</w:t>
+      </w:r>
+      <w:hyperlink r:id="rId37">
+        <w:r>
+          <w:rPr>
+            <w:lang w:val="zh_TW" w:bidi="zh_TW"/>
+          </w:rPr>
+          <w:rPr>
+            <w:color w:val="0000EE"/>
+            <w:u w:val="single"/>
+          </w:rPr>
+          <w:t>帖前5:1–11</w:t>
+        </w:r>
+      </w:hyperlink>
+      <w:r>
+        <w:rPr>
+          <w:lang w:val="zh_TW" w:bidi="zh_TW"/>
+        </w:rPr>
+        <w:t>；</w:t>
+      </w:r>
+      <w:hyperlink r:id="rId38">
+        <w:r>
+          <w:rPr>
+            <w:lang w:val="zh_TW" w:bidi="zh_TW"/>
+          </w:rPr>
+          <w:rPr>
+            <w:color w:val="0000EE"/>
+            <w:u w:val="single"/>
+          </w:rPr>
+          <w:t>帖後2:2</w:t>
+        </w:r>
+      </w:hyperlink>
+      <w:r>
+        <w:rPr>
+          <w:lang w:val="zh_TW" w:bidi="zh_TW"/>
+        </w:rPr>
+        <w:t>；</w:t>
+      </w:r>
+      <w:hyperlink r:id="rId39">
+        <w:r>
+          <w:rPr>
+            <w:lang w:val="zh_TW" w:bidi="zh_TW"/>
+          </w:rPr>
+          <w:rPr>
+            <w:color w:val="0000EE"/>
+            <w:u w:val="single"/>
+          </w:rPr>
+          <w:t>提後1:12</w:t>
+        </w:r>
+      </w:hyperlink>
+      <w:r>
+        <w:rPr>
+          <w:lang w:val="zh_TW" w:bidi="zh_TW"/>
+        </w:rPr>
+        <w:t>、</w:t>
+      </w:r>
+      <w:hyperlink r:id="rId40">
+        <w:r>
+          <w:rPr>
+            <w:lang w:val="zh_TW" w:bidi="zh_TW"/>
+          </w:rPr>
+          <w:rPr>
+            <w:color w:val="0000EE"/>
+            <w:u w:val="single"/>
+          </w:rPr>
+          <w:t>18，</w:t>
+        </w:r>
+      </w:hyperlink>
+      <w:hyperlink r:id="rId41">
+        <w:r>
+          <w:rPr>
+            <w:lang w:val="zh_TW" w:bidi="zh_TW"/>
+          </w:rPr>
+          <w:rPr>
+            <w:color w:val="0000EE"/>
+            <w:u w:val="single"/>
+          </w:rPr>
+          <w:t>4:1</w:t>
+        </w:r>
+      </w:hyperlink>
+      <w:r>
+        <w:rPr>
+          <w:lang w:val="zh_TW" w:bidi="zh_TW"/>
+        </w:rPr>
+        <w:t>、</w:t>
+      </w:r>
+      <w:hyperlink r:id="rId42">
+        <w:r>
+          <w:rPr>
+            <w:lang w:val="zh_TW" w:bidi="zh_TW"/>
+          </w:rPr>
+          <w:rPr>
+            <w:color w:val="0000EE"/>
+            <w:u w:val="single"/>
+          </w:rPr>
+          <w:t>8</w:t>
         </w:r>
       </w:hyperlink>
       <w:r>
@@ -299,31 +849,426 @@
         <w:rPr>
           <w:lang w:val="zh_TW" w:bidi="zh_TW"/>
         </w:rPr>
-        <w:t>保羅是在討論基督徒是否需要遵循某種舊約聖經的律例和猶太人的敬拜習俗。學者使用希臘詞</w:t>
-      </w:r>
-      <w:r>
-        <w:rPr>
-          <w:i/>
-          <w:lang w:val="zh_TW" w:bidi="zh_TW"/>
-        </w:rPr>
-        <w:t>adiaphora</w:t>
-      </w:r>
-      <w:r>
-        <w:rPr>
-          <w:lang w:val="zh_TW" w:bidi="zh_TW"/>
-        </w:rPr>
-        <w:t>，意指「非必要事項」，來描述聖經既不要求也不禁止的信仰或實踐。在這些議題上，基督徒應該接受不同的意見。有時，基督徒可能覺得可以自由地做某些活動，但這樣做可能會給他人帶來困擾。在這樣的情況下，保羅建議基督徒在顧及自身需要之前，應該先考慮他人的需要（參見</w:t>
-      </w:r>
-      <w:hyperlink r:id="rId16">
-        <w:r>
-          <w:rPr>
-            <w:lang w:val="zh_TW" w:bidi="zh_TW"/>
-          </w:rPr>
-          <w:rPr>
-            <w:color w:val="0000EE"/>
-            <w:u w:val="single"/>
-          </w:rPr>
-          <w:t>林前8:1–13</w:t>
+        <w:t>當耶穌再來時，神國度的應許將會實現。耶穌將審判並且摧毀撒但和撒但的天使（</w:t>
+      </w:r>
+      <w:hyperlink r:id="rId43">
+        <w:r>
+          <w:rPr>
+            <w:lang w:val="zh_TW" w:bidi="zh_TW"/>
+          </w:rPr>
+          <w:rPr>
+            <w:color w:val="0000EE"/>
+            <w:u w:val="single"/>
+          </w:rPr>
+          <w:t>羅16:20</w:t>
+        </w:r>
+      </w:hyperlink>
+      <w:r>
+        <w:rPr>
+          <w:lang w:val="zh_TW" w:bidi="zh_TW"/>
+        </w:rPr>
+        <w:t>；</w:t>
+      </w:r>
+      <w:hyperlink r:id="rId44">
+        <w:r>
+          <w:rPr>
+            <w:lang w:val="zh_TW" w:bidi="zh_TW"/>
+          </w:rPr>
+          <w:rPr>
+            <w:color w:val="0000EE"/>
+            <w:u w:val="single"/>
+          </w:rPr>
+          <w:t>帖後2:3–12</w:t>
+        </w:r>
+      </w:hyperlink>
+      <w:r>
+        <w:rPr>
+          <w:lang w:val="zh_TW" w:bidi="zh_TW"/>
+        </w:rPr>
+        <w:t>）。那些拒絕信靠耶穌的人，將遭受永遠的審判（</w:t>
+      </w:r>
+      <w:hyperlink r:id="rId45">
+        <w:r>
+          <w:rPr>
+            <w:lang w:val="zh_TW" w:bidi="zh_TW"/>
+          </w:rPr>
+          <w:rPr>
+            <w:color w:val="0000EE"/>
+            <w:u w:val="single"/>
+          </w:rPr>
+          <w:t>太13:40–42，</w:t>
+        </w:r>
+      </w:hyperlink>
+      <w:hyperlink r:id="rId46">
+        <w:r>
+          <w:rPr>
+            <w:lang w:val="zh_TW" w:bidi="zh_TW"/>
+          </w:rPr>
+          <w:rPr>
+            <w:color w:val="0000EE"/>
+            <w:u w:val="single"/>
+          </w:rPr>
+          <w:t>25:31–46</w:t>
+        </w:r>
+      </w:hyperlink>
+      <w:r>
+        <w:rPr>
+          <w:lang w:val="zh_TW" w:bidi="zh_TW"/>
+        </w:rPr>
+        <w:t>；</w:t>
+      </w:r>
+      <w:hyperlink r:id="rId47">
+        <w:r>
+          <w:rPr>
+            <w:lang w:val="zh_TW" w:bidi="zh_TW"/>
+          </w:rPr>
+          <w:rPr>
+            <w:color w:val="0000EE"/>
+            <w:u w:val="single"/>
+          </w:rPr>
+          <w:t>路6:24–26，</w:t>
+        </w:r>
+      </w:hyperlink>
+      <w:hyperlink r:id="rId48">
+        <w:r>
+          <w:rPr>
+            <w:lang w:val="zh_TW" w:bidi="zh_TW"/>
+          </w:rPr>
+          <w:rPr>
+            <w:color w:val="0000EE"/>
+            <w:u w:val="single"/>
+          </w:rPr>
+          <w:t>16:19–31</w:t>
+        </w:r>
+      </w:hyperlink>
+      <w:r>
+        <w:rPr>
+          <w:lang w:val="zh_TW" w:bidi="zh_TW"/>
+        </w:rPr>
+        <w:t>；</w:t>
+      </w:r>
+      <w:hyperlink r:id="rId49">
+        <w:r>
+          <w:rPr>
+            <w:lang w:val="zh_TW" w:bidi="zh_TW"/>
+          </w:rPr>
+          <w:rPr>
+            <w:color w:val="0000EE"/>
+            <w:u w:val="single"/>
+          </w:rPr>
+          <w:t>徒10:42</w:t>
+        </w:r>
+      </w:hyperlink>
+      <w:r>
+        <w:rPr>
+          <w:lang w:val="zh_TW" w:bidi="zh_TW"/>
+        </w:rPr>
+        <w:t>；</w:t>
+      </w:r>
+      <w:hyperlink r:id="rId50">
+        <w:r>
+          <w:rPr>
+            <w:lang w:val="zh_TW" w:bidi="zh_TW"/>
+          </w:rPr>
+          <w:rPr>
+            <w:color w:val="0000EE"/>
+            <w:u w:val="single"/>
+          </w:rPr>
+          <w:t>弗5:6</w:t>
+        </w:r>
+      </w:hyperlink>
+      <w:r>
+        <w:rPr>
+          <w:lang w:val="zh_TW" w:bidi="zh_TW"/>
+        </w:rPr>
+        <w:t>；</w:t>
+      </w:r>
+      <w:hyperlink r:id="rId51">
+        <w:r>
+          <w:rPr>
+            <w:lang w:val="zh_TW" w:bidi="zh_TW"/>
+          </w:rPr>
+          <w:rPr>
+            <w:color w:val="0000EE"/>
+            <w:u w:val="single"/>
+          </w:rPr>
+          <w:t>西3:6</w:t>
+        </w:r>
+      </w:hyperlink>
+      <w:r>
+        <w:rPr>
+          <w:lang w:val="zh_TW" w:bidi="zh_TW"/>
+        </w:rPr>
+        <w:t>；</w:t>
+      </w:r>
+      <w:hyperlink r:id="rId52">
+        <w:r>
+          <w:rPr>
+            <w:lang w:val="zh_TW" w:bidi="zh_TW"/>
+          </w:rPr>
+          <w:rPr>
+            <w:color w:val="0000EE"/>
+            <w:u w:val="single"/>
+          </w:rPr>
+          <w:t>來10:25</w:t>
+        </w:r>
+      </w:hyperlink>
+      <w:r>
+        <w:rPr>
+          <w:lang w:val="zh_TW" w:bidi="zh_TW"/>
+        </w:rPr>
+        <w:t>；</w:t>
+      </w:r>
+      <w:hyperlink r:id="rId53">
+        <w:r>
+          <w:rPr>
+            <w:lang w:val="zh_TW" w:bidi="zh_TW"/>
+          </w:rPr>
+          <w:rPr>
+            <w:color w:val="0000EE"/>
+            <w:u w:val="single"/>
+          </w:rPr>
+          <w:t>彼後3:7</w:t>
+        </w:r>
+      </w:hyperlink>
+      <w:r>
+        <w:rPr>
+          <w:lang w:val="zh_TW" w:bidi="zh_TW"/>
+        </w:rPr>
+        <w:t>；</w:t>
+      </w:r>
+      <w:hyperlink r:id="rId54">
+        <w:r>
+          <w:rPr>
+            <w:lang w:val="zh_TW" w:bidi="zh_TW"/>
+          </w:rPr>
+          <w:rPr>
+            <w:color w:val="0000EE"/>
+            <w:u w:val="single"/>
+          </w:rPr>
+          <w:t>猶1:6</w:t>
+        </w:r>
+      </w:hyperlink>
+      <w:r>
+        <w:rPr>
+          <w:lang w:val="zh_TW" w:bidi="zh_TW"/>
+        </w:rPr>
+        <w:t>；</w:t>
+      </w:r>
+      <w:hyperlink r:id="rId55">
+        <w:r>
+          <w:rPr>
+            <w:lang w:val="zh_TW" w:bidi="zh_TW"/>
+          </w:rPr>
+          <w:rPr>
+            <w:color w:val="0000EE"/>
+            <w:u w:val="single"/>
+          </w:rPr>
+          <w:t>啟1:7</w:t>
+        </w:r>
+      </w:hyperlink>
+      <w:r>
+        <w:rPr>
+          <w:lang w:val="zh_TW" w:bidi="zh_TW"/>
+        </w:rPr>
+        <w:t>；</w:t>
+      </w:r>
+      <w:hyperlink r:id="rId56">
+        <w:r>
+          <w:rPr>
+            <w:lang w:val="zh_TW" w:bidi="zh_TW"/>
+          </w:rPr>
+          <w:rPr>
+            <w:color w:val="0000EE"/>
+            <w:u w:val="single"/>
+          </w:rPr>
+          <w:t>6:14</w:t>
+        </w:r>
+      </w:hyperlink>
+      <w:r>
+        <w:rPr>
+          <w:lang w:val="zh_TW" w:bidi="zh_TW"/>
+        </w:rPr>
+        <w:t>、</w:t>
+      </w:r>
+      <w:hyperlink r:id="rId57">
+        <w:r>
+          <w:rPr>
+            <w:lang w:val="zh_TW" w:bidi="zh_TW"/>
+          </w:rPr>
+          <w:rPr>
+            <w:color w:val="0000EE"/>
+            <w:u w:val="single"/>
+          </w:rPr>
+          <w:t>17</w:t>
+        </w:r>
+      </w:hyperlink>
+      <w:r>
+        <w:rPr>
+          <w:lang w:val="zh_TW" w:bidi="zh_TW"/>
+        </w:rPr>
+        <w:t>）。同時，忠信之人將復活，得享永生（</w:t>
+      </w:r>
+      <w:hyperlink r:id="rId58">
+        <w:r>
+          <w:rPr>
+            <w:lang w:val="zh_TW" w:bidi="zh_TW"/>
+          </w:rPr>
+          <w:rPr>
+            <w:color w:val="0000EE"/>
+            <w:u w:val="single"/>
+          </w:rPr>
+          <w:t>帖前4:13–18</w:t>
+        </w:r>
+      </w:hyperlink>
+      <w:r>
+        <w:rPr>
+          <w:lang w:val="zh_TW" w:bidi="zh_TW"/>
+        </w:rPr>
+        <w:t>）。神要將祂揀選的子民聚集起來，拯救他們（</w:t>
+      </w:r>
+      <w:hyperlink r:id="rId59">
+        <w:r>
+          <w:rPr>
+            <w:lang w:val="zh_TW" w:bidi="zh_TW"/>
+          </w:rPr>
+          <w:rPr>
+            <w:color w:val="0000EE"/>
+            <w:u w:val="single"/>
+          </w:rPr>
+          <w:t>可13:27</w:t>
+        </w:r>
+      </w:hyperlink>
+      <w:r>
+        <w:rPr>
+          <w:lang w:val="zh_TW" w:bidi="zh_TW"/>
+        </w:rPr>
+        <w:t>；</w:t>
+      </w:r>
+      <w:hyperlink r:id="rId60">
+        <w:r>
+          <w:rPr>
+            <w:lang w:val="zh_TW" w:bidi="zh_TW"/>
+          </w:rPr>
+          <w:rPr>
+            <w:color w:val="0000EE"/>
+            <w:u w:val="single"/>
+          </w:rPr>
+          <w:t>來1:14，</w:t>
+        </w:r>
+      </w:hyperlink>
+      <w:hyperlink r:id="rId61">
+        <w:r>
+          <w:rPr>
+            <w:lang w:val="zh_TW" w:bidi="zh_TW"/>
+          </w:rPr>
+          <w:rPr>
+            <w:color w:val="0000EE"/>
+            <w:u w:val="single"/>
+          </w:rPr>
+          <w:t>9:27–28</w:t>
+        </w:r>
+      </w:hyperlink>
+      <w:r>
+        <w:rPr>
+          <w:lang w:val="zh_TW" w:bidi="zh_TW"/>
+        </w:rPr>
+        <w:t>），賜他們恩典（</w:t>
+      </w:r>
+      <w:hyperlink r:id="rId62">
+        <w:r>
+          <w:rPr>
+            <w:lang w:val="zh_TW" w:bidi="zh_TW"/>
+          </w:rPr>
+          <w:rPr>
+            <w:color w:val="0000EE"/>
+            <w:u w:val="single"/>
+          </w:rPr>
+          <w:t>彼前1:13</w:t>
+        </w:r>
+      </w:hyperlink>
+      <w:r>
+        <w:rPr>
+          <w:lang w:val="zh_TW" w:bidi="zh_TW"/>
+        </w:rPr>
+        <w:t>）和榮耀（</w:t>
+      </w:r>
+      <w:hyperlink r:id="rId63">
+        <w:r>
+          <w:rPr>
+            <w:lang w:val="zh_TW" w:bidi="zh_TW"/>
+          </w:rPr>
+          <w:rPr>
+            <w:color w:val="0000EE"/>
+            <w:u w:val="single"/>
+          </w:rPr>
+          <w:t>帖前2:12</w:t>
+        </w:r>
+      </w:hyperlink>
+      <w:r>
+        <w:rPr>
+          <w:lang w:val="zh_TW" w:bidi="zh_TW"/>
+        </w:rPr>
+        <w:t>；</w:t>
+      </w:r>
+      <w:hyperlink r:id="rId64">
+        <w:r>
+          <w:rPr>
+            <w:lang w:val="zh_TW" w:bidi="zh_TW"/>
+          </w:rPr>
+          <w:rPr>
+            <w:color w:val="0000EE"/>
+            <w:u w:val="single"/>
+          </w:rPr>
+          <w:t>帖後2:14</w:t>
+        </w:r>
+      </w:hyperlink>
+      <w:r>
+        <w:rPr>
+          <w:lang w:val="zh_TW" w:bidi="zh_TW"/>
+        </w:rPr>
+        <w:t>；</w:t>
+      </w:r>
+      <w:hyperlink r:id="rId65">
+        <w:r>
+          <w:rPr>
+            <w:lang w:val="zh_TW" w:bidi="zh_TW"/>
+          </w:rPr>
+          <w:rPr>
+            <w:color w:val="0000EE"/>
+            <w:u w:val="single"/>
+          </w:rPr>
+          <w:t>彼前1:7</w:t>
+        </w:r>
+      </w:hyperlink>
+      <w:r>
+        <w:rPr>
+          <w:lang w:val="zh_TW" w:bidi="zh_TW"/>
+        </w:rPr>
+        <w:t>；</w:t>
+      </w:r>
+      <w:hyperlink r:id="rId66">
+        <w:r>
+          <w:rPr>
+            <w:lang w:val="zh_TW" w:bidi="zh_TW"/>
+          </w:rPr>
+          <w:rPr>
+            <w:color w:val="0000EE"/>
+            <w:u w:val="single"/>
+          </w:rPr>
+          <w:t>5:1、</w:t>
+        </w:r>
+      </w:hyperlink>
+      <w:hyperlink r:id="rId67">
+        <w:r>
+          <w:rPr>
+            <w:lang w:val="zh_TW" w:bidi="zh_TW"/>
+          </w:rPr>
+          <w:rPr>
+            <w:color w:val="0000EE"/>
+            <w:u w:val="single"/>
+          </w:rPr>
+          <w:t>4</w:t>
         </w:r>
       </w:hyperlink>
       <w:r>
@@ -344,36 +1289,198 @@
         <w:rPr>
           <w:lang w:val="zh_TW" w:bidi="zh_TW"/>
         </w:rPr>
-        <w:t>保羅在面對福音受到威脅時，採取不同的寬容態度。例如，在加拉太書中，保羅透過強烈批評假教師來駁斥有關福音的錯誤教導（</w:t>
-      </w:r>
-      <w:hyperlink r:id="rId17">
-        <w:r>
-          <w:rPr>
-            <w:lang w:val="zh_TW" w:bidi="zh_TW"/>
-          </w:rPr>
-          <w:rPr>
-            <w:color w:val="0000EE"/>
-            <w:u w:val="single"/>
-          </w:rPr>
-          <w:t>加1:6–9</w:t>
-        </w:r>
-      </w:hyperlink>
-      <w:r>
-        <w:rPr>
-          <w:lang w:val="zh_TW" w:bidi="zh_TW"/>
-        </w:rPr>
-        <w:t>）。他警告讀者，接受錯誤教導將使他們與基督隔絕（</w:t>
-      </w:r>
-      <w:hyperlink r:id="rId18">
-        <w:r>
-          <w:rPr>
-            <w:lang w:val="zh_TW" w:bidi="zh_TW"/>
-          </w:rPr>
-          <w:rPr>
-            <w:color w:val="0000EE"/>
-            <w:u w:val="single"/>
-          </w:rPr>
-          <w:t>加5:4</w:t>
+        <w:t>祂將賜給祂子民永恆的基業和不會朽壞的新身體（</w:t>
+      </w:r>
+      <w:hyperlink r:id="rId68">
+        <w:r>
+          <w:rPr>
+            <w:lang w:val="zh_TW" w:bidi="zh_TW"/>
+          </w:rPr>
+          <w:rPr>
+            <w:color w:val="0000EE"/>
+            <w:u w:val="single"/>
+          </w:rPr>
+          <w:t>彼前1:4</w:t>
+        </w:r>
+      </w:hyperlink>
+      <w:r>
+        <w:rPr>
+          <w:lang w:val="zh_TW" w:bidi="zh_TW"/>
+        </w:rPr>
+        <w:t>；</w:t>
+      </w:r>
+      <w:hyperlink r:id="rId69">
+        <w:r>
+          <w:rPr>
+            <w:lang w:val="zh_TW" w:bidi="zh_TW"/>
+          </w:rPr>
+          <w:rPr>
+            <w:color w:val="0000EE"/>
+            <w:u w:val="single"/>
+          </w:rPr>
+          <w:t>林前15:35–57</w:t>
+        </w:r>
+      </w:hyperlink>
+      <w:r>
+        <w:rPr>
+          <w:lang w:val="zh_TW" w:bidi="zh_TW"/>
+        </w:rPr>
+        <w:t>；</w:t>
+      </w:r>
+      <w:hyperlink r:id="rId70">
+        <w:r>
+          <w:rPr>
+            <w:lang w:val="zh_TW" w:bidi="zh_TW"/>
+          </w:rPr>
+          <w:rPr>
+            <w:color w:val="0000EE"/>
+            <w:u w:val="single"/>
+          </w:rPr>
+          <w:t>腓3:21</w:t>
+        </w:r>
+      </w:hyperlink>
+      <w:r>
+        <w:rPr>
+          <w:lang w:val="zh_TW" w:bidi="zh_TW"/>
+        </w:rPr>
+        <w:t>；</w:t>
+      </w:r>
+      <w:hyperlink r:id="rId58">
+        <w:r>
+          <w:rPr>
+            <w:lang w:val="zh_TW" w:bidi="zh_TW"/>
+          </w:rPr>
+          <w:rPr>
+            <w:color w:val="0000EE"/>
+            <w:u w:val="single"/>
+          </w:rPr>
+          <w:t>帖前4:13–18</w:t>
+        </w:r>
+      </w:hyperlink>
+      <w:r>
+        <w:rPr>
+          <w:lang w:val="zh_TW" w:bidi="zh_TW"/>
+        </w:rPr>
+        <w:t>）。神將使受造之物免於一切的詛咒並更新萬物（</w:t>
+      </w:r>
+      <w:hyperlink r:id="rId71">
+        <w:r>
+          <w:rPr>
+            <w:lang w:val="zh_TW" w:bidi="zh_TW"/>
+          </w:rPr>
+          <w:rPr>
+            <w:color w:val="0000EE"/>
+            <w:u w:val="single"/>
+          </w:rPr>
+          <w:t>創3:17–18</w:t>
+        </w:r>
+      </w:hyperlink>
+      <w:r>
+        <w:rPr>
+          <w:lang w:val="zh_TW" w:bidi="zh_TW"/>
+        </w:rPr>
+        <w:t>；</w:t>
+      </w:r>
+      <w:hyperlink r:id="rId72">
+        <w:r>
+          <w:rPr>
+            <w:lang w:val="zh_TW" w:bidi="zh_TW"/>
+          </w:rPr>
+          <w:rPr>
+            <w:color w:val="0000EE"/>
+            <w:u w:val="single"/>
+          </w:rPr>
+          <w:t>羅8:20–23</w:t>
+        </w:r>
+      </w:hyperlink>
+      <w:r>
+        <w:rPr>
+          <w:lang w:val="zh_TW" w:bidi="zh_TW"/>
+        </w:rPr>
+        <w:t>；</w:t>
+      </w:r>
+      <w:hyperlink r:id="rId73">
+        <w:r>
+          <w:rPr>
+            <w:lang w:val="zh_TW" w:bidi="zh_TW"/>
+          </w:rPr>
+          <w:rPr>
+            <w:color w:val="0000EE"/>
+            <w:u w:val="single"/>
+          </w:rPr>
+          <w:t>彼後3:12–13</w:t>
+        </w:r>
+      </w:hyperlink>
+      <w:r>
+        <w:rPr>
+          <w:lang w:val="zh_TW" w:bidi="zh_TW"/>
+        </w:rPr>
+        <w:t>；</w:t>
+      </w:r>
+      <w:hyperlink r:id="rId74">
+        <w:r>
+          <w:rPr>
+            <w:lang w:val="zh_TW" w:bidi="zh_TW"/>
+          </w:rPr>
+          <w:rPr>
+            <w:color w:val="0000EE"/>
+            <w:u w:val="single"/>
+          </w:rPr>
+          <w:t>啟21:1–22:5</w:t>
+        </w:r>
+      </w:hyperlink>
+      <w:r>
+        <w:rPr>
+          <w:lang w:val="zh_TW" w:bidi="zh_TW"/>
+        </w:rPr>
+        <w:t>）。悲痛、眼淚、哀傷和死亡將不再存在（</w:t>
+      </w:r>
+      <w:hyperlink r:id="rId75">
+        <w:r>
+          <w:rPr>
+            <w:lang w:val="zh_TW" w:bidi="zh_TW"/>
+          </w:rPr>
+          <w:rPr>
+            <w:color w:val="0000EE"/>
+            <w:u w:val="single"/>
+          </w:rPr>
+          <w:t>啟21:4</w:t>
+        </w:r>
+      </w:hyperlink>
+      <w:r>
+        <w:rPr>
+          <w:lang w:val="zh_TW" w:bidi="zh_TW"/>
+        </w:rPr>
+        <w:t>）。那些在此生忠於基督的人「將得見神」（</w:t>
+      </w:r>
+      <w:hyperlink r:id="rId76">
+        <w:r>
+          <w:rPr>
+            <w:lang w:val="zh_TW" w:bidi="zh_TW"/>
+          </w:rPr>
+          <w:rPr>
+            <w:color w:val="0000EE"/>
+            <w:u w:val="single"/>
+          </w:rPr>
+          <w:t>太5:8</w:t>
+        </w:r>
+      </w:hyperlink>
+      <w:r>
+        <w:rPr>
+          <w:lang w:val="zh_TW" w:bidi="zh_TW"/>
+        </w:rPr>
+        <w:t>；</w:t>
+      </w:r>
+      <w:hyperlink r:id="rId77">
+        <w:r>
+          <w:rPr>
+            <w:lang w:val="zh_TW" w:bidi="zh_TW"/>
+          </w:rPr>
+          <w:rPr>
+            <w:color w:val="0000EE"/>
+            <w:u w:val="single"/>
+          </w:rPr>
+          <w:t>啟22:3</w:t>
         </w:r>
       </w:hyperlink>
       <w:r>
@@ -394,7 +1501,133 @@
         <w:rPr>
           <w:lang w:val="zh_TW" w:bidi="zh_TW"/>
         </w:rPr>
-        <w:t>今天，我們必須謹慎對待我們所寬容和反對的事物。基督徒應該仔細考慮他們與其他基督徒之間遇到的議題。如果我們堅守耶穌福音的基本真理，就不應該因次要問題而爭論或分裂。</w:t>
+        <w:t>因為這些應許，基督徒必須禱告並等待祂的再來（</w:t>
+      </w:r>
+      <w:hyperlink r:id="rId78">
+        <w:r>
+          <w:rPr>
+            <w:lang w:val="zh_TW" w:bidi="zh_TW"/>
+          </w:rPr>
+          <w:rPr>
+            <w:color w:val="0000EE"/>
+            <w:u w:val="single"/>
+          </w:rPr>
+          <w:t>太6:10</w:t>
+        </w:r>
+      </w:hyperlink>
+      <w:r>
+        <w:rPr>
+          <w:lang w:val="zh_TW" w:bidi="zh_TW"/>
+        </w:rPr>
+        <w:t>；</w:t>
+      </w:r>
+      <w:hyperlink r:id="rId79">
+        <w:r>
+          <w:rPr>
+            <w:lang w:val="zh_TW" w:bidi="zh_TW"/>
+          </w:rPr>
+          <w:rPr>
+            <w:color w:val="0000EE"/>
+            <w:u w:val="single"/>
+          </w:rPr>
+          <w:t>啟22:20</w:t>
+        </w:r>
+      </w:hyperlink>
+      <w:r>
+        <w:rPr>
+          <w:lang w:val="zh_TW" w:bidi="zh_TW"/>
+        </w:rPr>
+        <w:t>）。我們不應試圖猜測祂再來的日期（</w:t>
+      </w:r>
+      <w:hyperlink r:id="rId80">
+        <w:r>
+          <w:rPr>
+            <w:lang w:val="zh_TW" w:bidi="zh_TW"/>
+          </w:rPr>
+          <w:rPr>
+            <w:color w:val="0000EE"/>
+            <w:u w:val="single"/>
+          </w:rPr>
+          <w:t>可13:32</w:t>
+        </w:r>
+      </w:hyperlink>
+      <w:r>
+        <w:rPr>
+          <w:lang w:val="zh_TW" w:bidi="zh_TW"/>
+        </w:rPr>
+        <w:t>；</w:t>
+      </w:r>
+      <w:hyperlink r:id="rId81">
+        <w:r>
+          <w:rPr>
+            <w:lang w:val="zh_TW" w:bidi="zh_TW"/>
+          </w:rPr>
+          <w:rPr>
+            <w:color w:val="0000EE"/>
+            <w:u w:val="single"/>
+          </w:rPr>
+          <w:t>徒1:7</w:t>
+        </w:r>
+      </w:hyperlink>
+      <w:r>
+        <w:rPr>
+          <w:lang w:val="zh_TW" w:bidi="zh_TW"/>
+        </w:rPr>
+        <w:t>）。相反，我們應當坦然無懼生活，並隨時作好準備（</w:t>
+      </w:r>
+      <w:hyperlink r:id="rId82">
+        <w:r>
+          <w:rPr>
+            <w:lang w:val="zh_TW" w:bidi="zh_TW"/>
+          </w:rPr>
+          <w:rPr>
+            <w:color w:val="0000EE"/>
+            <w:u w:val="single"/>
+          </w:rPr>
+          <w:t>約一2:28</w:t>
+        </w:r>
+      </w:hyperlink>
+      <w:r>
+        <w:rPr>
+          <w:lang w:val="zh_TW" w:bidi="zh_TW"/>
+        </w:rPr>
+        <w:t>；</w:t>
+      </w:r>
+      <w:hyperlink r:id="rId83">
+        <w:r>
+          <w:rPr>
+            <w:lang w:val="zh_TW" w:bidi="zh_TW"/>
+          </w:rPr>
+          <w:rPr>
+            <w:color w:val="0000EE"/>
+            <w:u w:val="single"/>
+          </w:rPr>
+          <w:t>太24:36–25:30</w:t>
+        </w:r>
+      </w:hyperlink>
+      <w:r>
+        <w:rPr>
+          <w:lang w:val="zh_TW" w:bidi="zh_TW"/>
+        </w:rPr>
+        <w:t>；</w:t>
+      </w:r>
+      <w:hyperlink r:id="rId37">
+        <w:r>
+          <w:rPr>
+            <w:lang w:val="zh_TW" w:bidi="zh_TW"/>
+          </w:rPr>
+          <w:rPr>
+            <w:color w:val="0000EE"/>
+            <w:u w:val="single"/>
+          </w:rPr>
+          <w:t>帖前5:1–11</w:t>
+        </w:r>
+      </w:hyperlink>
+      <w:r>
+        <w:rPr>
+          <w:lang w:val="zh_TW" w:bidi="zh_TW"/>
+        </w:rPr>
+        <w:t>）。</w:t>
       </w:r>
     </w:p>
     <w:p>
@@ -406,9 +1639,10 @@
       </w:r>
       <w:r>
         <w:rPr>
-          <w:lang w:val="zh_TW" w:bidi="zh_TW"/>
-        </w:rPr>
-        <w:t>然而，有些議題會影響福音的核心信息。在這些情況下，基督徒應該堅定並忠於福音和耶穌基督。有時，很難判斷一個議題是否屬於核心問題。它可能值得討論，但對基督徒的合一卻非必要。保羅在他那個時代對各種議題的處理方法，可以引導我們處理今天的衝突和爭論。</w:t>
+          <w:u w:val="single"/>
+          <w:lang w:val="zh_TW" w:bidi="zh_TW"/>
+        </w:rPr>
+        <w:t>進深研究的經文段落</w:t>
       </w:r>
     </w:p>
     <w:p>
@@ -418,12 +1652,645 @@
           <w:lang w:val="zh_TW" w:bidi="zh_TW"/>
         </w:rPr>
       </w:r>
-      <w:r>
-        <w:rPr>
-          <w:u w:val="single"/>
-          <w:lang w:val="zh_TW" w:bidi="zh_TW"/>
-        </w:rPr>
-        <w:t>進深研究的經文段落</w:t>
+      <w:hyperlink r:id="rId76">
+        <w:r>
+          <w:rPr>
+            <w:lang w:val="zh_TW" w:bidi="zh_TW"/>
+          </w:rPr>
+          <w:rPr>
+            <w:color w:val="0000EE"/>
+            <w:u w:val="single"/>
+          </w:rPr>
+          <w:t>太5:8</w:t>
+        </w:r>
+      </w:hyperlink>
+      <w:r>
+        <w:rPr>
+          <w:lang w:val="zh_TW" w:bidi="zh_TW"/>
+        </w:rPr>
+        <w:t>，</w:t>
+      </w:r>
+      <w:hyperlink r:id="rId78">
+        <w:r>
+          <w:rPr>
+            <w:lang w:val="zh_TW" w:bidi="zh_TW"/>
+          </w:rPr>
+          <w:rPr>
+            <w:color w:val="0000EE"/>
+            <w:u w:val="single"/>
+          </w:rPr>
+          <w:t>6:10</w:t>
+        </w:r>
+      </w:hyperlink>
+      <w:r>
+        <w:rPr>
+          <w:lang w:val="zh_TW" w:bidi="zh_TW"/>
+        </w:rPr>
+        <w:t>，</w:t>
+      </w:r>
+      <w:hyperlink r:id="rId84">
+        <w:r>
+          <w:rPr>
+            <w:lang w:val="zh_TW" w:bidi="zh_TW"/>
+          </w:rPr>
+          <w:rPr>
+            <w:color w:val="0000EE"/>
+            <w:u w:val="single"/>
+          </w:rPr>
+          <w:t>13:41–42</w:t>
+        </w:r>
+      </w:hyperlink>
+      <w:r>
+        <w:rPr>
+          <w:lang w:val="zh_TW" w:bidi="zh_TW"/>
+        </w:rPr>
+        <w:t>，</w:t>
+      </w:r>
+      <w:hyperlink r:id="rId21">
+        <w:r>
+          <w:rPr>
+            <w:lang w:val="zh_TW" w:bidi="zh_TW"/>
+          </w:rPr>
+          <w:rPr>
+            <w:color w:val="0000EE"/>
+            <w:u w:val="single"/>
+          </w:rPr>
+          <w:t>23:39</w:t>
+        </w:r>
+      </w:hyperlink>
+      <w:r>
+        <w:rPr>
+          <w:lang w:val="zh_TW" w:bidi="zh_TW"/>
+        </w:rPr>
+        <w:t>，</w:t>
+      </w:r>
+      <w:hyperlink r:id="rId85">
+        <w:r>
+          <w:rPr>
+            <w:lang w:val="zh_TW" w:bidi="zh_TW"/>
+          </w:rPr>
+          <w:rPr>
+            <w:color w:val="0000EE"/>
+            <w:u w:val="single"/>
+          </w:rPr>
+          <w:t>24:3–25:46；</w:t>
+        </w:r>
+      </w:hyperlink>
+      <w:hyperlink r:id="rId25">
+        <w:r>
+          <w:rPr>
+            <w:lang w:val="zh_TW" w:bidi="zh_TW"/>
+          </w:rPr>
+          <w:rPr>
+            <w:color w:val="0000EE"/>
+            <w:u w:val="single"/>
+          </w:rPr>
+          <w:t>可8:38</w:t>
+        </w:r>
+      </w:hyperlink>
+      <w:r>
+        <w:rPr>
+          <w:lang w:val="zh_TW" w:bidi="zh_TW"/>
+        </w:rPr>
+        <w:t>，</w:t>
+      </w:r>
+      <w:hyperlink r:id="rId86">
+        <w:r>
+          <w:rPr>
+            <w:lang w:val="zh_TW" w:bidi="zh_TW"/>
+          </w:rPr>
+          <w:rPr>
+            <w:color w:val="0000EE"/>
+            <w:u w:val="single"/>
+          </w:rPr>
+          <w:t>13:1–37</w:t>
+        </w:r>
+      </w:hyperlink>
+      <w:r>
+        <w:rPr>
+          <w:lang w:val="zh_TW" w:bidi="zh_TW"/>
+        </w:rPr>
+        <w:t>，</w:t>
+      </w:r>
+      <w:hyperlink r:id="rId87">
+        <w:r>
+          <w:rPr>
+            <w:lang w:val="zh_TW" w:bidi="zh_TW"/>
+          </w:rPr>
+          <w:rPr>
+            <w:color w:val="0000EE"/>
+            <w:u w:val="single"/>
+          </w:rPr>
+          <w:t>14:25；</w:t>
+        </w:r>
+      </w:hyperlink>
+      <w:hyperlink r:id="rId47">
+        <w:r>
+          <w:rPr>
+            <w:lang w:val="zh_TW" w:bidi="zh_TW"/>
+          </w:rPr>
+          <w:rPr>
+            <w:color w:val="0000EE"/>
+            <w:u w:val="single"/>
+          </w:rPr>
+          <w:t>路6:24–26</w:t>
+        </w:r>
+      </w:hyperlink>
+      <w:r>
+        <w:rPr>
+          <w:lang w:val="zh_TW" w:bidi="zh_TW"/>
+        </w:rPr>
+        <w:t>，</w:t>
+      </w:r>
+      <w:hyperlink r:id="rId48">
+        <w:r>
+          <w:rPr>
+            <w:lang w:val="zh_TW" w:bidi="zh_TW"/>
+          </w:rPr>
+          <w:rPr>
+            <w:color w:val="0000EE"/>
+            <w:u w:val="single"/>
+          </w:rPr>
+          <w:t>16:19–31</w:t>
+        </w:r>
+      </w:hyperlink>
+      <w:r>
+        <w:rPr>
+          <w:lang w:val="zh_TW" w:bidi="zh_TW"/>
+        </w:rPr>
+        <w:t>，</w:t>
+      </w:r>
+      <w:hyperlink r:id="rId18">
+        <w:r>
+          <w:rPr>
+            <w:lang w:val="zh_TW" w:bidi="zh_TW"/>
+          </w:rPr>
+          <w:rPr>
+            <w:color w:val="0000EE"/>
+            <w:u w:val="single"/>
+          </w:rPr>
+          <w:t>19:41–44</w:t>
+        </w:r>
+      </w:hyperlink>
+      <w:r>
+        <w:rPr>
+          <w:lang w:val="zh_TW" w:bidi="zh_TW"/>
+        </w:rPr>
+        <w:t>，</w:t>
+      </w:r>
+      <w:hyperlink r:id="rId88">
+        <w:r>
+          <w:rPr>
+            <w:lang w:val="zh_TW" w:bidi="zh_TW"/>
+          </w:rPr>
+          <w:rPr>
+            <w:color w:val="0000EE"/>
+            <w:u w:val="single"/>
+          </w:rPr>
+          <w:t>21:5–36；</w:t>
+        </w:r>
+      </w:hyperlink>
+      <w:hyperlink r:id="rId29">
+        <w:r>
+          <w:rPr>
+            <w:lang w:val="zh_TW" w:bidi="zh_TW"/>
+          </w:rPr>
+          <w:rPr>
+            <w:color w:val="0000EE"/>
+            <w:u w:val="single"/>
+          </w:rPr>
+          <w:t>約14:1–3；</w:t>
+        </w:r>
+      </w:hyperlink>
+      <w:hyperlink r:id="rId89">
+        <w:r>
+          <w:rPr>
+            <w:lang w:val="zh_TW" w:bidi="zh_TW"/>
+          </w:rPr>
+          <w:rPr>
+            <w:color w:val="0000EE"/>
+            <w:u w:val="single"/>
+          </w:rPr>
+          <w:t>徒1:6–7</w:t>
+        </w:r>
+      </w:hyperlink>
+      <w:r>
+        <w:rPr>
+          <w:lang w:val="zh_TW" w:bidi="zh_TW"/>
+        </w:rPr>
+        <w:t>，</w:t>
+      </w:r>
+      <w:hyperlink r:id="rId49">
+        <w:r>
+          <w:rPr>
+            <w:lang w:val="zh_TW" w:bidi="zh_TW"/>
+          </w:rPr>
+          <w:rPr>
+            <w:color w:val="0000EE"/>
+            <w:u w:val="single"/>
+          </w:rPr>
+          <w:t>10:42；</w:t>
+        </w:r>
+      </w:hyperlink>
+      <w:hyperlink r:id="rId90">
+        <w:r>
+          <w:rPr>
+            <w:lang w:val="zh_TW" w:bidi="zh_TW"/>
+          </w:rPr>
+          <w:rPr>
+            <w:color w:val="0000EE"/>
+            <w:u w:val="single"/>
+          </w:rPr>
+          <w:t>羅8:20–23</w:t>
+        </w:r>
+      </w:hyperlink>
+      <w:r>
+        <w:rPr>
+          <w:lang w:val="zh_TW" w:bidi="zh_TW"/>
+        </w:rPr>
+        <w:t>，</w:t>
+      </w:r>
+      <w:hyperlink r:id="rId43">
+        <w:r>
+          <w:rPr>
+            <w:lang w:val="zh_TW" w:bidi="zh_TW"/>
+          </w:rPr>
+          <w:rPr>
+            <w:color w:val="0000EE"/>
+            <w:u w:val="single"/>
+          </w:rPr>
+          <w:t>16:20；</w:t>
+        </w:r>
+      </w:hyperlink>
+      <w:hyperlink r:id="rId30">
+        <w:r>
+          <w:rPr>
+            <w:lang w:val="zh_TW" w:bidi="zh_TW"/>
+          </w:rPr>
+          <w:rPr>
+            <w:color w:val="0000EE"/>
+            <w:u w:val="single"/>
+          </w:rPr>
+          <w:t>林前1:7–8</w:t>
+        </w:r>
+      </w:hyperlink>
+      <w:r>
+        <w:rPr>
+          <w:lang w:val="zh_TW" w:bidi="zh_TW"/>
+        </w:rPr>
+        <w:t>，</w:t>
+      </w:r>
+      <w:hyperlink r:id="rId91">
+        <w:r>
+          <w:rPr>
+            <w:lang w:val="zh_TW" w:bidi="zh_TW"/>
+          </w:rPr>
+          <w:rPr>
+            <w:color w:val="0000EE"/>
+            <w:u w:val="single"/>
+          </w:rPr>
+          <w:t>15:35–58；</w:t>
+        </w:r>
+      </w:hyperlink>
+      <w:hyperlink r:id="rId33">
+        <w:r>
+          <w:rPr>
+            <w:lang w:val="zh_TW" w:bidi="zh_TW"/>
+          </w:rPr>
+          <w:rPr>
+            <w:color w:val="0000EE"/>
+            <w:u w:val="single"/>
+          </w:rPr>
+          <w:t>林後1:14；</w:t>
+        </w:r>
+      </w:hyperlink>
+      <w:hyperlink r:id="rId34">
+        <w:r>
+          <w:rPr>
+            <w:lang w:val="zh_TW" w:bidi="zh_TW"/>
+          </w:rPr>
+          <w:rPr>
+            <w:color w:val="0000EE"/>
+            <w:u w:val="single"/>
+          </w:rPr>
+          <w:t>腓1:6</w:t>
+        </w:r>
+      </w:hyperlink>
+      <w:r>
+        <w:rPr>
+          <w:lang w:val="zh_TW" w:bidi="zh_TW"/>
+        </w:rPr>
+        <w:t>、</w:t>
+      </w:r>
+      <w:hyperlink r:id="rId35">
+        <w:r>
+          <w:rPr>
+            <w:lang w:val="zh_TW" w:bidi="zh_TW"/>
+          </w:rPr>
+          <w:rPr>
+            <w:color w:val="0000EE"/>
+            <w:u w:val="single"/>
+          </w:rPr>
+          <w:t>10</w:t>
+        </w:r>
+      </w:hyperlink>
+      <w:r>
+        <w:rPr>
+          <w:lang w:val="zh_TW" w:bidi="zh_TW"/>
+        </w:rPr>
+        <w:t>，</w:t>
+      </w:r>
+      <w:hyperlink r:id="rId36">
+        <w:r>
+          <w:rPr>
+            <w:lang w:val="zh_TW" w:bidi="zh_TW"/>
+          </w:rPr>
+          <w:rPr>
+            <w:color w:val="0000EE"/>
+            <w:u w:val="single"/>
+          </w:rPr>
+          <w:t>2:16</w:t>
+        </w:r>
+      </w:hyperlink>
+      <w:r>
+        <w:rPr>
+          <w:lang w:val="zh_TW" w:bidi="zh_TW"/>
+        </w:rPr>
+        <w:t>，</w:t>
+      </w:r>
+      <w:hyperlink r:id="rId70">
+        <w:r>
+          <w:rPr>
+            <w:lang w:val="zh_TW" w:bidi="zh_TW"/>
+          </w:rPr>
+          <w:rPr>
+            <w:color w:val="0000EE"/>
+            <w:u w:val="single"/>
+          </w:rPr>
+          <w:t>3:21；</w:t>
+        </w:r>
+      </w:hyperlink>
+      <w:hyperlink r:id="rId58">
+        <w:r>
+          <w:rPr>
+            <w:lang w:val="zh_TW" w:bidi="zh_TW"/>
+          </w:rPr>
+          <w:rPr>
+            <w:color w:val="0000EE"/>
+            <w:u w:val="single"/>
+          </w:rPr>
+          <w:t>帖前4:13–18；</w:t>
+        </w:r>
+      </w:hyperlink>
+      <w:hyperlink r:id="rId92">
+        <w:r>
+          <w:rPr>
+            <w:lang w:val="zh_TW" w:bidi="zh_TW"/>
+          </w:rPr>
+          <w:rPr>
+            <w:color w:val="0000EE"/>
+            <w:u w:val="single"/>
+          </w:rPr>
+          <w:t>帖後2:2–14；</w:t>
+        </w:r>
+      </w:hyperlink>
+      <w:hyperlink r:id="rId93">
+        <w:r>
+          <w:rPr>
+            <w:lang w:val="zh_TW" w:bidi="zh_TW"/>
+          </w:rPr>
+          <w:rPr>
+            <w:color w:val="0000EE"/>
+            <w:u w:val="single"/>
+          </w:rPr>
+          <w:t>提後4:1–8；</w:t>
+        </w:r>
+      </w:hyperlink>
+      <w:hyperlink r:id="rId94">
+        <w:r>
+          <w:rPr>
+            <w:lang w:val="zh_TW" w:bidi="zh_TW"/>
+          </w:rPr>
+          <w:rPr>
+            <w:color w:val="0000EE"/>
+            <w:u w:val="single"/>
+          </w:rPr>
+          <w:t>多2:11–13；</w:t>
+        </w:r>
+      </w:hyperlink>
+      <w:hyperlink r:id="rId95">
+        <w:r>
+          <w:rPr>
+            <w:lang w:val="zh_TW" w:bidi="zh_TW"/>
+          </w:rPr>
+          <w:rPr>
+            <w:color w:val="0000EE"/>
+            <w:u w:val="single"/>
+          </w:rPr>
+          <w:t>來9:28</w:t>
+        </w:r>
+      </w:hyperlink>
+      <w:r>
+        <w:rPr>
+          <w:lang w:val="zh_TW" w:bidi="zh_TW"/>
+        </w:rPr>
+        <w:t>，</w:t>
+      </w:r>
+      <w:hyperlink r:id="rId52">
+        <w:r>
+          <w:rPr>
+            <w:lang w:val="zh_TW" w:bidi="zh_TW"/>
+          </w:rPr>
+          <w:rPr>
+            <w:color w:val="0000EE"/>
+            <w:u w:val="single"/>
+          </w:rPr>
+          <w:t>10:25</w:t>
+        </w:r>
+      </w:hyperlink>
+      <w:r>
+        <w:rPr>
+          <w:lang w:val="zh_TW" w:bidi="zh_TW"/>
+        </w:rPr>
+        <w:t>、</w:t>
+      </w:r>
+      <w:hyperlink r:id="rId96">
+        <w:r>
+          <w:rPr>
+            <w:lang w:val="zh_TW" w:bidi="zh_TW"/>
+          </w:rPr>
+          <w:rPr>
+            <w:color w:val="0000EE"/>
+            <w:u w:val="single"/>
+          </w:rPr>
+          <w:t>37；</w:t>
+        </w:r>
+      </w:hyperlink>
+      <w:hyperlink r:id="rId65">
+        <w:r>
+          <w:rPr>
+            <w:lang w:val="zh_TW" w:bidi="zh_TW"/>
+          </w:rPr>
+          <w:rPr>
+            <w:color w:val="0000EE"/>
+            <w:u w:val="single"/>
+          </w:rPr>
+          <w:t>彼前1:7</w:t>
+        </w:r>
+      </w:hyperlink>
+      <w:r>
+        <w:rPr>
+          <w:lang w:val="zh_TW" w:bidi="zh_TW"/>
+        </w:rPr>
+        <w:t>、</w:t>
+      </w:r>
+      <w:hyperlink r:id="rId62">
+        <w:r>
+          <w:rPr>
+            <w:lang w:val="zh_TW" w:bidi="zh_TW"/>
+          </w:rPr>
+          <w:rPr>
+            <w:color w:val="0000EE"/>
+            <w:u w:val="single"/>
+          </w:rPr>
+          <w:t>13</w:t>
+        </w:r>
+      </w:hyperlink>
+      <w:r>
+        <w:rPr>
+          <w:lang w:val="zh_TW" w:bidi="zh_TW"/>
+        </w:rPr>
+        <w:t>，</w:t>
+      </w:r>
+      <w:hyperlink r:id="rId97">
+        <w:r>
+          <w:rPr>
+            <w:lang w:val="zh_TW" w:bidi="zh_TW"/>
+          </w:rPr>
+          <w:rPr>
+            <w:color w:val="0000EE"/>
+            <w:u w:val="single"/>
+          </w:rPr>
+          <w:t>5:1–4；</w:t>
+        </w:r>
+      </w:hyperlink>
+      <w:hyperlink r:id="rId98">
+        <w:r>
+          <w:rPr>
+            <w:lang w:val="zh_TW" w:bidi="zh_TW"/>
+          </w:rPr>
+          <w:rPr>
+            <w:color w:val="0000EE"/>
+            <w:u w:val="single"/>
+          </w:rPr>
+          <w:t>彼後3:7–13；</w:t>
+        </w:r>
+      </w:hyperlink>
+      <w:hyperlink r:id="rId82">
+        <w:r>
+          <w:rPr>
+            <w:lang w:val="zh_TW" w:bidi="zh_TW"/>
+          </w:rPr>
+          <w:rPr>
+            <w:color w:val="0000EE"/>
+            <w:u w:val="single"/>
+          </w:rPr>
+          <w:t>約一2:28；</w:t>
+        </w:r>
+      </w:hyperlink>
+      <w:hyperlink r:id="rId55">
+        <w:r>
+          <w:rPr>
+            <w:lang w:val="zh_TW" w:bidi="zh_TW"/>
+          </w:rPr>
+          <w:rPr>
+            <w:color w:val="0000EE"/>
+            <w:u w:val="single"/>
+          </w:rPr>
+          <w:t>啟1:7</w:t>
+        </w:r>
+      </w:hyperlink>
+      <w:r>
+        <w:rPr>
+          <w:lang w:val="zh_TW" w:bidi="zh_TW"/>
+        </w:rPr>
+        <w:t>，</w:t>
+      </w:r>
+      <w:hyperlink r:id="rId99">
+        <w:r>
+          <w:rPr>
+            <w:lang w:val="zh_TW" w:bidi="zh_TW"/>
+          </w:rPr>
+          <w:rPr>
+            <w:color w:val="0000EE"/>
+            <w:u w:val="single"/>
+          </w:rPr>
+          <w:t>6:15–17</w:t>
+        </w:r>
+      </w:hyperlink>
+      <w:r>
+        <w:rPr>
+          <w:lang w:val="zh_TW" w:bidi="zh_TW"/>
+        </w:rPr>
+        <w:t>，</w:t>
+      </w:r>
+      <w:hyperlink r:id="rId100">
+        <w:r>
+          <w:rPr>
+            <w:lang w:val="zh_TW" w:bidi="zh_TW"/>
+          </w:rPr>
+          <w:rPr>
+            <w:color w:val="0000EE"/>
+            <w:u w:val="single"/>
+          </w:rPr>
+          <w:t>21:1–22:7</w:t>
+        </w:r>
+      </w:hyperlink>
+      <w:r>
+        <w:rPr>
+          <w:lang w:val="zh_TW" w:bidi="zh_TW"/>
+        </w:rPr>
+        <w:t>，</w:t>
+      </w:r>
+      <w:hyperlink r:id="rId101">
+        <w:r>
+          <w:rPr>
+            <w:lang w:val="zh_TW" w:bidi="zh_TW"/>
+          </w:rPr>
+          <w:rPr>
+            <w:color w:val="0000EE"/>
+            <w:u w:val="single"/>
+          </w:rPr>
+          <w:t>22:12</w:t>
+        </w:r>
+      </w:hyperlink>
+      <w:r>
+        <w:rPr>
+          <w:lang w:val="zh_TW" w:bidi="zh_TW"/>
+        </w:rPr>
+        <w:t>、</w:t>
+      </w:r>
+      <w:hyperlink r:id="rId79">
+        <w:r>
+          <w:rPr>
+            <w:lang w:val="zh_TW" w:bidi="zh_TW"/>
+          </w:rPr>
+          <w:rPr>
+            <w:color w:val="0000EE"/>
+            <w:u w:val="single"/>
+          </w:rPr>
+          <w:t>20</w:t>
+        </w:r>
+      </w:hyperlink>
+      <w:r>
+        <w:rPr>
+          <w:lang w:val="zh_TW" w:bidi="zh_TW"/>
+        </w:rPr>
+      </w:r>
+      <w:r>
+        <w:rPr>
+          <w:lang w:val="zh_TW" w:bidi="zh_TW"/>
+        </w:rPr>
       </w:r>
     </w:p>
     <w:p>
@@ -433,16 +2300,156 @@
           <w:lang w:val="zh_TW" w:bidi="zh_TW"/>
         </w:rPr>
       </w:r>
-      <w:hyperlink r:id="rId19">
-        <w:r>
-          <w:rPr>
-            <w:lang w:val="zh_TW" w:bidi="zh_TW"/>
-          </w:rPr>
-          <w:rPr>
-            <w:color w:val="0000EE"/>
-            <w:u w:val="single"/>
-          </w:rPr>
-          <w:t>詩133:1–3</w:t>
+    </w:p>
+    <w:p>
+      <w:pPr>
+        <w:pStyle w:val="Heading2"/>
+      </w:pPr>
+      <w:r>
+        <w:rPr>
+          <w:lang w:val="zh_TW" w:bidi="zh_TW"/>
+        </w:rPr>
+        <w:t>來自他人的勸告</w:t>
+      </w:r>
+      <w:r>
+        <w:rPr>
+          <w:lang w:val="zh_TW" w:bidi="zh_TW"/>
+        </w:rPr>
+      </w:r>
+    </w:p>
+    <w:p>
+      <w:pPr/>
+      <w:r>
+        <w:rPr>
+          <w:lang w:val="zh_TW" w:bidi="zh_TW"/>
+        </w:rPr>
+      </w:r>
+      <w:r>
+        <w:rPr>
+          <w:lang w:val="zh_TW" w:bidi="zh_TW"/>
+        </w:rPr>
+        <w:t>箴言教導我們，多有謀士是有益的，因為他們提供安全保障（</w:t>
+      </w:r>
+      <w:hyperlink r:id="rId102">
+        <w:r>
+          <w:rPr>
+            <w:lang w:val="zh_TW" w:bidi="zh_TW"/>
+          </w:rPr>
+          <w:rPr>
+            <w:color w:val="0000EE"/>
+            <w:u w:val="single"/>
+          </w:rPr>
+          <w:t>箴11:14，</w:t>
+        </w:r>
+      </w:hyperlink>
+      <w:hyperlink r:id="rId103">
+        <w:r>
+          <w:rPr>
+            <w:lang w:val="zh_TW" w:bidi="zh_TW"/>
+          </w:rPr>
+          <w:rPr>
+            <w:color w:val="0000EE"/>
+            <w:u w:val="single"/>
+          </w:rPr>
+          <w:t>24:6</w:t>
+        </w:r>
+      </w:hyperlink>
+      <w:r>
+        <w:rPr>
+          <w:lang w:val="zh_TW" w:bidi="zh_TW"/>
+        </w:rPr>
+        <w:t>），有助於我們成功的機會（</w:t>
+      </w:r>
+      <w:hyperlink r:id="rId104">
+        <w:r>
+          <w:rPr>
+            <w:lang w:val="zh_TW" w:bidi="zh_TW"/>
+          </w:rPr>
+          <w:rPr>
+            <w:color w:val="0000EE"/>
+            <w:u w:val="single"/>
+          </w:rPr>
+          <w:t>箴15:22</w:t>
+        </w:r>
+      </w:hyperlink>
+      <w:r>
+        <w:rPr>
+          <w:lang w:val="zh_TW" w:bidi="zh_TW"/>
+        </w:rPr>
+        <w:t>）。但約伯記提醒我們，即使謀士對神的信念看似正確，也可能會誤導我們（</w:t>
+      </w:r>
+      <w:hyperlink r:id="rId105">
+        <w:r>
+          <w:rPr>
+            <w:lang w:val="zh_TW" w:bidi="zh_TW"/>
+          </w:rPr>
+          <w:rPr>
+            <w:color w:val="0000EE"/>
+            <w:u w:val="single"/>
+          </w:rPr>
+          <w:t>伯12:17，</w:t>
+        </w:r>
+      </w:hyperlink>
+      <w:hyperlink r:id="rId106">
+        <w:r>
+          <w:rPr>
+            <w:lang w:val="zh_TW" w:bidi="zh_TW"/>
+          </w:rPr>
+          <w:rPr>
+            <w:color w:val="0000EE"/>
+            <w:u w:val="single"/>
+          </w:rPr>
+          <w:t>26:3</w:t>
+        </w:r>
+      </w:hyperlink>
+      <w:r>
+        <w:rPr>
+          <w:lang w:val="zh_TW" w:bidi="zh_TW"/>
+        </w:rPr>
+        <w:t>）。</w:t>
+      </w:r>
+    </w:p>
+    <w:p>
+      <w:pPr/>
+      <w:r>
+        <w:rPr>
+          <w:lang w:val="zh_TW" w:bidi="zh_TW"/>
+        </w:rPr>
+      </w:r>
+      <w:r>
+        <w:rPr>
+          <w:lang w:val="zh_TW" w:bidi="zh_TW"/>
+        </w:rPr>
+        <w:t>起初，約伯的朋友與他一同哀傷，靜默坐著七天七夜（</w:t>
+      </w:r>
+      <w:hyperlink r:id="rId107">
+        <w:r>
+          <w:rPr>
+            <w:lang w:val="zh_TW" w:bidi="zh_TW"/>
+          </w:rPr>
+          <w:rPr>
+            <w:color w:val="0000EE"/>
+            <w:u w:val="single"/>
+          </w:rPr>
+          <w:t>伯2:11–13</w:t>
+        </w:r>
+      </w:hyperlink>
+      <w:r>
+        <w:rPr>
+          <w:lang w:val="zh_TW" w:bidi="zh_TW"/>
+        </w:rPr>
+        <w:t>），但當他們開始說話之後，安慰卻轉成傷害。約伯的朋友經常提到聖經中關於播種與收割的觀念，這確實是約中很重要的原則（</w:t>
+      </w:r>
+      <w:hyperlink r:id="rId108">
+        <w:r>
+          <w:rPr>
+            <w:lang w:val="zh_TW" w:bidi="zh_TW"/>
+          </w:rPr>
+          <w:rPr>
+            <w:color w:val="0000EE"/>
+            <w:u w:val="single"/>
+          </w:rPr>
+          <w:t>利26章</w:t>
         </w:r>
       </w:hyperlink>
       <w:r>
@@ -451,34 +2458,16 @@
         </w:rPr>
         <w:t>；</w:t>
       </w:r>
-      <w:hyperlink r:id="rId20">
-        <w:r>
-          <w:rPr>
-            <w:lang w:val="zh_TW" w:bidi="zh_TW"/>
-          </w:rPr>
-          <w:rPr>
-            <w:color w:val="0000EE"/>
-            <w:u w:val="single"/>
-          </w:rPr>
-          <w:t>羅12:9–21</w:t>
-        </w:r>
-      </w:hyperlink>
-      <w:r>
-        <w:rPr>
-          <w:lang w:val="zh_TW" w:bidi="zh_TW"/>
-        </w:rPr>
-        <w:t>，</w:t>
-      </w:r>
-      <w:hyperlink r:id="rId21">
-        <w:r>
-          <w:rPr>
-            <w:lang w:val="zh_TW" w:bidi="zh_TW"/>
-          </w:rPr>
-          <w:rPr>
-            <w:color w:val="0000EE"/>
-            <w:u w:val="single"/>
-          </w:rPr>
-          <w:t>14:1–15:13</w:t>
+      <w:hyperlink r:id="rId109">
+        <w:r>
+          <w:rPr>
+            <w:lang w:val="zh_TW" w:bidi="zh_TW"/>
+          </w:rPr>
+          <w:rPr>
+            <w:color w:val="0000EE"/>
+            <w:u w:val="single"/>
+          </w:rPr>
+          <w:t>申28章</w:t>
         </w:r>
       </w:hyperlink>
       <w:r>
@@ -487,106 +2476,28 @@
         </w:rPr>
         <w:t>；</w:t>
       </w:r>
-      <w:hyperlink r:id="rId22">
-        <w:r>
-          <w:rPr>
-            <w:lang w:val="zh_TW" w:bidi="zh_TW"/>
-          </w:rPr>
-          <w:rPr>
-            <w:color w:val="0000EE"/>
-            <w:u w:val="single"/>
-          </w:rPr>
-          <w:t>林前1:10</w:t>
-        </w:r>
-      </w:hyperlink>
-      <w:r>
-        <w:rPr>
-          <w:lang w:val="zh_TW" w:bidi="zh_TW"/>
-        </w:rPr>
-        <w:t>，</w:t>
-      </w:r>
-      <w:hyperlink r:id="rId23">
-        <w:r>
-          <w:rPr>
-            <w:lang w:val="zh_TW" w:bidi="zh_TW"/>
-          </w:rPr>
-          <w:rPr>
-            <w:color w:val="0000EE"/>
-            <w:u w:val="single"/>
-          </w:rPr>
-          <w:t>6:1–20</w:t>
-        </w:r>
-      </w:hyperlink>
-      <w:r>
-        <w:rPr>
-          <w:lang w:val="zh_TW" w:bidi="zh_TW"/>
-        </w:rPr>
-        <w:t>，</w:t>
-      </w:r>
-      <w:hyperlink r:id="rId16">
-        <w:r>
-          <w:rPr>
-            <w:lang w:val="zh_TW" w:bidi="zh_TW"/>
-          </w:rPr>
-          <w:rPr>
-            <w:color w:val="0000EE"/>
-            <w:u w:val="single"/>
-          </w:rPr>
-          <w:t>8:1–13</w:t>
-        </w:r>
-      </w:hyperlink>
-      <w:r>
-        <w:rPr>
-          <w:lang w:val="zh_TW" w:bidi="zh_TW"/>
-        </w:rPr>
-        <w:t>，</w:t>
-      </w:r>
-      <w:hyperlink r:id="rId24">
-        <w:r>
-          <w:rPr>
-            <w:lang w:val="zh_TW" w:bidi="zh_TW"/>
-          </w:rPr>
-          <w:rPr>
-            <w:color w:val="0000EE"/>
-            <w:u w:val="single"/>
-          </w:rPr>
-          <w:t>10:1–11:1</w:t>
-        </w:r>
-      </w:hyperlink>
-      <w:r>
-        <w:rPr>
-          <w:lang w:val="zh_TW" w:bidi="zh_TW"/>
-        </w:rPr>
-        <w:t>，</w:t>
-      </w:r>
-      <w:hyperlink r:id="rId25">
-        <w:r>
-          <w:rPr>
-            <w:lang w:val="zh_TW" w:bidi="zh_TW"/>
-          </w:rPr>
-          <w:rPr>
-            <w:color w:val="0000EE"/>
-            <w:u w:val="single"/>
-          </w:rPr>
-          <w:t>12:12–27</w:t>
-        </w:r>
-      </w:hyperlink>
-      <w:r>
-        <w:rPr>
-          <w:lang w:val="zh_TW" w:bidi="zh_TW"/>
-        </w:rPr>
-        <w:t>，</w:t>
-      </w:r>
-      <w:hyperlink r:id="rId26">
-        <w:r>
-          <w:rPr>
-            <w:lang w:val="zh_TW" w:bidi="zh_TW"/>
-          </w:rPr>
-          <w:rPr>
-            <w:color w:val="0000EE"/>
-            <w:u w:val="single"/>
-          </w:rPr>
-          <w:t>13:1–8</w:t>
+      <w:hyperlink r:id="rId110">
+        <w:r>
+          <w:rPr>
+            <w:lang w:val="zh_TW" w:bidi="zh_TW"/>
+          </w:rPr>
+          <w:rPr>
+            <w:color w:val="0000EE"/>
+            <w:u w:val="single"/>
+          </w:rPr>
+          <w:t>箴言1:31，</w:t>
+        </w:r>
+      </w:hyperlink>
+      <w:hyperlink r:id="rId111">
+        <w:r>
+          <w:rPr>
+            <w:lang w:val="zh_TW" w:bidi="zh_TW"/>
+          </w:rPr>
+          <w:rPr>
+            <w:color w:val="0000EE"/>
+            <w:u w:val="single"/>
+          </w:rPr>
+          <w:t>22:8</w:t>
         </w:r>
       </w:hyperlink>
       <w:r>
@@ -595,16 +2506,108 @@
         </w:rPr>
         <w:t>；</w:t>
       </w:r>
-      <w:hyperlink r:id="rId27">
-        <w:r>
-          <w:rPr>
-            <w:lang w:val="zh_TW" w:bidi="zh_TW"/>
-          </w:rPr>
-          <w:rPr>
-            <w:color w:val="0000EE"/>
-            <w:u w:val="single"/>
-          </w:rPr>
-          <w:t>林後6:14–7:1</w:t>
+      <w:hyperlink r:id="rId112">
+        <w:r>
+          <w:rPr>
+            <w:lang w:val="zh_TW" w:bidi="zh_TW"/>
+          </w:rPr>
+          <w:rPr>
+            <w:color w:val="0000EE"/>
+            <w:u w:val="single"/>
+          </w:rPr>
+          <w:t>何8:7</w:t>
+        </w:r>
+      </w:hyperlink>
+      <w:r>
+        <w:rPr>
+          <w:lang w:val="zh_TW" w:bidi="zh_TW"/>
+        </w:rPr>
+        <w:t>；另見</w:t>
+      </w:r>
+      <w:hyperlink r:id="rId113">
+        <w:r>
+          <w:rPr>
+            <w:lang w:val="zh_TW" w:bidi="zh_TW"/>
+          </w:rPr>
+          <w:rPr>
+            <w:color w:val="0000EE"/>
+            <w:u w:val="single"/>
+          </w:rPr>
+          <w:t>加6:7–8</w:t>
+        </w:r>
+      </w:hyperlink>
+      <w:r>
+        <w:rPr>
+          <w:lang w:val="zh_TW" w:bidi="zh_TW"/>
+        </w:rPr>
+        <w:t>）。因此，我們不能完全否定他們的話，因為很多內容的確反映出神的屬性和祂對人的作為。</w:t>
+      </w:r>
+    </w:p>
+    <w:p>
+      <w:pPr/>
+      <w:r>
+        <w:rPr>
+          <w:lang w:val="zh_TW" w:bidi="zh_TW"/>
+        </w:rPr>
+      </w:r>
+      <w:r>
+        <w:rPr>
+          <w:lang w:val="zh_TW" w:bidi="zh_TW"/>
+        </w:rPr>
+        <w:t>但問題在於他們錯誤地應用這個概念（見</w:t>
+      </w:r>
+      <w:hyperlink r:id="rId114">
+        <w:r>
+          <w:rPr>
+            <w:lang w:val="zh_TW" w:bidi="zh_TW"/>
+          </w:rPr>
+          <w:rPr>
+            <w:color w:val="0000EE"/>
+            <w:u w:val="single"/>
+          </w:rPr>
+          <w:t>伯4:8</w:t>
+        </w:r>
+      </w:hyperlink>
+      <w:r>
+        <w:rPr>
+          <w:lang w:val="zh_TW" w:bidi="zh_TW"/>
+        </w:rPr>
+        <w:t>）。他們並沒有細察約伯的生活，找出他在哪裡犯了罪，然後警告他將面臨神的審判。相反地，他們忽略了約伯一貫忠信的生活，只注意到他所遭受的苦難，於是就推斷他之所以受苦，必定是因為犯罪。最終，神稱約伯的朋友為說謊的人。這提醒我們，必須正確應用神的真理，才能討神喜悅，並真正幫助他人（</w:t>
+      </w:r>
+      <w:hyperlink r:id="rId115">
+        <w:r>
+          <w:rPr>
+            <w:lang w:val="zh_TW" w:bidi="zh_TW"/>
+          </w:rPr>
+          <w:rPr>
+            <w:color w:val="0000EE"/>
+            <w:u w:val="single"/>
+          </w:rPr>
+          <w:t>箴15:2–4、</w:t>
+        </w:r>
+      </w:hyperlink>
+      <w:hyperlink r:id="rId116">
+        <w:r>
+          <w:rPr>
+            <w:lang w:val="zh_TW" w:bidi="zh_TW"/>
+          </w:rPr>
+          <w:rPr>
+            <w:color w:val="0000EE"/>
+            <w:u w:val="single"/>
+          </w:rPr>
+          <w:t>23，</w:t>
+        </w:r>
+      </w:hyperlink>
+      <w:hyperlink r:id="rId117">
+        <w:r>
+          <w:rPr>
+            <w:lang w:val="zh_TW" w:bidi="zh_TW"/>
+          </w:rPr>
+          <w:rPr>
+            <w:color w:val="0000EE"/>
+            <w:u w:val="single"/>
+          </w:rPr>
+          <w:t>25:11</w:t>
         </w:r>
       </w:hyperlink>
       <w:r>
@@ -613,16 +2616,16 @@
         </w:rPr>
         <w:t>；</w:t>
       </w:r>
-      <w:hyperlink r:id="rId28">
-        <w:r>
-          <w:rPr>
-            <w:lang w:val="zh_TW" w:bidi="zh_TW"/>
-          </w:rPr>
-          <w:rPr>
-            <w:color w:val="0000EE"/>
-            <w:u w:val="single"/>
-          </w:rPr>
-          <w:t>西3:12–15</w:t>
+      <w:hyperlink r:id="rId118">
+        <w:r>
+          <w:rPr>
+            <w:lang w:val="zh_TW" w:bidi="zh_TW"/>
+          </w:rPr>
+          <w:rPr>
+            <w:color w:val="0000EE"/>
+            <w:u w:val="single"/>
+          </w:rPr>
+          <w:t>賽50:4</w:t>
         </w:r>
       </w:hyperlink>
       <w:r>
@@ -631,16 +2634,643 @@
         </w:rPr>
         <w:t>；</w:t>
       </w:r>
-      <w:hyperlink r:id="rId29">
-        <w:r>
-          <w:rPr>
-            <w:lang w:val="zh_TW" w:bidi="zh_TW"/>
-          </w:rPr>
-          <w:rPr>
-            <w:color w:val="0000EE"/>
-            <w:u w:val="single"/>
-          </w:rPr>
-          <w:t>提後2:23–26</w:t>
+      <w:hyperlink r:id="rId119">
+        <w:r>
+          <w:rPr>
+            <w:lang w:val="zh_TW" w:bidi="zh_TW"/>
+          </w:rPr>
+          <w:rPr>
+            <w:color w:val="0000EE"/>
+            <w:u w:val="single"/>
+          </w:rPr>
+          <w:t>弗4:29</w:t>
+        </w:r>
+      </w:hyperlink>
+      <w:r>
+        <w:rPr>
+          <w:lang w:val="zh_TW" w:bidi="zh_TW"/>
+        </w:rPr>
+        <w:t>）。</w:t>
+      </w:r>
+    </w:p>
+    <w:p>
+      <w:pPr/>
+      <w:r>
+        <w:rPr>
+          <w:lang w:val="zh_TW" w:bidi="zh_TW"/>
+        </w:rPr>
+      </w:r>
+      <w:r>
+        <w:rPr>
+          <w:lang w:val="zh_TW" w:bidi="zh_TW"/>
+        </w:rPr>
+        <w:t>聽取來自不同來源的建議是有益的，但我們應當將這些建議與我們在神面前所認為正確的事加以衡量與分辨（例如，</w:t>
+      </w:r>
+      <w:hyperlink r:id="rId120">
+        <w:r>
+          <w:rPr>
+            <w:lang w:val="zh_TW" w:bidi="zh_TW"/>
+          </w:rPr>
+          <w:rPr>
+            <w:color w:val="0000EE"/>
+            <w:u w:val="single"/>
+          </w:rPr>
+          <w:t>徒20:22；</w:t>
+        </w:r>
+      </w:hyperlink>
+      <w:hyperlink r:id="rId121">
+        <w:r>
+          <w:rPr>
+            <w:lang w:val="zh_TW" w:bidi="zh_TW"/>
+          </w:rPr>
+          <w:rPr>
+            <w:color w:val="0000EE"/>
+            <w:u w:val="single"/>
+          </w:rPr>
+          <w:t>21:4</w:t>
+        </w:r>
+      </w:hyperlink>
+      <w:hyperlink r:id="rId120">
+        <w:r>
+          <w:rPr>
+            <w:lang w:val="zh_TW" w:bidi="zh_TW"/>
+          </w:rPr>
+          <w:rPr>
+            <w:color w:val="0000EE"/>
+            <w:u w:val="single"/>
+          </w:rPr>
+          <w:t>、</w:t>
+        </w:r>
+      </w:hyperlink>
+      <w:hyperlink r:id="rId122">
+        <w:r>
+          <w:rPr>
+            <w:lang w:val="zh_TW" w:bidi="zh_TW"/>
+          </w:rPr>
+          <w:rPr>
+            <w:color w:val="0000EE"/>
+            <w:u w:val="single"/>
+          </w:rPr>
+          <w:t>11</w:t>
+        </w:r>
+      </w:hyperlink>
+      <w:hyperlink r:id="rId120">
+        <w:r>
+          <w:rPr>
+            <w:lang w:val="zh_TW" w:bidi="zh_TW"/>
+          </w:rPr>
+          <w:rPr>
+            <w:color w:val="0000EE"/>
+            <w:u w:val="single"/>
+          </w:rPr>
+          <w:t>、</w:t>
+        </w:r>
+      </w:hyperlink>
+      <w:hyperlink r:id="rId123">
+        <w:r>
+          <w:rPr>
+            <w:lang w:val="zh_TW" w:bidi="zh_TW"/>
+          </w:rPr>
+          <w:rPr>
+            <w:color w:val="0000EE"/>
+            <w:u w:val="single"/>
+          </w:rPr>
+          <w:t>13</w:t>
+        </w:r>
+      </w:hyperlink>
+      <w:r>
+        <w:rPr>
+          <w:lang w:val="zh_TW" w:bidi="zh_TW"/>
+        </w:rPr>
+        <w:t>）</w:t>
+      </w:r>
+      <w:hyperlink r:id="rId120">
+        <w:r>
+          <w:rPr>
+            <w:lang w:val="zh_TW" w:bidi="zh_TW"/>
+          </w:rPr>
+          <w:rPr>
+            <w:color w:val="0000EE"/>
+            <w:u w:val="single"/>
+          </w:rPr>
+          <w:t>。</w:t>
+        </w:r>
+      </w:hyperlink>
+      <w:r>
+        <w:rPr>
+          <w:lang w:val="zh_TW" w:bidi="zh_TW"/>
+        </w:rPr>
+        <w:t>神可能會使用人的勸告來幫助我們明白祂的旨意，但祂也親自藉著聖靈來引導我們（</w:t>
+      </w:r>
+      <w:hyperlink r:id="rId124">
+        <w:r>
+          <w:rPr>
+            <w:lang w:val="zh_TW" w:bidi="zh_TW"/>
+          </w:rPr>
+          <w:rPr>
+            <w:color w:val="0000EE"/>
+            <w:u w:val="single"/>
+          </w:rPr>
+          <w:t>約16:13–15</w:t>
+        </w:r>
+      </w:hyperlink>
+      <w:r>
+        <w:rPr>
+          <w:lang w:val="zh_TW" w:bidi="zh_TW"/>
+        </w:rPr>
+        <w:t>）。</w:t>
+      </w:r>
+    </w:p>
+    <w:p>
+      <w:pPr/>
+      <w:r>
+        <w:rPr>
+          <w:lang w:val="zh_TW" w:bidi="zh_TW"/>
+        </w:rPr>
+      </w:r>
+      <w:r>
+        <w:rPr>
+          <w:lang w:val="zh_TW" w:bidi="zh_TW"/>
+        </w:rPr>
+        <w:t>耶穌基督是我們的「奇妙策士」（</w:t>
+      </w:r>
+      <w:hyperlink r:id="rId125">
+        <w:r>
+          <w:rPr>
+            <w:lang w:val="zh_TW" w:bidi="zh_TW"/>
+          </w:rPr>
+          <w:rPr>
+            <w:color w:val="0000EE"/>
+            <w:u w:val="single"/>
+          </w:rPr>
+          <w:t>賽9:6</w:t>
+        </w:r>
+      </w:hyperlink>
+      <w:r>
+        <w:rPr>
+          <w:lang w:val="zh_TW" w:bidi="zh_TW"/>
+        </w:rPr>
+        <w:t>；見</w:t>
+      </w:r>
+      <w:hyperlink r:id="rId126">
+        <w:r>
+          <w:rPr>
+            <w:lang w:val="zh_TW" w:bidi="zh_TW"/>
+          </w:rPr>
+          <w:rPr>
+            <w:color w:val="0000EE"/>
+            <w:u w:val="single"/>
+          </w:rPr>
+          <w:t>賽28:29</w:t>
+        </w:r>
+      </w:hyperlink>
+      <w:r>
+        <w:rPr>
+          <w:lang w:val="zh_TW" w:bidi="zh_TW"/>
+        </w:rPr>
+        <w:t>），祂裡面藏著「一切智慧知識」（</w:t>
+      </w:r>
+      <w:hyperlink r:id="rId127">
+        <w:r>
+          <w:rPr>
+            <w:lang w:val="zh_TW" w:bidi="zh_TW"/>
+          </w:rPr>
+          <w:rPr>
+            <w:color w:val="0000EE"/>
+            <w:u w:val="single"/>
+          </w:rPr>
+          <w:t>西2:3</w:t>
+        </w:r>
+      </w:hyperlink>
+      <w:r>
+        <w:rPr>
+          <w:lang w:val="zh_TW" w:bidi="zh_TW"/>
+        </w:rPr>
+        <w:t>）。當我們在支持那些憂傷之人時，應當謹慎、深思熟慮地應用聖經的教導。許多時候，我們安靜的陪伴，才是對方最需要和最有用的幫助。</w:t>
+      </w:r>
+    </w:p>
+    <w:p>
+      <w:pPr/>
+      <w:r>
+        <w:rPr>
+          <w:lang w:val="zh_TW" w:bidi="zh_TW"/>
+        </w:rPr>
+      </w:r>
+      <w:r>
+        <w:rPr>
+          <w:u w:val="single"/>
+          <w:lang w:val="zh_TW" w:bidi="zh_TW"/>
+        </w:rPr>
+        <w:t>進深研究的經文段落</w:t>
+      </w:r>
+    </w:p>
+    <w:p>
+      <w:pPr/>
+      <w:r>
+        <w:rPr>
+          <w:lang w:val="zh_TW" w:bidi="zh_TW"/>
+        </w:rPr>
+      </w:r>
+      <w:hyperlink r:id="rId128">
+        <w:r>
+          <w:rPr>
+            <w:lang w:val="zh_TW" w:bidi="zh_TW"/>
+          </w:rPr>
+          <w:rPr>
+            <w:color w:val="0000EE"/>
+            <w:u w:val="single"/>
+          </w:rPr>
+          <w:t>撒下17:1–23</w:t>
+        </w:r>
+      </w:hyperlink>
+      <w:r>
+        <w:rPr>
+          <w:lang w:val="zh_TW" w:bidi="zh_TW"/>
+        </w:rPr>
+        <w:t>；</w:t>
+      </w:r>
+      <w:hyperlink r:id="rId129">
+        <w:r>
+          <w:rPr>
+            <w:lang w:val="zh_TW" w:bidi="zh_TW"/>
+          </w:rPr>
+          <w:rPr>
+            <w:color w:val="0000EE"/>
+            <w:u w:val="single"/>
+          </w:rPr>
+          <w:t>王上12:3–17，</w:t>
+        </w:r>
+      </w:hyperlink>
+      <w:hyperlink r:id="rId130">
+        <w:r>
+          <w:rPr>
+            <w:lang w:val="zh_TW" w:bidi="zh_TW"/>
+          </w:rPr>
+          <w:rPr>
+            <w:color w:val="0000EE"/>
+            <w:u w:val="single"/>
+          </w:rPr>
+          <w:t>22:15–28</w:t>
+        </w:r>
+      </w:hyperlink>
+      <w:r>
+        <w:rPr>
+          <w:lang w:val="zh_TW" w:bidi="zh_TW"/>
+        </w:rPr>
+        <w:t>；</w:t>
+      </w:r>
+      <w:hyperlink r:id="rId131">
+        <w:r>
+          <w:rPr>
+            <w:lang w:val="zh_TW" w:bidi="zh_TW"/>
+          </w:rPr>
+          <w:rPr>
+            <w:color w:val="0000EE"/>
+            <w:u w:val="single"/>
+          </w:rPr>
+          <w:t>伯2:9–10，</w:t>
+        </w:r>
+      </w:hyperlink>
+      <w:hyperlink r:id="rId114">
+        <w:r>
+          <w:rPr>
+            <w:lang w:val="zh_TW" w:bidi="zh_TW"/>
+          </w:rPr>
+          <w:rPr>
+            <w:color w:val="0000EE"/>
+            <w:u w:val="single"/>
+          </w:rPr>
+          <w:t>4:8，</w:t>
+        </w:r>
+      </w:hyperlink>
+      <w:hyperlink r:id="rId105">
+        <w:r>
+          <w:rPr>
+            <w:lang w:val="zh_TW" w:bidi="zh_TW"/>
+          </w:rPr>
+          <w:rPr>
+            <w:color w:val="0000EE"/>
+            <w:u w:val="single"/>
+          </w:rPr>
+          <w:t>12:17，</w:t>
+        </w:r>
+      </w:hyperlink>
+      <w:hyperlink r:id="rId132">
+        <w:r>
+          <w:rPr>
+            <w:lang w:val="zh_TW" w:bidi="zh_TW"/>
+          </w:rPr>
+          <w:rPr>
+            <w:color w:val="0000EE"/>
+            <w:u w:val="single"/>
+          </w:rPr>
+          <w:t>16:2</w:t>
+        </w:r>
+      </w:hyperlink>
+      <w:r>
+        <w:rPr>
+          <w:lang w:val="zh_TW" w:bidi="zh_TW"/>
+        </w:rPr>
+        <w:t>；</w:t>
+      </w:r>
+      <w:hyperlink r:id="rId133">
+        <w:r>
+          <w:rPr>
+            <w:lang w:val="zh_TW" w:bidi="zh_TW"/>
+          </w:rPr>
+          <w:rPr>
+            <w:color w:val="0000EE"/>
+            <w:u w:val="single"/>
+          </w:rPr>
+          <w:t>箴1:5，</w:t>
+        </w:r>
+      </w:hyperlink>
+      <w:hyperlink r:id="rId134">
+        <w:r>
+          <w:rPr>
+            <w:lang w:val="zh_TW" w:bidi="zh_TW"/>
+          </w:rPr>
+          <w:rPr>
+            <w:color w:val="0000EE"/>
+            <w:u w:val="single"/>
+          </w:rPr>
+          <w:t>9:9，</w:t>
+        </w:r>
+      </w:hyperlink>
+      <w:hyperlink r:id="rId102">
+        <w:r>
+          <w:rPr>
+            <w:lang w:val="zh_TW" w:bidi="zh_TW"/>
+          </w:rPr>
+          <w:rPr>
+            <w:color w:val="0000EE"/>
+            <w:u w:val="single"/>
+          </w:rPr>
+          <w:t>11:14，</w:t>
+        </w:r>
+      </w:hyperlink>
+      <w:hyperlink r:id="rId135">
+        <w:r>
+          <w:rPr>
+            <w:lang w:val="zh_TW" w:bidi="zh_TW"/>
+          </w:rPr>
+          <w:rPr>
+            <w:color w:val="0000EE"/>
+            <w:u w:val="single"/>
+          </w:rPr>
+          <w:t>12:15，</w:t>
+        </w:r>
+      </w:hyperlink>
+      <w:hyperlink r:id="rId115">
+        <w:r>
+          <w:rPr>
+            <w:lang w:val="zh_TW" w:bidi="zh_TW"/>
+          </w:rPr>
+          <w:rPr>
+            <w:color w:val="0000EE"/>
+            <w:u w:val="single"/>
+          </w:rPr>
+          <w:t>15:2–4、</w:t>
+        </w:r>
+      </w:hyperlink>
+      <w:hyperlink r:id="rId136">
+        <w:r>
+          <w:rPr>
+            <w:lang w:val="zh_TW" w:bidi="zh_TW"/>
+          </w:rPr>
+          <w:rPr>
+            <w:color w:val="0000EE"/>
+            <w:u w:val="single"/>
+          </w:rPr>
+          <w:t>22–23，</w:t>
+        </w:r>
+      </w:hyperlink>
+      <w:hyperlink r:id="rId137">
+        <w:r>
+          <w:rPr>
+            <w:lang w:val="zh_TW" w:bidi="zh_TW"/>
+          </w:rPr>
+          <w:rPr>
+            <w:color w:val="0000EE"/>
+            <w:u w:val="single"/>
+          </w:rPr>
+          <w:t>19:20</w:t>
+        </w:r>
+      </w:hyperlink>
+      <w:hyperlink r:id="rId136">
+        <w:r>
+          <w:rPr>
+            <w:lang w:val="zh_TW" w:bidi="zh_TW"/>
+          </w:rPr>
+          <w:rPr>
+            <w:color w:val="0000EE"/>
+            <w:u w:val="single"/>
+          </w:rPr>
+          <w:t>，</w:t>
+        </w:r>
+      </w:hyperlink>
+      <w:hyperlink r:id="rId138">
+        <w:r>
+          <w:rPr>
+            <w:lang w:val="zh_TW" w:bidi="zh_TW"/>
+          </w:rPr>
+          <w:rPr>
+            <w:color w:val="0000EE"/>
+            <w:u w:val="single"/>
+          </w:rPr>
+          <w:t>20:18</w:t>
+        </w:r>
+      </w:hyperlink>
+      <w:hyperlink r:id="rId136">
+        <w:r>
+          <w:rPr>
+            <w:lang w:val="zh_TW" w:bidi="zh_TW"/>
+          </w:rPr>
+          <w:rPr>
+            <w:color w:val="0000EE"/>
+            <w:u w:val="single"/>
+          </w:rPr>
+          <w:t>，</w:t>
+        </w:r>
+      </w:hyperlink>
+      <w:hyperlink r:id="rId103">
+        <w:r>
+          <w:rPr>
+            <w:lang w:val="zh_TW" w:bidi="zh_TW"/>
+          </w:rPr>
+          <w:rPr>
+            <w:color w:val="0000EE"/>
+            <w:u w:val="single"/>
+          </w:rPr>
+          <w:t>24:6</w:t>
+        </w:r>
+      </w:hyperlink>
+      <w:hyperlink r:id="rId136">
+        <w:r>
+          <w:rPr>
+            <w:lang w:val="zh_TW" w:bidi="zh_TW"/>
+          </w:rPr>
+          <w:rPr>
+            <w:color w:val="0000EE"/>
+            <w:u w:val="single"/>
+          </w:rPr>
+          <w:t>，</w:t>
+        </w:r>
+      </w:hyperlink>
+      <w:hyperlink r:id="rId117">
+        <w:r>
+          <w:rPr>
+            <w:lang w:val="zh_TW" w:bidi="zh_TW"/>
+          </w:rPr>
+          <w:rPr>
+            <w:color w:val="0000EE"/>
+            <w:u w:val="single"/>
+          </w:rPr>
+          <w:t>25:11</w:t>
+        </w:r>
+      </w:hyperlink>
+      <w:hyperlink r:id="rId136">
+        <w:r>
+          <w:rPr>
+            <w:lang w:val="zh_TW" w:bidi="zh_TW"/>
+          </w:rPr>
+          <w:rPr>
+            <w:color w:val="0000EE"/>
+            <w:u w:val="single"/>
+          </w:rPr>
+          <w:t>，</w:t>
+        </w:r>
+      </w:hyperlink>
+      <w:hyperlink r:id="rId139">
+        <w:r>
+          <w:rPr>
+            <w:lang w:val="zh_TW" w:bidi="zh_TW"/>
+          </w:rPr>
+          <w:rPr>
+            <w:color w:val="0000EE"/>
+            <w:u w:val="single"/>
+          </w:rPr>
+          <w:t>27:9</w:t>
+        </w:r>
+      </w:hyperlink>
+      <w:r>
+        <w:rPr>
+          <w:lang w:val="zh_TW" w:bidi="zh_TW"/>
+        </w:rPr>
+        <w:t>；</w:t>
+      </w:r>
+      <w:hyperlink r:id="rId125">
+        <w:r>
+          <w:rPr>
+            <w:lang w:val="zh_TW" w:bidi="zh_TW"/>
+          </w:rPr>
+          <w:rPr>
+            <w:color w:val="0000EE"/>
+            <w:u w:val="single"/>
+          </w:rPr>
+          <w:t>賽9:6</w:t>
+        </w:r>
+      </w:hyperlink>
+      <w:hyperlink r:id="rId136">
+        <w:r>
+          <w:rPr>
+            <w:lang w:val="zh_TW" w:bidi="zh_TW"/>
+          </w:rPr>
+          <w:rPr>
+            <w:color w:val="0000EE"/>
+            <w:u w:val="single"/>
+          </w:rPr>
+          <w:t>，</w:t>
+        </w:r>
+      </w:hyperlink>
+      <w:hyperlink r:id="rId126">
+        <w:r>
+          <w:rPr>
+            <w:lang w:val="zh_TW" w:bidi="zh_TW"/>
+          </w:rPr>
+          <w:rPr>
+            <w:color w:val="0000EE"/>
+            <w:u w:val="single"/>
+          </w:rPr>
+          <w:t>28:29</w:t>
+        </w:r>
+      </w:hyperlink>
+      <w:hyperlink r:id="rId136">
+        <w:r>
+          <w:rPr>
+            <w:lang w:val="zh_TW" w:bidi="zh_TW"/>
+          </w:rPr>
+          <w:rPr>
+            <w:color w:val="0000EE"/>
+            <w:u w:val="single"/>
+          </w:rPr>
+          <w:t>，</w:t>
+        </w:r>
+      </w:hyperlink>
+      <w:hyperlink r:id="rId118">
+        <w:r>
+          <w:rPr>
+            <w:lang w:val="zh_TW" w:bidi="zh_TW"/>
+          </w:rPr>
+          <w:rPr>
+            <w:color w:val="0000EE"/>
+            <w:u w:val="single"/>
+          </w:rPr>
+          <w:t>50:4</w:t>
+        </w:r>
+      </w:hyperlink>
+      <w:r>
+        <w:rPr>
+          <w:lang w:val="zh_TW" w:bidi="zh_TW"/>
+        </w:rPr>
+        <w:t>；</w:t>
+      </w:r>
+      <w:hyperlink r:id="rId140">
+        <w:r>
+          <w:rPr>
+            <w:lang w:val="zh_TW" w:bidi="zh_TW"/>
+          </w:rPr>
+          <w:rPr>
+            <w:color w:val="0000EE"/>
+            <w:u w:val="single"/>
+          </w:rPr>
+          <w:t>羅8:14</w:t>
+        </w:r>
+      </w:hyperlink>
+      <w:r>
+        <w:rPr>
+          <w:lang w:val="zh_TW" w:bidi="zh_TW"/>
+        </w:rPr>
+        <w:t>；</w:t>
+      </w:r>
+      <w:hyperlink r:id="rId119">
+        <w:r>
+          <w:rPr>
+            <w:lang w:val="zh_TW" w:bidi="zh_TW"/>
+          </w:rPr>
+          <w:rPr>
+            <w:color w:val="0000EE"/>
+            <w:u w:val="single"/>
+          </w:rPr>
+          <w:t>弗4:29</w:t>
+        </w:r>
+      </w:hyperlink>
+      <w:r>
+        <w:rPr>
+          <w:lang w:val="zh_TW" w:bidi="zh_TW"/>
+        </w:rPr>
+        <w:t>；</w:t>
+      </w:r>
+      <w:hyperlink r:id="rId127">
+        <w:r>
+          <w:rPr>
+            <w:lang w:val="zh_TW" w:bidi="zh_TW"/>
+          </w:rPr>
+          <w:rPr>
+            <w:color w:val="0000EE"/>
+            <w:u w:val="single"/>
+          </w:rPr>
+          <w:t>西2:3</w:t>
         </w:r>
       </w:hyperlink>
       <w:r>
@@ -2543,6 +5173,12 @@
   </w:num>
   <w:num w:numId="13" w16cid:durableId="592781308">
     <w:abstractNumId w:val="11"/>
+  </w:num>
+  <w:num w:numId="14">
+    <w:abstractNumId w:val="3"/>
+    <w:lvlOverride w:ilvl="0">
+      <w:startOverride w:val="1"/>
+    </w:lvlOverride>
   </w:num>
   <w:numIdMacAtCleanup w:val="10"/>
 </w:numbering>

--- a/zht/docx/046.content.docx
+++ b/zht/docx/046.content.docx
@@ -19,7 +19,7 @@
         <w:rPr>
           <w:lang w:val="zh_TW" w:bidi="zh_TW"/>
         </w:rPr>
-        <w:t>Resource: Tyndale Open Study Notes</w:t>
+        <w:t>Resource: Aquifer Open Study Notes (Themes)</w:t>
       </w:r>
       <w:r>
         <w:rPr>
@@ -112,7 +112,7 @@
         <w:rPr>
           <w:lang w:val="zh_TW" w:bidi="zh_TW"/>
         </w:rPr>
-        <w:t>Tyndale Open Study Notes</w:t>
+        <w:t>Aquifer Open Study Notes (Themes)</w:t>
       </w:r>
     </w:p>
     <w:p>

--- a/zht/docx/046.content.docx
+++ b/zht/docx/046.content.docx
@@ -255,54 +255,36 @@
         </w:rPr>
         <w:t>第一件事件是祂自己的死亡和復活（</w:t>
       </w:r>
-      <w:hyperlink r:id="rId13">
-        <w:r>
-          <w:rPr>
-            <w:lang w:val="zh_TW" w:bidi="zh_TW"/>
-          </w:rPr>
-          <w:rPr>
-            <w:color w:val="0000EE"/>
-            <w:u w:val="single"/>
-          </w:rPr>
-          <w:t>可8:31</w:t>
-        </w:r>
-      </w:hyperlink>
+      <w:r>
+        <w:rPr>
+          <w:lang w:val="zh_TW" w:bidi="zh_TW"/>
+        </w:rPr>
+        <w:t>可8:31</w:t>
+      </w:r>
       <w:r>
         <w:rPr>
           <w:lang w:val="zh_TW" w:bidi="zh_TW"/>
         </w:rPr>
         <w:t>，</w:t>
       </w:r>
-      <w:hyperlink r:id="rId14">
-        <w:r>
-          <w:rPr>
-            <w:lang w:val="zh_TW" w:bidi="zh_TW"/>
-          </w:rPr>
-          <w:rPr>
-            <w:color w:val="0000EE"/>
-            <w:u w:val="single"/>
-          </w:rPr>
-          <w:t>9:31</w:t>
-        </w:r>
-      </w:hyperlink>
+      <w:r>
+        <w:rPr>
+          <w:lang w:val="zh_TW" w:bidi="zh_TW"/>
+        </w:rPr>
+        <w:t>9:31</w:t>
+      </w:r>
       <w:r>
         <w:rPr>
           <w:lang w:val="zh_TW" w:bidi="zh_TW"/>
         </w:rPr>
         <w:t>，</w:t>
       </w:r>
-      <w:hyperlink r:id="rId15">
-        <w:r>
-          <w:rPr>
-            <w:lang w:val="zh_TW" w:bidi="zh_TW"/>
-          </w:rPr>
-          <w:rPr>
-            <w:color w:val="0000EE"/>
-            <w:u w:val="single"/>
-          </w:rPr>
-          <w:t>10:33–34</w:t>
-        </w:r>
-      </w:hyperlink>
+      <w:r>
+        <w:rPr>
+          <w:lang w:val="zh_TW" w:bidi="zh_TW"/>
+        </w:rPr>
+        <w:t>10:33–34</w:t>
+      </w:r>
       <w:r>
         <w:rPr>
           <w:lang w:val="zh_TW" w:bidi="zh_TW"/>
@@ -327,72 +309,48 @@
         </w:rPr>
         <w:t>耶穌預言的第二件事件，是耶路撒冷毀於公元70年（</w:t>
       </w:r>
-      <w:hyperlink r:id="rId16">
-        <w:r>
-          <w:rPr>
-            <w:lang w:val="zh_TW" w:bidi="zh_TW"/>
-          </w:rPr>
-          <w:rPr>
-            <w:color w:val="0000EE"/>
-            <w:u w:val="single"/>
-          </w:rPr>
-          <w:t>太24:1–28</w:t>
-        </w:r>
-      </w:hyperlink>
+      <w:r>
+        <w:rPr>
+          <w:lang w:val="zh_TW" w:bidi="zh_TW"/>
+        </w:rPr>
+        <w:t>太24:1–28</w:t>
+      </w:r>
       <w:r>
         <w:rPr>
           <w:lang w:val="zh_TW" w:bidi="zh_TW"/>
         </w:rPr>
         <w:t>，</w:t>
       </w:r>
-      <w:hyperlink r:id="rId17">
-        <w:r>
-          <w:rPr>
-            <w:lang w:val="zh_TW" w:bidi="zh_TW"/>
-          </w:rPr>
-          <w:rPr>
-            <w:color w:val="0000EE"/>
-            <w:u w:val="single"/>
-          </w:rPr>
-          <w:t>13:1–23</w:t>
-        </w:r>
-      </w:hyperlink>
+      <w:r>
+        <w:rPr>
+          <w:lang w:val="zh_TW" w:bidi="zh_TW"/>
+        </w:rPr>
+        <w:t>13:1–23</w:t>
+      </w:r>
       <w:r>
         <w:rPr>
           <w:lang w:val="zh_TW" w:bidi="zh_TW"/>
         </w:rPr>
         <w:t>；</w:t>
       </w:r>
-      <w:hyperlink r:id="rId18">
-        <w:r>
-          <w:rPr>
-            <w:lang w:val="zh_TW" w:bidi="zh_TW"/>
-          </w:rPr>
-          <w:rPr>
-            <w:color w:val="0000EE"/>
-            <w:u w:val="single"/>
-          </w:rPr>
-          <w:t>路19:41–44</w:t>
-        </w:r>
-      </w:hyperlink>
+      <w:r>
+        <w:rPr>
+          <w:lang w:val="zh_TW" w:bidi="zh_TW"/>
+        </w:rPr>
+        <w:t>路19:41–44</w:t>
+      </w:r>
       <w:r>
         <w:rPr>
           <w:lang w:val="zh_TW" w:bidi="zh_TW"/>
         </w:rPr>
         <w:t>，</w:t>
       </w:r>
-      <w:hyperlink r:id="rId19">
-        <w:r>
-          <w:rPr>
-            <w:lang w:val="zh_TW" w:bidi="zh_TW"/>
-          </w:rPr>
-          <w:rPr>
-            <w:color w:val="0000EE"/>
-            <w:u w:val="single"/>
-          </w:rPr>
-          <w:t>21:5–24</w:t>
-        </w:r>
-      </w:hyperlink>
+      <w:r>
+        <w:rPr>
+          <w:lang w:val="zh_TW" w:bidi="zh_TW"/>
+        </w:rPr>
+        <w:t>21:5–24</w:t>
+      </w:r>
       <w:r>
         <w:rPr>
           <w:lang w:val="zh_TW" w:bidi="zh_TW"/>
@@ -411,18 +369,12 @@
         </w:rPr>
         <w:t>，「日期」）。然而，這件事件並不是絕對的終結。基督徒群體必須繼續以信心生活，在靈性上警醒、等待神的兒子在榮耀中返回，後者可能很快就會發生（</w:t>
       </w:r>
-      <w:hyperlink r:id="rId20">
-        <w:r>
-          <w:rPr>
-            <w:lang w:val="zh_TW" w:bidi="zh_TW"/>
-          </w:rPr>
-          <w:rPr>
-            <w:color w:val="0000EE"/>
-            <w:u w:val="single"/>
-          </w:rPr>
-          <w:t>可13:34–37</w:t>
-        </w:r>
-      </w:hyperlink>
+      <w:r>
+        <w:rPr>
+          <w:lang w:val="zh_TW" w:bidi="zh_TW"/>
+        </w:rPr>
+        <w:t>可13:34–37</w:t>
+      </w:r>
       <w:r>
         <w:rPr>
           <w:lang w:val="zh_TW" w:bidi="zh_TW"/>
@@ -447,390 +399,258 @@
         </w:rPr>
         <w:t>耶穌預言的第三件事件是祂將會再來（</w:t>
       </w:r>
-      <w:hyperlink r:id="rId21">
-        <w:r>
-          <w:rPr>
-            <w:lang w:val="zh_TW" w:bidi="zh_TW"/>
-          </w:rPr>
-          <w:rPr>
-            <w:color w:val="0000EE"/>
-            <w:u w:val="single"/>
-          </w:rPr>
-          <w:t>太23:39</w:t>
-        </w:r>
-      </w:hyperlink>
+      <w:r>
+        <w:rPr>
+          <w:lang w:val="zh_TW" w:bidi="zh_TW"/>
+        </w:rPr>
+        <w:t>太23:39</w:t>
+      </w:r>
       <w:r>
         <w:rPr>
           <w:lang w:val="zh_TW" w:bidi="zh_TW"/>
         </w:rPr>
         <w:t>，</w:t>
       </w:r>
-      <w:hyperlink r:id="rId22">
-        <w:r>
-          <w:rPr>
-            <w:lang w:val="zh_TW" w:bidi="zh_TW"/>
-          </w:rPr>
-          <w:rPr>
-            <w:color w:val="0000EE"/>
-            <w:u w:val="single"/>
-          </w:rPr>
-          <w:t>24:3</w:t>
-        </w:r>
-      </w:hyperlink>
+      <w:r>
+        <w:rPr>
+          <w:lang w:val="zh_TW" w:bidi="zh_TW"/>
+        </w:rPr>
+        <w:t>24:3</w:t>
+      </w:r>
       <w:r>
         <w:rPr>
           <w:lang w:val="zh_TW" w:bidi="zh_TW"/>
         </w:rPr>
         <w:t>、</w:t>
       </w:r>
-      <w:hyperlink r:id="rId23">
-        <w:r>
-          <w:rPr>
-            <w:lang w:val="zh_TW" w:bidi="zh_TW"/>
-          </w:rPr>
-          <w:rPr>
-            <w:color w:val="0000EE"/>
-            <w:u w:val="single"/>
-          </w:rPr>
-          <w:t>29–31</w:t>
-        </w:r>
-      </w:hyperlink>
+      <w:r>
+        <w:rPr>
+          <w:lang w:val="zh_TW" w:bidi="zh_TW"/>
+        </w:rPr>
+        <w:t>29–31</w:t>
+      </w:r>
       <w:r>
         <w:rPr>
           <w:lang w:val="zh_TW" w:bidi="zh_TW"/>
         </w:rPr>
         <w:t>，</w:t>
       </w:r>
-      <w:hyperlink r:id="rId24">
-        <w:r>
-          <w:rPr>
-            <w:lang w:val="zh_TW" w:bidi="zh_TW"/>
-          </w:rPr>
-          <w:rPr>
-            <w:color w:val="0000EE"/>
-            <w:u w:val="single"/>
-          </w:rPr>
-          <w:t>24:36–25:46</w:t>
-        </w:r>
-      </w:hyperlink>
+      <w:r>
+        <w:rPr>
+          <w:lang w:val="zh_TW" w:bidi="zh_TW"/>
+        </w:rPr>
+        <w:t>24:36–25:46</w:t>
+      </w:r>
       <w:r>
         <w:rPr>
           <w:lang w:val="zh_TW" w:bidi="zh_TW"/>
         </w:rPr>
         <w:t>；</w:t>
       </w:r>
-      <w:hyperlink r:id="rId25">
-        <w:r>
-          <w:rPr>
-            <w:lang w:val="zh_TW" w:bidi="zh_TW"/>
-          </w:rPr>
-          <w:rPr>
-            <w:color w:val="0000EE"/>
-            <w:u w:val="single"/>
-          </w:rPr>
-          <w:t>可8:38</w:t>
-        </w:r>
-      </w:hyperlink>
+      <w:r>
+        <w:rPr>
+          <w:lang w:val="zh_TW" w:bidi="zh_TW"/>
+        </w:rPr>
+        <w:t>可8:38</w:t>
+      </w:r>
       <w:r>
         <w:rPr>
           <w:lang w:val="zh_TW" w:bidi="zh_TW"/>
         </w:rPr>
         <w:t>，</w:t>
       </w:r>
-      <w:hyperlink r:id="rId26">
-        <w:r>
-          <w:rPr>
-            <w:lang w:val="zh_TW" w:bidi="zh_TW"/>
-          </w:rPr>
-          <w:rPr>
-            <w:color w:val="0000EE"/>
-            <w:u w:val="single"/>
-          </w:rPr>
-          <w:t>13:24–27</w:t>
-        </w:r>
-      </w:hyperlink>
+      <w:r>
+        <w:rPr>
+          <w:lang w:val="zh_TW" w:bidi="zh_TW"/>
+        </w:rPr>
+        <w:t>13:24–27</w:t>
+      </w:r>
       <w:r>
         <w:rPr>
           <w:lang w:val="zh_TW" w:bidi="zh_TW"/>
         </w:rPr>
         <w:t>、</w:t>
       </w:r>
-      <w:hyperlink r:id="rId27">
-        <w:r>
-          <w:rPr>
-            <w:lang w:val="zh_TW" w:bidi="zh_TW"/>
-          </w:rPr>
-          <w:rPr>
-            <w:color w:val="0000EE"/>
-            <w:u w:val="single"/>
-          </w:rPr>
-          <w:t>32–37</w:t>
-        </w:r>
-      </w:hyperlink>
+      <w:r>
+        <w:rPr>
+          <w:lang w:val="zh_TW" w:bidi="zh_TW"/>
+        </w:rPr>
+        <w:t>32–37</w:t>
+      </w:r>
       <w:r>
         <w:rPr>
           <w:lang w:val="zh_TW" w:bidi="zh_TW"/>
         </w:rPr>
         <w:t>；</w:t>
       </w:r>
-      <w:hyperlink r:id="rId28">
-        <w:r>
-          <w:rPr>
-            <w:lang w:val="zh_TW" w:bidi="zh_TW"/>
-          </w:rPr>
-          <w:rPr>
-            <w:color w:val="0000EE"/>
-            <w:u w:val="single"/>
-          </w:rPr>
-          <w:t>路21:25–36</w:t>
-        </w:r>
-      </w:hyperlink>
+      <w:r>
+        <w:rPr>
+          <w:lang w:val="zh_TW" w:bidi="zh_TW"/>
+        </w:rPr>
+        <w:t>路21:25–36</w:t>
+      </w:r>
       <w:r>
         <w:rPr>
           <w:lang w:val="zh_TW" w:bidi="zh_TW"/>
         </w:rPr>
         <w:t>；</w:t>
       </w:r>
-      <w:hyperlink r:id="rId29">
-        <w:r>
-          <w:rPr>
-            <w:lang w:val="zh_TW" w:bidi="zh_TW"/>
-          </w:rPr>
-          <w:rPr>
-            <w:color w:val="0000EE"/>
-            <w:u w:val="single"/>
-          </w:rPr>
-          <w:t>約14:1–3</w:t>
-        </w:r>
-      </w:hyperlink>
+      <w:r>
+        <w:rPr>
+          <w:lang w:val="zh_TW" w:bidi="zh_TW"/>
+        </w:rPr>
+        <w:t>約14:1–3</w:t>
+      </w:r>
       <w:r>
         <w:rPr>
           <w:lang w:val="zh_TW" w:bidi="zh_TW"/>
         </w:rPr>
         <w:t>）。新約聖經經常提到耶穌第二次來臨（例如，</w:t>
       </w:r>
-      <w:hyperlink r:id="rId30">
-        <w:r>
-          <w:rPr>
-            <w:lang w:val="zh_TW" w:bidi="zh_TW"/>
-          </w:rPr>
-          <w:rPr>
-            <w:color w:val="0000EE"/>
-            <w:u w:val="single"/>
-          </w:rPr>
-          <w:t>林前1:7–8</w:t>
-        </w:r>
-      </w:hyperlink>
+      <w:r>
+        <w:rPr>
+          <w:lang w:val="zh_TW" w:bidi="zh_TW"/>
+        </w:rPr>
+        <w:t>林前1:7–8</w:t>
+      </w:r>
       <w:r>
         <w:rPr>
           <w:lang w:val="zh_TW" w:bidi="zh_TW"/>
         </w:rPr>
         <w:t>，</w:t>
       </w:r>
-      <w:hyperlink r:id="rId31">
-        <w:r>
-          <w:rPr>
-            <w:lang w:val="zh_TW" w:bidi="zh_TW"/>
-          </w:rPr>
-          <w:rPr>
-            <w:color w:val="0000EE"/>
-            <w:u w:val="single"/>
-          </w:rPr>
-          <w:t>3:13</w:t>
-        </w:r>
-      </w:hyperlink>
+      <w:r>
+        <w:rPr>
+          <w:lang w:val="zh_TW" w:bidi="zh_TW"/>
+        </w:rPr>
+        <w:t>3:13</w:t>
+      </w:r>
       <w:r>
         <w:rPr>
           <w:lang w:val="zh_TW" w:bidi="zh_TW"/>
         </w:rPr>
         <w:t>，</w:t>
       </w:r>
-      <w:hyperlink r:id="rId32">
-        <w:r>
-          <w:rPr>
-            <w:lang w:val="zh_TW" w:bidi="zh_TW"/>
-          </w:rPr>
-          <w:rPr>
-            <w:color w:val="0000EE"/>
-            <w:u w:val="single"/>
-          </w:rPr>
-          <w:t>5:5</w:t>
-        </w:r>
-      </w:hyperlink>
+      <w:r>
+        <w:rPr>
+          <w:lang w:val="zh_TW" w:bidi="zh_TW"/>
+        </w:rPr>
+        <w:t>5:5</w:t>
+      </w:r>
       <w:r>
         <w:rPr>
           <w:lang w:val="zh_TW" w:bidi="zh_TW"/>
         </w:rPr>
         <w:t>；</w:t>
       </w:r>
-      <w:hyperlink r:id="rId33">
-        <w:r>
-          <w:rPr>
-            <w:lang w:val="zh_TW" w:bidi="zh_TW"/>
-          </w:rPr>
-          <w:rPr>
-            <w:color w:val="0000EE"/>
-            <w:u w:val="single"/>
-          </w:rPr>
-          <w:t>林後1:14</w:t>
-        </w:r>
-      </w:hyperlink>
+      <w:r>
+        <w:rPr>
+          <w:lang w:val="zh_TW" w:bidi="zh_TW"/>
+        </w:rPr>
+        <w:t>林後1:14</w:t>
+      </w:r>
       <w:r>
         <w:rPr>
           <w:lang w:val="zh_TW" w:bidi="zh_TW"/>
         </w:rPr>
         <w:t>；</w:t>
       </w:r>
-      <w:hyperlink r:id="rId34">
-        <w:r>
-          <w:rPr>
-            <w:lang w:val="zh_TW" w:bidi="zh_TW"/>
-          </w:rPr>
-          <w:rPr>
-            <w:color w:val="0000EE"/>
-            <w:u w:val="single"/>
-          </w:rPr>
-          <w:t>腓1:6</w:t>
-        </w:r>
-      </w:hyperlink>
+      <w:r>
+        <w:rPr>
+          <w:lang w:val="zh_TW" w:bidi="zh_TW"/>
+        </w:rPr>
+        <w:t>腓1:6</w:t>
+      </w:r>
       <w:r>
         <w:rPr>
           <w:lang w:val="zh_TW" w:bidi="zh_TW"/>
         </w:rPr>
         <w:t>、</w:t>
       </w:r>
-      <w:hyperlink r:id="rId35">
-        <w:r>
-          <w:rPr>
-            <w:lang w:val="zh_TW" w:bidi="zh_TW"/>
-          </w:rPr>
-          <w:rPr>
-            <w:color w:val="0000EE"/>
-            <w:u w:val="single"/>
-          </w:rPr>
-          <w:t>10</w:t>
-        </w:r>
-      </w:hyperlink>
+      <w:r>
+        <w:rPr>
+          <w:lang w:val="zh_TW" w:bidi="zh_TW"/>
+        </w:rPr>
+        <w:t>10</w:t>
+      </w:r>
       <w:r>
         <w:rPr>
           <w:lang w:val="zh_TW" w:bidi="zh_TW"/>
         </w:rPr>
         <w:t>、</w:t>
       </w:r>
-      <w:hyperlink r:id="rId36">
-        <w:r>
-          <w:rPr>
-            <w:lang w:val="zh_TW" w:bidi="zh_TW"/>
-          </w:rPr>
-          <w:rPr>
-            <w:color w:val="0000EE"/>
-            <w:u w:val="single"/>
-          </w:rPr>
-          <w:t>2:16</w:t>
-        </w:r>
-      </w:hyperlink>
+      <w:r>
+        <w:rPr>
+          <w:lang w:val="zh_TW" w:bidi="zh_TW"/>
+        </w:rPr>
+        <w:t>2:16</w:t>
+      </w:r>
       <w:r>
         <w:rPr>
           <w:lang w:val="zh_TW" w:bidi="zh_TW"/>
         </w:rPr>
         <w:t>；</w:t>
       </w:r>
-      <w:hyperlink r:id="rId37">
-        <w:r>
-          <w:rPr>
-            <w:lang w:val="zh_TW" w:bidi="zh_TW"/>
-          </w:rPr>
-          <w:rPr>
-            <w:color w:val="0000EE"/>
-            <w:u w:val="single"/>
-          </w:rPr>
-          <w:t>帖前5:1–11</w:t>
-        </w:r>
-      </w:hyperlink>
+      <w:r>
+        <w:rPr>
+          <w:lang w:val="zh_TW" w:bidi="zh_TW"/>
+        </w:rPr>
+        <w:t>帖前5:1–11</w:t>
+      </w:r>
       <w:r>
         <w:rPr>
           <w:lang w:val="zh_TW" w:bidi="zh_TW"/>
         </w:rPr>
         <w:t>；</w:t>
       </w:r>
-      <w:hyperlink r:id="rId38">
-        <w:r>
-          <w:rPr>
-            <w:lang w:val="zh_TW" w:bidi="zh_TW"/>
-          </w:rPr>
-          <w:rPr>
-            <w:color w:val="0000EE"/>
-            <w:u w:val="single"/>
-          </w:rPr>
-          <w:t>帖後2:2</w:t>
-        </w:r>
-      </w:hyperlink>
+      <w:r>
+        <w:rPr>
+          <w:lang w:val="zh_TW" w:bidi="zh_TW"/>
+        </w:rPr>
+        <w:t>帖後2:2</w:t>
+      </w:r>
       <w:r>
         <w:rPr>
           <w:lang w:val="zh_TW" w:bidi="zh_TW"/>
         </w:rPr>
         <w:t>；</w:t>
       </w:r>
-      <w:hyperlink r:id="rId39">
-        <w:r>
-          <w:rPr>
-            <w:lang w:val="zh_TW" w:bidi="zh_TW"/>
-          </w:rPr>
-          <w:rPr>
-            <w:color w:val="0000EE"/>
-            <w:u w:val="single"/>
-          </w:rPr>
-          <w:t>提後1:12</w:t>
-        </w:r>
-      </w:hyperlink>
+      <w:r>
+        <w:rPr>
+          <w:lang w:val="zh_TW" w:bidi="zh_TW"/>
+        </w:rPr>
+        <w:t>提後1:12</w:t>
+      </w:r>
       <w:r>
         <w:rPr>
           <w:lang w:val="zh_TW" w:bidi="zh_TW"/>
         </w:rPr>
         <w:t>、</w:t>
       </w:r>
-      <w:hyperlink r:id="rId40">
-        <w:r>
-          <w:rPr>
-            <w:lang w:val="zh_TW" w:bidi="zh_TW"/>
-          </w:rPr>
-          <w:rPr>
-            <w:color w:val="0000EE"/>
-            <w:u w:val="single"/>
-          </w:rPr>
-          <w:t>18，</w:t>
-        </w:r>
-      </w:hyperlink>
-      <w:hyperlink r:id="rId41">
-        <w:r>
-          <w:rPr>
-            <w:lang w:val="zh_TW" w:bidi="zh_TW"/>
-          </w:rPr>
-          <w:rPr>
-            <w:color w:val="0000EE"/>
-            <w:u w:val="single"/>
-          </w:rPr>
-          <w:t>4:1</w:t>
-        </w:r>
-      </w:hyperlink>
+      <w:r>
+        <w:rPr>
+          <w:lang w:val="zh_TW" w:bidi="zh_TW"/>
+        </w:rPr>
+        <w:t>18，</w:t>
+      </w:r>
+      <w:r>
+        <w:rPr>
+          <w:lang w:val="zh_TW" w:bidi="zh_TW"/>
+        </w:rPr>
+        <w:t>4:1</w:t>
+      </w:r>
       <w:r>
         <w:rPr>
           <w:lang w:val="zh_TW" w:bidi="zh_TW"/>
         </w:rPr>
         <w:t>、</w:t>
       </w:r>
-      <w:hyperlink r:id="rId42">
-        <w:r>
-          <w:rPr>
-            <w:lang w:val="zh_TW" w:bidi="zh_TW"/>
-          </w:rPr>
-          <w:rPr>
-            <w:color w:val="0000EE"/>
-            <w:u w:val="single"/>
-          </w:rPr>
-          <w:t>8</w:t>
-        </w:r>
-      </w:hyperlink>
+      <w:r>
+        <w:rPr>
+          <w:lang w:val="zh_TW" w:bidi="zh_TW"/>
+        </w:rPr>
+        <w:t>8</w:t>
+      </w:r>
       <w:r>
         <w:rPr>
           <w:lang w:val="zh_TW" w:bidi="zh_TW"/>
@@ -851,426 +671,276 @@
         </w:rPr>
         <w:t>當耶穌再來時，神國度的應許將會實現。耶穌將審判並且摧毀撒但和撒但的天使（</w:t>
       </w:r>
-      <w:hyperlink r:id="rId43">
-        <w:r>
-          <w:rPr>
-            <w:lang w:val="zh_TW" w:bidi="zh_TW"/>
-          </w:rPr>
-          <w:rPr>
-            <w:color w:val="0000EE"/>
-            <w:u w:val="single"/>
-          </w:rPr>
-          <w:t>羅16:20</w:t>
-        </w:r>
-      </w:hyperlink>
+      <w:r>
+        <w:rPr>
+          <w:lang w:val="zh_TW" w:bidi="zh_TW"/>
+        </w:rPr>
+        <w:t>羅16:20</w:t>
+      </w:r>
       <w:r>
         <w:rPr>
           <w:lang w:val="zh_TW" w:bidi="zh_TW"/>
         </w:rPr>
         <w:t>；</w:t>
       </w:r>
-      <w:hyperlink r:id="rId44">
-        <w:r>
-          <w:rPr>
-            <w:lang w:val="zh_TW" w:bidi="zh_TW"/>
-          </w:rPr>
-          <w:rPr>
-            <w:color w:val="0000EE"/>
-            <w:u w:val="single"/>
-          </w:rPr>
-          <w:t>帖後2:3–12</w:t>
-        </w:r>
-      </w:hyperlink>
+      <w:r>
+        <w:rPr>
+          <w:lang w:val="zh_TW" w:bidi="zh_TW"/>
+        </w:rPr>
+        <w:t>帖後2:3–12</w:t>
+      </w:r>
       <w:r>
         <w:rPr>
           <w:lang w:val="zh_TW" w:bidi="zh_TW"/>
         </w:rPr>
         <w:t>）。那些拒絕信靠耶穌的人，將遭受永遠的審判（</w:t>
       </w:r>
-      <w:hyperlink r:id="rId45">
-        <w:r>
-          <w:rPr>
-            <w:lang w:val="zh_TW" w:bidi="zh_TW"/>
-          </w:rPr>
-          <w:rPr>
-            <w:color w:val="0000EE"/>
-            <w:u w:val="single"/>
-          </w:rPr>
-          <w:t>太13:40–42，</w:t>
-        </w:r>
-      </w:hyperlink>
-      <w:hyperlink r:id="rId46">
-        <w:r>
-          <w:rPr>
-            <w:lang w:val="zh_TW" w:bidi="zh_TW"/>
-          </w:rPr>
-          <w:rPr>
-            <w:color w:val="0000EE"/>
-            <w:u w:val="single"/>
-          </w:rPr>
-          <w:t>25:31–46</w:t>
-        </w:r>
-      </w:hyperlink>
+      <w:r>
+        <w:rPr>
+          <w:lang w:val="zh_TW" w:bidi="zh_TW"/>
+        </w:rPr>
+        <w:t>太13:40–42，</w:t>
+      </w:r>
+      <w:r>
+        <w:rPr>
+          <w:lang w:val="zh_TW" w:bidi="zh_TW"/>
+        </w:rPr>
+        <w:t>25:31–46</w:t>
+      </w:r>
       <w:r>
         <w:rPr>
           <w:lang w:val="zh_TW" w:bidi="zh_TW"/>
         </w:rPr>
         <w:t>；</w:t>
       </w:r>
-      <w:hyperlink r:id="rId47">
-        <w:r>
-          <w:rPr>
-            <w:lang w:val="zh_TW" w:bidi="zh_TW"/>
-          </w:rPr>
-          <w:rPr>
-            <w:color w:val="0000EE"/>
-            <w:u w:val="single"/>
-          </w:rPr>
-          <w:t>路6:24–26，</w:t>
-        </w:r>
-      </w:hyperlink>
-      <w:hyperlink r:id="rId48">
-        <w:r>
-          <w:rPr>
-            <w:lang w:val="zh_TW" w:bidi="zh_TW"/>
-          </w:rPr>
-          <w:rPr>
-            <w:color w:val="0000EE"/>
-            <w:u w:val="single"/>
-          </w:rPr>
-          <w:t>16:19–31</w:t>
-        </w:r>
-      </w:hyperlink>
+      <w:r>
+        <w:rPr>
+          <w:lang w:val="zh_TW" w:bidi="zh_TW"/>
+        </w:rPr>
+        <w:t>路6:24–26，</w:t>
+      </w:r>
+      <w:r>
+        <w:rPr>
+          <w:lang w:val="zh_TW" w:bidi="zh_TW"/>
+        </w:rPr>
+        <w:t>16:19–31</w:t>
+      </w:r>
       <w:r>
         <w:rPr>
           <w:lang w:val="zh_TW" w:bidi="zh_TW"/>
         </w:rPr>
         <w:t>；</w:t>
       </w:r>
-      <w:hyperlink r:id="rId49">
-        <w:r>
-          <w:rPr>
-            <w:lang w:val="zh_TW" w:bidi="zh_TW"/>
-          </w:rPr>
-          <w:rPr>
-            <w:color w:val="0000EE"/>
-            <w:u w:val="single"/>
-          </w:rPr>
-          <w:t>徒10:42</w:t>
-        </w:r>
-      </w:hyperlink>
+      <w:r>
+        <w:rPr>
+          <w:lang w:val="zh_TW" w:bidi="zh_TW"/>
+        </w:rPr>
+        <w:t>徒10:42</w:t>
+      </w:r>
       <w:r>
         <w:rPr>
           <w:lang w:val="zh_TW" w:bidi="zh_TW"/>
         </w:rPr>
         <w:t>；</w:t>
       </w:r>
-      <w:hyperlink r:id="rId50">
-        <w:r>
-          <w:rPr>
-            <w:lang w:val="zh_TW" w:bidi="zh_TW"/>
-          </w:rPr>
-          <w:rPr>
-            <w:color w:val="0000EE"/>
-            <w:u w:val="single"/>
-          </w:rPr>
-          <w:t>弗5:6</w:t>
-        </w:r>
-      </w:hyperlink>
+      <w:r>
+        <w:rPr>
+          <w:lang w:val="zh_TW" w:bidi="zh_TW"/>
+        </w:rPr>
+        <w:t>弗5:6</w:t>
+      </w:r>
       <w:r>
         <w:rPr>
           <w:lang w:val="zh_TW" w:bidi="zh_TW"/>
         </w:rPr>
         <w:t>；</w:t>
       </w:r>
-      <w:hyperlink r:id="rId51">
-        <w:r>
-          <w:rPr>
-            <w:lang w:val="zh_TW" w:bidi="zh_TW"/>
-          </w:rPr>
-          <w:rPr>
-            <w:color w:val="0000EE"/>
-            <w:u w:val="single"/>
-          </w:rPr>
-          <w:t>西3:6</w:t>
-        </w:r>
-      </w:hyperlink>
+      <w:r>
+        <w:rPr>
+          <w:lang w:val="zh_TW" w:bidi="zh_TW"/>
+        </w:rPr>
+        <w:t>西3:6</w:t>
+      </w:r>
       <w:r>
         <w:rPr>
           <w:lang w:val="zh_TW" w:bidi="zh_TW"/>
         </w:rPr>
         <w:t>；</w:t>
       </w:r>
-      <w:hyperlink r:id="rId52">
-        <w:r>
-          <w:rPr>
-            <w:lang w:val="zh_TW" w:bidi="zh_TW"/>
-          </w:rPr>
-          <w:rPr>
-            <w:color w:val="0000EE"/>
-            <w:u w:val="single"/>
-          </w:rPr>
-          <w:t>來10:25</w:t>
-        </w:r>
-      </w:hyperlink>
+      <w:r>
+        <w:rPr>
+          <w:lang w:val="zh_TW" w:bidi="zh_TW"/>
+        </w:rPr>
+        <w:t>來10:25</w:t>
+      </w:r>
       <w:r>
         <w:rPr>
           <w:lang w:val="zh_TW" w:bidi="zh_TW"/>
         </w:rPr>
         <w:t>；</w:t>
       </w:r>
-      <w:hyperlink r:id="rId53">
-        <w:r>
-          <w:rPr>
-            <w:lang w:val="zh_TW" w:bidi="zh_TW"/>
-          </w:rPr>
-          <w:rPr>
-            <w:color w:val="0000EE"/>
-            <w:u w:val="single"/>
-          </w:rPr>
-          <w:t>彼後3:7</w:t>
-        </w:r>
-      </w:hyperlink>
+      <w:r>
+        <w:rPr>
+          <w:lang w:val="zh_TW" w:bidi="zh_TW"/>
+        </w:rPr>
+        <w:t>彼後3:7</w:t>
+      </w:r>
       <w:r>
         <w:rPr>
           <w:lang w:val="zh_TW" w:bidi="zh_TW"/>
         </w:rPr>
         <w:t>；</w:t>
       </w:r>
-      <w:hyperlink r:id="rId54">
-        <w:r>
-          <w:rPr>
-            <w:lang w:val="zh_TW" w:bidi="zh_TW"/>
-          </w:rPr>
-          <w:rPr>
-            <w:color w:val="0000EE"/>
-            <w:u w:val="single"/>
-          </w:rPr>
-          <w:t>猶1:6</w:t>
-        </w:r>
-      </w:hyperlink>
+      <w:r>
+        <w:rPr>
+          <w:lang w:val="zh_TW" w:bidi="zh_TW"/>
+        </w:rPr>
+        <w:t>猶1:6</w:t>
+      </w:r>
       <w:r>
         <w:rPr>
           <w:lang w:val="zh_TW" w:bidi="zh_TW"/>
         </w:rPr>
         <w:t>；</w:t>
       </w:r>
-      <w:hyperlink r:id="rId55">
-        <w:r>
-          <w:rPr>
-            <w:lang w:val="zh_TW" w:bidi="zh_TW"/>
-          </w:rPr>
-          <w:rPr>
-            <w:color w:val="0000EE"/>
-            <w:u w:val="single"/>
-          </w:rPr>
-          <w:t>啟1:7</w:t>
-        </w:r>
-      </w:hyperlink>
+      <w:r>
+        <w:rPr>
+          <w:lang w:val="zh_TW" w:bidi="zh_TW"/>
+        </w:rPr>
+        <w:t>啟1:7</w:t>
+      </w:r>
       <w:r>
         <w:rPr>
           <w:lang w:val="zh_TW" w:bidi="zh_TW"/>
         </w:rPr>
         <w:t>；</w:t>
       </w:r>
-      <w:hyperlink r:id="rId56">
-        <w:r>
-          <w:rPr>
-            <w:lang w:val="zh_TW" w:bidi="zh_TW"/>
-          </w:rPr>
-          <w:rPr>
-            <w:color w:val="0000EE"/>
-            <w:u w:val="single"/>
-          </w:rPr>
-          <w:t>6:14</w:t>
-        </w:r>
-      </w:hyperlink>
+      <w:r>
+        <w:rPr>
+          <w:lang w:val="zh_TW" w:bidi="zh_TW"/>
+        </w:rPr>
+        <w:t>6:14</w:t>
+      </w:r>
       <w:r>
         <w:rPr>
           <w:lang w:val="zh_TW" w:bidi="zh_TW"/>
         </w:rPr>
         <w:t>、</w:t>
       </w:r>
-      <w:hyperlink r:id="rId57">
-        <w:r>
-          <w:rPr>
-            <w:lang w:val="zh_TW" w:bidi="zh_TW"/>
-          </w:rPr>
-          <w:rPr>
-            <w:color w:val="0000EE"/>
-            <w:u w:val="single"/>
-          </w:rPr>
-          <w:t>17</w:t>
-        </w:r>
-      </w:hyperlink>
+      <w:r>
+        <w:rPr>
+          <w:lang w:val="zh_TW" w:bidi="zh_TW"/>
+        </w:rPr>
+        <w:t>17</w:t>
+      </w:r>
       <w:r>
         <w:rPr>
           <w:lang w:val="zh_TW" w:bidi="zh_TW"/>
         </w:rPr>
         <w:t>）。同時，忠信之人將復活，得享永生（</w:t>
       </w:r>
-      <w:hyperlink r:id="rId58">
-        <w:r>
-          <w:rPr>
-            <w:lang w:val="zh_TW" w:bidi="zh_TW"/>
-          </w:rPr>
-          <w:rPr>
-            <w:color w:val="0000EE"/>
-            <w:u w:val="single"/>
-          </w:rPr>
-          <w:t>帖前4:13–18</w:t>
-        </w:r>
-      </w:hyperlink>
+      <w:r>
+        <w:rPr>
+          <w:lang w:val="zh_TW" w:bidi="zh_TW"/>
+        </w:rPr>
+        <w:t>帖前4:13–18</w:t>
+      </w:r>
       <w:r>
         <w:rPr>
           <w:lang w:val="zh_TW" w:bidi="zh_TW"/>
         </w:rPr>
         <w:t>）。神要將祂揀選的子民聚集起來，拯救他們（</w:t>
       </w:r>
-      <w:hyperlink r:id="rId59">
-        <w:r>
-          <w:rPr>
-            <w:lang w:val="zh_TW" w:bidi="zh_TW"/>
-          </w:rPr>
-          <w:rPr>
-            <w:color w:val="0000EE"/>
-            <w:u w:val="single"/>
-          </w:rPr>
-          <w:t>可13:27</w:t>
-        </w:r>
-      </w:hyperlink>
+      <w:r>
+        <w:rPr>
+          <w:lang w:val="zh_TW" w:bidi="zh_TW"/>
+        </w:rPr>
+        <w:t>可13:27</w:t>
+      </w:r>
       <w:r>
         <w:rPr>
           <w:lang w:val="zh_TW" w:bidi="zh_TW"/>
         </w:rPr>
         <w:t>；</w:t>
       </w:r>
-      <w:hyperlink r:id="rId60">
-        <w:r>
-          <w:rPr>
-            <w:lang w:val="zh_TW" w:bidi="zh_TW"/>
-          </w:rPr>
-          <w:rPr>
-            <w:color w:val="0000EE"/>
-            <w:u w:val="single"/>
-          </w:rPr>
-          <w:t>來1:14，</w:t>
-        </w:r>
-      </w:hyperlink>
-      <w:hyperlink r:id="rId61">
-        <w:r>
-          <w:rPr>
-            <w:lang w:val="zh_TW" w:bidi="zh_TW"/>
-          </w:rPr>
-          <w:rPr>
-            <w:color w:val="0000EE"/>
-            <w:u w:val="single"/>
-          </w:rPr>
-          <w:t>9:27–28</w:t>
-        </w:r>
-      </w:hyperlink>
+      <w:r>
+        <w:rPr>
+          <w:lang w:val="zh_TW" w:bidi="zh_TW"/>
+        </w:rPr>
+        <w:t>來1:14，</w:t>
+      </w:r>
+      <w:r>
+        <w:rPr>
+          <w:lang w:val="zh_TW" w:bidi="zh_TW"/>
+        </w:rPr>
+        <w:t>9:27–28</w:t>
+      </w:r>
       <w:r>
         <w:rPr>
           <w:lang w:val="zh_TW" w:bidi="zh_TW"/>
         </w:rPr>
         <w:t>），賜他們恩典（</w:t>
       </w:r>
-      <w:hyperlink r:id="rId62">
-        <w:r>
-          <w:rPr>
-            <w:lang w:val="zh_TW" w:bidi="zh_TW"/>
-          </w:rPr>
-          <w:rPr>
-            <w:color w:val="0000EE"/>
-            <w:u w:val="single"/>
-          </w:rPr>
-          <w:t>彼前1:13</w:t>
-        </w:r>
-      </w:hyperlink>
+      <w:r>
+        <w:rPr>
+          <w:lang w:val="zh_TW" w:bidi="zh_TW"/>
+        </w:rPr>
+        <w:t>彼前1:13</w:t>
+      </w:r>
       <w:r>
         <w:rPr>
           <w:lang w:val="zh_TW" w:bidi="zh_TW"/>
         </w:rPr>
         <w:t>）和榮耀（</w:t>
       </w:r>
-      <w:hyperlink r:id="rId63">
-        <w:r>
-          <w:rPr>
-            <w:lang w:val="zh_TW" w:bidi="zh_TW"/>
-          </w:rPr>
-          <w:rPr>
-            <w:color w:val="0000EE"/>
-            <w:u w:val="single"/>
-          </w:rPr>
-          <w:t>帖前2:12</w:t>
-        </w:r>
-      </w:hyperlink>
+      <w:r>
+        <w:rPr>
+          <w:lang w:val="zh_TW" w:bidi="zh_TW"/>
+        </w:rPr>
+        <w:t>帖前2:12</w:t>
+      </w:r>
       <w:r>
         <w:rPr>
           <w:lang w:val="zh_TW" w:bidi="zh_TW"/>
         </w:rPr>
         <w:t>；</w:t>
       </w:r>
-      <w:hyperlink r:id="rId64">
-        <w:r>
-          <w:rPr>
-            <w:lang w:val="zh_TW" w:bidi="zh_TW"/>
-          </w:rPr>
-          <w:rPr>
-            <w:color w:val="0000EE"/>
-            <w:u w:val="single"/>
-          </w:rPr>
-          <w:t>帖後2:14</w:t>
-        </w:r>
-      </w:hyperlink>
+      <w:r>
+        <w:rPr>
+          <w:lang w:val="zh_TW" w:bidi="zh_TW"/>
+        </w:rPr>
+        <w:t>帖後2:14</w:t>
+      </w:r>
       <w:r>
         <w:rPr>
           <w:lang w:val="zh_TW" w:bidi="zh_TW"/>
         </w:rPr>
         <w:t>；</w:t>
       </w:r>
-      <w:hyperlink r:id="rId65">
-        <w:r>
-          <w:rPr>
-            <w:lang w:val="zh_TW" w:bidi="zh_TW"/>
-          </w:rPr>
-          <w:rPr>
-            <w:color w:val="0000EE"/>
-            <w:u w:val="single"/>
-          </w:rPr>
-          <w:t>彼前1:7</w:t>
-        </w:r>
-      </w:hyperlink>
+      <w:r>
+        <w:rPr>
+          <w:lang w:val="zh_TW" w:bidi="zh_TW"/>
+        </w:rPr>
+        <w:t>彼前1:7</w:t>
+      </w:r>
       <w:r>
         <w:rPr>
           <w:lang w:val="zh_TW" w:bidi="zh_TW"/>
         </w:rPr>
         <w:t>；</w:t>
       </w:r>
-      <w:hyperlink r:id="rId66">
-        <w:r>
-          <w:rPr>
-            <w:lang w:val="zh_TW" w:bidi="zh_TW"/>
-          </w:rPr>
-          <w:rPr>
-            <w:color w:val="0000EE"/>
-            <w:u w:val="single"/>
-          </w:rPr>
-          <w:t>5:1、</w:t>
-        </w:r>
-      </w:hyperlink>
-      <w:hyperlink r:id="rId67">
-        <w:r>
-          <w:rPr>
-            <w:lang w:val="zh_TW" w:bidi="zh_TW"/>
-          </w:rPr>
-          <w:rPr>
-            <w:color w:val="0000EE"/>
-            <w:u w:val="single"/>
-          </w:rPr>
-          <w:t>4</w:t>
-        </w:r>
-      </w:hyperlink>
+      <w:r>
+        <w:rPr>
+          <w:lang w:val="zh_TW" w:bidi="zh_TW"/>
+        </w:rPr>
+        <w:t>5:1、</w:t>
+      </w:r>
+      <w:r>
+        <w:rPr>
+          <w:lang w:val="zh_TW" w:bidi="zh_TW"/>
+        </w:rPr>
+        <w:t>4</w:t>
+      </w:r>
       <w:r>
         <w:rPr>
           <w:lang w:val="zh_TW" w:bidi="zh_TW"/>
@@ -1291,198 +961,132 @@
         </w:rPr>
         <w:t>祂將賜給祂子民永恆的基業和不會朽壞的新身體（</w:t>
       </w:r>
-      <w:hyperlink r:id="rId68">
-        <w:r>
-          <w:rPr>
-            <w:lang w:val="zh_TW" w:bidi="zh_TW"/>
-          </w:rPr>
-          <w:rPr>
-            <w:color w:val="0000EE"/>
-            <w:u w:val="single"/>
-          </w:rPr>
-          <w:t>彼前1:4</w:t>
-        </w:r>
-      </w:hyperlink>
+      <w:r>
+        <w:rPr>
+          <w:lang w:val="zh_TW" w:bidi="zh_TW"/>
+        </w:rPr>
+        <w:t>彼前1:4</w:t>
+      </w:r>
       <w:r>
         <w:rPr>
           <w:lang w:val="zh_TW" w:bidi="zh_TW"/>
         </w:rPr>
         <w:t>；</w:t>
       </w:r>
-      <w:hyperlink r:id="rId69">
-        <w:r>
-          <w:rPr>
-            <w:lang w:val="zh_TW" w:bidi="zh_TW"/>
-          </w:rPr>
-          <w:rPr>
-            <w:color w:val="0000EE"/>
-            <w:u w:val="single"/>
-          </w:rPr>
-          <w:t>林前15:35–57</w:t>
-        </w:r>
-      </w:hyperlink>
+      <w:r>
+        <w:rPr>
+          <w:lang w:val="zh_TW" w:bidi="zh_TW"/>
+        </w:rPr>
+        <w:t>林前15:35–57</w:t>
+      </w:r>
       <w:r>
         <w:rPr>
           <w:lang w:val="zh_TW" w:bidi="zh_TW"/>
         </w:rPr>
         <w:t>；</w:t>
       </w:r>
-      <w:hyperlink r:id="rId70">
-        <w:r>
-          <w:rPr>
-            <w:lang w:val="zh_TW" w:bidi="zh_TW"/>
-          </w:rPr>
-          <w:rPr>
-            <w:color w:val="0000EE"/>
-            <w:u w:val="single"/>
-          </w:rPr>
-          <w:t>腓3:21</w:t>
-        </w:r>
-      </w:hyperlink>
+      <w:r>
+        <w:rPr>
+          <w:lang w:val="zh_TW" w:bidi="zh_TW"/>
+        </w:rPr>
+        <w:t>腓3:21</w:t>
+      </w:r>
       <w:r>
         <w:rPr>
           <w:lang w:val="zh_TW" w:bidi="zh_TW"/>
         </w:rPr>
         <w:t>；</w:t>
       </w:r>
-      <w:hyperlink r:id="rId58">
-        <w:r>
-          <w:rPr>
-            <w:lang w:val="zh_TW" w:bidi="zh_TW"/>
-          </w:rPr>
-          <w:rPr>
-            <w:color w:val="0000EE"/>
-            <w:u w:val="single"/>
-          </w:rPr>
-          <w:t>帖前4:13–18</w:t>
-        </w:r>
-      </w:hyperlink>
+      <w:r>
+        <w:rPr>
+          <w:lang w:val="zh_TW" w:bidi="zh_TW"/>
+        </w:rPr>
+        <w:t>帖前4:13–18</w:t>
+      </w:r>
       <w:r>
         <w:rPr>
           <w:lang w:val="zh_TW" w:bidi="zh_TW"/>
         </w:rPr>
         <w:t>）。神將使受造之物免於一切的詛咒並更新萬物（</w:t>
       </w:r>
-      <w:hyperlink r:id="rId71">
-        <w:r>
-          <w:rPr>
-            <w:lang w:val="zh_TW" w:bidi="zh_TW"/>
-          </w:rPr>
-          <w:rPr>
-            <w:color w:val="0000EE"/>
-            <w:u w:val="single"/>
-          </w:rPr>
-          <w:t>創3:17–18</w:t>
-        </w:r>
-      </w:hyperlink>
+      <w:r>
+        <w:rPr>
+          <w:lang w:val="zh_TW" w:bidi="zh_TW"/>
+        </w:rPr>
+        <w:t>創3:17–18</w:t>
+      </w:r>
       <w:r>
         <w:rPr>
           <w:lang w:val="zh_TW" w:bidi="zh_TW"/>
         </w:rPr>
         <w:t>；</w:t>
       </w:r>
-      <w:hyperlink r:id="rId72">
-        <w:r>
-          <w:rPr>
-            <w:lang w:val="zh_TW" w:bidi="zh_TW"/>
-          </w:rPr>
-          <w:rPr>
-            <w:color w:val="0000EE"/>
-            <w:u w:val="single"/>
-          </w:rPr>
-          <w:t>羅8:20–23</w:t>
-        </w:r>
-      </w:hyperlink>
+      <w:r>
+        <w:rPr>
+          <w:lang w:val="zh_TW" w:bidi="zh_TW"/>
+        </w:rPr>
+        <w:t>羅8:20–23</w:t>
+      </w:r>
       <w:r>
         <w:rPr>
           <w:lang w:val="zh_TW" w:bidi="zh_TW"/>
         </w:rPr>
         <w:t>；</w:t>
       </w:r>
-      <w:hyperlink r:id="rId73">
-        <w:r>
-          <w:rPr>
-            <w:lang w:val="zh_TW" w:bidi="zh_TW"/>
-          </w:rPr>
-          <w:rPr>
-            <w:color w:val="0000EE"/>
-            <w:u w:val="single"/>
-          </w:rPr>
-          <w:t>彼後3:12–13</w:t>
-        </w:r>
-      </w:hyperlink>
+      <w:r>
+        <w:rPr>
+          <w:lang w:val="zh_TW" w:bidi="zh_TW"/>
+        </w:rPr>
+        <w:t>彼後3:12–13</w:t>
+      </w:r>
       <w:r>
         <w:rPr>
           <w:lang w:val="zh_TW" w:bidi="zh_TW"/>
         </w:rPr>
         <w:t>；</w:t>
       </w:r>
-      <w:hyperlink r:id="rId74">
-        <w:r>
-          <w:rPr>
-            <w:lang w:val="zh_TW" w:bidi="zh_TW"/>
-          </w:rPr>
-          <w:rPr>
-            <w:color w:val="0000EE"/>
-            <w:u w:val="single"/>
-          </w:rPr>
-          <w:t>啟21:1–22:5</w:t>
-        </w:r>
-      </w:hyperlink>
+      <w:r>
+        <w:rPr>
+          <w:lang w:val="zh_TW" w:bidi="zh_TW"/>
+        </w:rPr>
+        <w:t>啟21:1–22:5</w:t>
+      </w:r>
       <w:r>
         <w:rPr>
           <w:lang w:val="zh_TW" w:bidi="zh_TW"/>
         </w:rPr>
         <w:t>）。悲痛、眼淚、哀傷和死亡將不再存在（</w:t>
       </w:r>
-      <w:hyperlink r:id="rId75">
-        <w:r>
-          <w:rPr>
-            <w:lang w:val="zh_TW" w:bidi="zh_TW"/>
-          </w:rPr>
-          <w:rPr>
-            <w:color w:val="0000EE"/>
-            <w:u w:val="single"/>
-          </w:rPr>
-          <w:t>啟21:4</w:t>
-        </w:r>
-      </w:hyperlink>
+      <w:r>
+        <w:rPr>
+          <w:lang w:val="zh_TW" w:bidi="zh_TW"/>
+        </w:rPr>
+        <w:t>啟21:4</w:t>
+      </w:r>
       <w:r>
         <w:rPr>
           <w:lang w:val="zh_TW" w:bidi="zh_TW"/>
         </w:rPr>
         <w:t>）。那些在此生忠於基督的人「將得見神」（</w:t>
       </w:r>
-      <w:hyperlink r:id="rId76">
-        <w:r>
-          <w:rPr>
-            <w:lang w:val="zh_TW" w:bidi="zh_TW"/>
-          </w:rPr>
-          <w:rPr>
-            <w:color w:val="0000EE"/>
-            <w:u w:val="single"/>
-          </w:rPr>
-          <w:t>太5:8</w:t>
-        </w:r>
-      </w:hyperlink>
+      <w:r>
+        <w:rPr>
+          <w:lang w:val="zh_TW" w:bidi="zh_TW"/>
+        </w:rPr>
+        <w:t>太5:8</w:t>
+      </w:r>
       <w:r>
         <w:rPr>
           <w:lang w:val="zh_TW" w:bidi="zh_TW"/>
         </w:rPr>
         <w:t>；</w:t>
       </w:r>
-      <w:hyperlink r:id="rId77">
-        <w:r>
-          <w:rPr>
-            <w:lang w:val="zh_TW" w:bidi="zh_TW"/>
-          </w:rPr>
-          <w:rPr>
-            <w:color w:val="0000EE"/>
-            <w:u w:val="single"/>
-          </w:rPr>
-          <w:t>啟22:3</w:t>
-        </w:r>
-      </w:hyperlink>
+      <w:r>
+        <w:rPr>
+          <w:lang w:val="zh_TW" w:bidi="zh_TW"/>
+        </w:rPr>
+        <w:t>啟22:3</w:t>
+      </w:r>
       <w:r>
         <w:rPr>
           <w:lang w:val="zh_TW" w:bidi="zh_TW"/>
@@ -1503,126 +1107,84 @@
         </w:rPr>
         <w:t>因為這些應許，基督徒必須禱告並等待祂的再來（</w:t>
       </w:r>
-      <w:hyperlink r:id="rId78">
-        <w:r>
-          <w:rPr>
-            <w:lang w:val="zh_TW" w:bidi="zh_TW"/>
-          </w:rPr>
-          <w:rPr>
-            <w:color w:val="0000EE"/>
-            <w:u w:val="single"/>
-          </w:rPr>
-          <w:t>太6:10</w:t>
-        </w:r>
-      </w:hyperlink>
+      <w:r>
+        <w:rPr>
+          <w:lang w:val="zh_TW" w:bidi="zh_TW"/>
+        </w:rPr>
+        <w:t>太6:10</w:t>
+      </w:r>
       <w:r>
         <w:rPr>
           <w:lang w:val="zh_TW" w:bidi="zh_TW"/>
         </w:rPr>
         <w:t>；</w:t>
       </w:r>
-      <w:hyperlink r:id="rId79">
-        <w:r>
-          <w:rPr>
-            <w:lang w:val="zh_TW" w:bidi="zh_TW"/>
-          </w:rPr>
-          <w:rPr>
-            <w:color w:val="0000EE"/>
-            <w:u w:val="single"/>
-          </w:rPr>
-          <w:t>啟22:20</w:t>
-        </w:r>
-      </w:hyperlink>
+      <w:r>
+        <w:rPr>
+          <w:lang w:val="zh_TW" w:bidi="zh_TW"/>
+        </w:rPr>
+        <w:t>啟22:20</w:t>
+      </w:r>
       <w:r>
         <w:rPr>
           <w:lang w:val="zh_TW" w:bidi="zh_TW"/>
         </w:rPr>
         <w:t>）。我們不應試圖猜測祂再來的日期（</w:t>
       </w:r>
-      <w:hyperlink r:id="rId80">
-        <w:r>
-          <w:rPr>
-            <w:lang w:val="zh_TW" w:bidi="zh_TW"/>
-          </w:rPr>
-          <w:rPr>
-            <w:color w:val="0000EE"/>
-            <w:u w:val="single"/>
-          </w:rPr>
-          <w:t>可13:32</w:t>
-        </w:r>
-      </w:hyperlink>
+      <w:r>
+        <w:rPr>
+          <w:lang w:val="zh_TW" w:bidi="zh_TW"/>
+        </w:rPr>
+        <w:t>可13:32</w:t>
+      </w:r>
       <w:r>
         <w:rPr>
           <w:lang w:val="zh_TW" w:bidi="zh_TW"/>
         </w:rPr>
         <w:t>；</w:t>
       </w:r>
-      <w:hyperlink r:id="rId81">
-        <w:r>
-          <w:rPr>
-            <w:lang w:val="zh_TW" w:bidi="zh_TW"/>
-          </w:rPr>
-          <w:rPr>
-            <w:color w:val="0000EE"/>
-            <w:u w:val="single"/>
-          </w:rPr>
-          <w:t>徒1:7</w:t>
-        </w:r>
-      </w:hyperlink>
+      <w:r>
+        <w:rPr>
+          <w:lang w:val="zh_TW" w:bidi="zh_TW"/>
+        </w:rPr>
+        <w:t>徒1:7</w:t>
+      </w:r>
       <w:r>
         <w:rPr>
           <w:lang w:val="zh_TW" w:bidi="zh_TW"/>
         </w:rPr>
         <w:t>）。相反，我們應當坦然無懼生活，並隨時作好準備（</w:t>
       </w:r>
-      <w:hyperlink r:id="rId82">
-        <w:r>
-          <w:rPr>
-            <w:lang w:val="zh_TW" w:bidi="zh_TW"/>
-          </w:rPr>
-          <w:rPr>
-            <w:color w:val="0000EE"/>
-            <w:u w:val="single"/>
-          </w:rPr>
-          <w:t>約一2:28</w:t>
-        </w:r>
-      </w:hyperlink>
+      <w:r>
+        <w:rPr>
+          <w:lang w:val="zh_TW" w:bidi="zh_TW"/>
+        </w:rPr>
+        <w:t>約一2:28</w:t>
+      </w:r>
       <w:r>
         <w:rPr>
           <w:lang w:val="zh_TW" w:bidi="zh_TW"/>
         </w:rPr>
         <w:t>；</w:t>
       </w:r>
-      <w:hyperlink r:id="rId83">
-        <w:r>
-          <w:rPr>
-            <w:lang w:val="zh_TW" w:bidi="zh_TW"/>
-          </w:rPr>
-          <w:rPr>
-            <w:color w:val="0000EE"/>
-            <w:u w:val="single"/>
-          </w:rPr>
-          <w:t>太24:36–25:30</w:t>
-        </w:r>
-      </w:hyperlink>
+      <w:r>
+        <w:rPr>
+          <w:lang w:val="zh_TW" w:bidi="zh_TW"/>
+        </w:rPr>
+        <w:t>太24:36–25:30</w:t>
+      </w:r>
       <w:r>
         <w:rPr>
           <w:lang w:val="zh_TW" w:bidi="zh_TW"/>
         </w:rPr>
         <w:t>；</w:t>
       </w:r>
-      <w:hyperlink r:id="rId37">
-        <w:r>
-          <w:rPr>
-            <w:lang w:val="zh_TW" w:bidi="zh_TW"/>
-          </w:rPr>
-          <w:rPr>
-            <w:color w:val="0000EE"/>
-            <w:u w:val="single"/>
-          </w:rPr>
-          <w:t>帖前5:1–11</w:t>
-        </w:r>
-      </w:hyperlink>
+      <w:r>
+        <w:rPr>
+          <w:lang w:val="zh_TW" w:bidi="zh_TW"/>
+        </w:rPr>
+        <w:t>帖前5:1–11</w:t>
+      </w:r>
       <w:r>
         <w:rPr>
           <w:lang w:val="zh_TW" w:bidi="zh_TW"/>
@@ -1652,636 +1214,390 @@
           <w:lang w:val="zh_TW" w:bidi="zh_TW"/>
         </w:rPr>
       </w:r>
-      <w:hyperlink r:id="rId76">
-        <w:r>
-          <w:rPr>
-            <w:lang w:val="zh_TW" w:bidi="zh_TW"/>
-          </w:rPr>
-          <w:rPr>
-            <w:color w:val="0000EE"/>
-            <w:u w:val="single"/>
-          </w:rPr>
-          <w:t>太5:8</w:t>
-        </w:r>
-      </w:hyperlink>
+      <w:r>
+        <w:rPr>
+          <w:lang w:val="zh_TW" w:bidi="zh_TW"/>
+        </w:rPr>
+        <w:t>太5:8</w:t>
+      </w:r>
       <w:r>
         <w:rPr>
           <w:lang w:val="zh_TW" w:bidi="zh_TW"/>
         </w:rPr>
         <w:t>，</w:t>
       </w:r>
-      <w:hyperlink r:id="rId78">
-        <w:r>
-          <w:rPr>
-            <w:lang w:val="zh_TW" w:bidi="zh_TW"/>
-          </w:rPr>
-          <w:rPr>
-            <w:color w:val="0000EE"/>
-            <w:u w:val="single"/>
-          </w:rPr>
-          <w:t>6:10</w:t>
-        </w:r>
-      </w:hyperlink>
+      <w:r>
+        <w:rPr>
+          <w:lang w:val="zh_TW" w:bidi="zh_TW"/>
+        </w:rPr>
+        <w:t>6:10</w:t>
+      </w:r>
       <w:r>
         <w:rPr>
           <w:lang w:val="zh_TW" w:bidi="zh_TW"/>
         </w:rPr>
         <w:t>，</w:t>
       </w:r>
-      <w:hyperlink r:id="rId84">
-        <w:r>
-          <w:rPr>
-            <w:lang w:val="zh_TW" w:bidi="zh_TW"/>
-          </w:rPr>
-          <w:rPr>
-            <w:color w:val="0000EE"/>
-            <w:u w:val="single"/>
-          </w:rPr>
-          <w:t>13:41–42</w:t>
-        </w:r>
-      </w:hyperlink>
+      <w:r>
+        <w:rPr>
+          <w:lang w:val="zh_TW" w:bidi="zh_TW"/>
+        </w:rPr>
+        <w:t>13:41–42</w:t>
+      </w:r>
       <w:r>
         <w:rPr>
           <w:lang w:val="zh_TW" w:bidi="zh_TW"/>
         </w:rPr>
         <w:t>，</w:t>
       </w:r>
-      <w:hyperlink r:id="rId21">
-        <w:r>
-          <w:rPr>
-            <w:lang w:val="zh_TW" w:bidi="zh_TW"/>
-          </w:rPr>
-          <w:rPr>
-            <w:color w:val="0000EE"/>
-            <w:u w:val="single"/>
-          </w:rPr>
-          <w:t>23:39</w:t>
-        </w:r>
-      </w:hyperlink>
+      <w:r>
+        <w:rPr>
+          <w:lang w:val="zh_TW" w:bidi="zh_TW"/>
+        </w:rPr>
+        <w:t>23:39</w:t>
+      </w:r>
       <w:r>
         <w:rPr>
           <w:lang w:val="zh_TW" w:bidi="zh_TW"/>
         </w:rPr>
         <w:t>，</w:t>
       </w:r>
-      <w:hyperlink r:id="rId85">
-        <w:r>
-          <w:rPr>
-            <w:lang w:val="zh_TW" w:bidi="zh_TW"/>
-          </w:rPr>
-          <w:rPr>
-            <w:color w:val="0000EE"/>
-            <w:u w:val="single"/>
-          </w:rPr>
-          <w:t>24:3–25:46；</w:t>
-        </w:r>
-      </w:hyperlink>
-      <w:hyperlink r:id="rId25">
-        <w:r>
-          <w:rPr>
-            <w:lang w:val="zh_TW" w:bidi="zh_TW"/>
-          </w:rPr>
-          <w:rPr>
-            <w:color w:val="0000EE"/>
-            <w:u w:val="single"/>
-          </w:rPr>
-          <w:t>可8:38</w:t>
-        </w:r>
-      </w:hyperlink>
+      <w:r>
+        <w:rPr>
+          <w:lang w:val="zh_TW" w:bidi="zh_TW"/>
+        </w:rPr>
+        <w:t>24:3–25:46；</w:t>
+      </w:r>
+      <w:r>
+        <w:rPr>
+          <w:lang w:val="zh_TW" w:bidi="zh_TW"/>
+        </w:rPr>
+        <w:t>可8:38</w:t>
+      </w:r>
       <w:r>
         <w:rPr>
           <w:lang w:val="zh_TW" w:bidi="zh_TW"/>
         </w:rPr>
         <w:t>，</w:t>
       </w:r>
-      <w:hyperlink r:id="rId86">
-        <w:r>
-          <w:rPr>
-            <w:lang w:val="zh_TW" w:bidi="zh_TW"/>
-          </w:rPr>
-          <w:rPr>
-            <w:color w:val="0000EE"/>
-            <w:u w:val="single"/>
-          </w:rPr>
-          <w:t>13:1–37</w:t>
-        </w:r>
-      </w:hyperlink>
+      <w:r>
+        <w:rPr>
+          <w:lang w:val="zh_TW" w:bidi="zh_TW"/>
+        </w:rPr>
+        <w:t>13:1–37</w:t>
+      </w:r>
       <w:r>
         <w:rPr>
           <w:lang w:val="zh_TW" w:bidi="zh_TW"/>
         </w:rPr>
         <w:t>，</w:t>
       </w:r>
-      <w:hyperlink r:id="rId87">
-        <w:r>
-          <w:rPr>
-            <w:lang w:val="zh_TW" w:bidi="zh_TW"/>
-          </w:rPr>
-          <w:rPr>
-            <w:color w:val="0000EE"/>
-            <w:u w:val="single"/>
-          </w:rPr>
-          <w:t>14:25；</w:t>
-        </w:r>
-      </w:hyperlink>
-      <w:hyperlink r:id="rId47">
-        <w:r>
-          <w:rPr>
-            <w:lang w:val="zh_TW" w:bidi="zh_TW"/>
-          </w:rPr>
-          <w:rPr>
-            <w:color w:val="0000EE"/>
-            <w:u w:val="single"/>
-          </w:rPr>
-          <w:t>路6:24–26</w:t>
-        </w:r>
-      </w:hyperlink>
+      <w:r>
+        <w:rPr>
+          <w:lang w:val="zh_TW" w:bidi="zh_TW"/>
+        </w:rPr>
+        <w:t>14:25；</w:t>
+      </w:r>
+      <w:r>
+        <w:rPr>
+          <w:lang w:val="zh_TW" w:bidi="zh_TW"/>
+        </w:rPr>
+        <w:t>路6:24–26</w:t>
+      </w:r>
       <w:r>
         <w:rPr>
           <w:lang w:val="zh_TW" w:bidi="zh_TW"/>
         </w:rPr>
         <w:t>，</w:t>
       </w:r>
-      <w:hyperlink r:id="rId48">
-        <w:r>
-          <w:rPr>
-            <w:lang w:val="zh_TW" w:bidi="zh_TW"/>
-          </w:rPr>
-          <w:rPr>
-            <w:color w:val="0000EE"/>
-            <w:u w:val="single"/>
-          </w:rPr>
-          <w:t>16:19–31</w:t>
-        </w:r>
-      </w:hyperlink>
+      <w:r>
+        <w:rPr>
+          <w:lang w:val="zh_TW" w:bidi="zh_TW"/>
+        </w:rPr>
+        <w:t>16:19–31</w:t>
+      </w:r>
       <w:r>
         <w:rPr>
           <w:lang w:val="zh_TW" w:bidi="zh_TW"/>
         </w:rPr>
         <w:t>，</w:t>
       </w:r>
-      <w:hyperlink r:id="rId18">
-        <w:r>
-          <w:rPr>
-            <w:lang w:val="zh_TW" w:bidi="zh_TW"/>
-          </w:rPr>
-          <w:rPr>
-            <w:color w:val="0000EE"/>
-            <w:u w:val="single"/>
-          </w:rPr>
-          <w:t>19:41–44</w:t>
-        </w:r>
-      </w:hyperlink>
+      <w:r>
+        <w:rPr>
+          <w:lang w:val="zh_TW" w:bidi="zh_TW"/>
+        </w:rPr>
+        <w:t>19:41–44</w:t>
+      </w:r>
       <w:r>
         <w:rPr>
           <w:lang w:val="zh_TW" w:bidi="zh_TW"/>
         </w:rPr>
         <w:t>，</w:t>
       </w:r>
-      <w:hyperlink r:id="rId88">
-        <w:r>
-          <w:rPr>
-            <w:lang w:val="zh_TW" w:bidi="zh_TW"/>
-          </w:rPr>
-          <w:rPr>
-            <w:color w:val="0000EE"/>
-            <w:u w:val="single"/>
-          </w:rPr>
-          <w:t>21:5–36；</w:t>
-        </w:r>
-      </w:hyperlink>
-      <w:hyperlink r:id="rId29">
-        <w:r>
-          <w:rPr>
-            <w:lang w:val="zh_TW" w:bidi="zh_TW"/>
-          </w:rPr>
-          <w:rPr>
-            <w:color w:val="0000EE"/>
-            <w:u w:val="single"/>
-          </w:rPr>
-          <w:t>約14:1–3；</w:t>
-        </w:r>
-      </w:hyperlink>
-      <w:hyperlink r:id="rId89">
-        <w:r>
-          <w:rPr>
-            <w:lang w:val="zh_TW" w:bidi="zh_TW"/>
-          </w:rPr>
-          <w:rPr>
-            <w:color w:val="0000EE"/>
-            <w:u w:val="single"/>
-          </w:rPr>
-          <w:t>徒1:6–7</w:t>
-        </w:r>
-      </w:hyperlink>
+      <w:r>
+        <w:rPr>
+          <w:lang w:val="zh_TW" w:bidi="zh_TW"/>
+        </w:rPr>
+        <w:t>21:5–36；</w:t>
+      </w:r>
+      <w:r>
+        <w:rPr>
+          <w:lang w:val="zh_TW" w:bidi="zh_TW"/>
+        </w:rPr>
+        <w:t>約14:1–3；</w:t>
+      </w:r>
+      <w:r>
+        <w:rPr>
+          <w:lang w:val="zh_TW" w:bidi="zh_TW"/>
+        </w:rPr>
+        <w:t>徒1:6–7</w:t>
+      </w:r>
       <w:r>
         <w:rPr>
           <w:lang w:val="zh_TW" w:bidi="zh_TW"/>
         </w:rPr>
         <w:t>，</w:t>
       </w:r>
-      <w:hyperlink r:id="rId49">
-        <w:r>
-          <w:rPr>
-            <w:lang w:val="zh_TW" w:bidi="zh_TW"/>
-          </w:rPr>
-          <w:rPr>
-            <w:color w:val="0000EE"/>
-            <w:u w:val="single"/>
-          </w:rPr>
-          <w:t>10:42；</w:t>
-        </w:r>
-      </w:hyperlink>
-      <w:hyperlink r:id="rId90">
-        <w:r>
-          <w:rPr>
-            <w:lang w:val="zh_TW" w:bidi="zh_TW"/>
-          </w:rPr>
-          <w:rPr>
-            <w:color w:val="0000EE"/>
-            <w:u w:val="single"/>
-          </w:rPr>
-          <w:t>羅8:20–23</w:t>
-        </w:r>
-      </w:hyperlink>
+      <w:r>
+        <w:rPr>
+          <w:lang w:val="zh_TW" w:bidi="zh_TW"/>
+        </w:rPr>
+        <w:t>10:42；</w:t>
+      </w:r>
+      <w:r>
+        <w:rPr>
+          <w:lang w:val="zh_TW" w:bidi="zh_TW"/>
+        </w:rPr>
+        <w:t>羅8:20–23</w:t>
+      </w:r>
       <w:r>
         <w:rPr>
           <w:lang w:val="zh_TW" w:bidi="zh_TW"/>
         </w:rPr>
         <w:t>，</w:t>
       </w:r>
-      <w:hyperlink r:id="rId43">
-        <w:r>
-          <w:rPr>
-            <w:lang w:val="zh_TW" w:bidi="zh_TW"/>
-          </w:rPr>
-          <w:rPr>
-            <w:color w:val="0000EE"/>
-            <w:u w:val="single"/>
-          </w:rPr>
-          <w:t>16:20；</w:t>
-        </w:r>
-      </w:hyperlink>
-      <w:hyperlink r:id="rId30">
-        <w:r>
-          <w:rPr>
-            <w:lang w:val="zh_TW" w:bidi="zh_TW"/>
-          </w:rPr>
-          <w:rPr>
-            <w:color w:val="0000EE"/>
-            <w:u w:val="single"/>
-          </w:rPr>
-          <w:t>林前1:7–8</w:t>
-        </w:r>
-      </w:hyperlink>
+      <w:r>
+        <w:rPr>
+          <w:lang w:val="zh_TW" w:bidi="zh_TW"/>
+        </w:rPr>
+        <w:t>16:20；</w:t>
+      </w:r>
+      <w:r>
+        <w:rPr>
+          <w:lang w:val="zh_TW" w:bidi="zh_TW"/>
+        </w:rPr>
+        <w:t>林前1:7–8</w:t>
+      </w:r>
       <w:r>
         <w:rPr>
           <w:lang w:val="zh_TW" w:bidi="zh_TW"/>
         </w:rPr>
         <w:t>，</w:t>
       </w:r>
-      <w:hyperlink r:id="rId91">
-        <w:r>
-          <w:rPr>
-            <w:lang w:val="zh_TW" w:bidi="zh_TW"/>
-          </w:rPr>
-          <w:rPr>
-            <w:color w:val="0000EE"/>
-            <w:u w:val="single"/>
-          </w:rPr>
-          <w:t>15:35–58；</w:t>
-        </w:r>
-      </w:hyperlink>
-      <w:hyperlink r:id="rId33">
-        <w:r>
-          <w:rPr>
-            <w:lang w:val="zh_TW" w:bidi="zh_TW"/>
-          </w:rPr>
-          <w:rPr>
-            <w:color w:val="0000EE"/>
-            <w:u w:val="single"/>
-          </w:rPr>
-          <w:t>林後1:14；</w:t>
-        </w:r>
-      </w:hyperlink>
-      <w:hyperlink r:id="rId34">
-        <w:r>
-          <w:rPr>
-            <w:lang w:val="zh_TW" w:bidi="zh_TW"/>
-          </w:rPr>
-          <w:rPr>
-            <w:color w:val="0000EE"/>
-            <w:u w:val="single"/>
-          </w:rPr>
-          <w:t>腓1:6</w:t>
-        </w:r>
-      </w:hyperlink>
+      <w:r>
+        <w:rPr>
+          <w:lang w:val="zh_TW" w:bidi="zh_TW"/>
+        </w:rPr>
+        <w:t>15:35–58；</w:t>
+      </w:r>
+      <w:r>
+        <w:rPr>
+          <w:lang w:val="zh_TW" w:bidi="zh_TW"/>
+        </w:rPr>
+        <w:t>林後1:14；</w:t>
+      </w:r>
+      <w:r>
+        <w:rPr>
+          <w:lang w:val="zh_TW" w:bidi="zh_TW"/>
+        </w:rPr>
+        <w:t>腓1:6</w:t>
+      </w:r>
       <w:r>
         <w:rPr>
           <w:lang w:val="zh_TW" w:bidi="zh_TW"/>
         </w:rPr>
         <w:t>、</w:t>
       </w:r>
-      <w:hyperlink r:id="rId35">
-        <w:r>
-          <w:rPr>
-            <w:lang w:val="zh_TW" w:bidi="zh_TW"/>
-          </w:rPr>
-          <w:rPr>
-            <w:color w:val="0000EE"/>
-            <w:u w:val="single"/>
-          </w:rPr>
-          <w:t>10</w:t>
-        </w:r>
-      </w:hyperlink>
+      <w:r>
+        <w:rPr>
+          <w:lang w:val="zh_TW" w:bidi="zh_TW"/>
+        </w:rPr>
+        <w:t>10</w:t>
+      </w:r>
       <w:r>
         <w:rPr>
           <w:lang w:val="zh_TW" w:bidi="zh_TW"/>
         </w:rPr>
         <w:t>，</w:t>
       </w:r>
-      <w:hyperlink r:id="rId36">
-        <w:r>
-          <w:rPr>
-            <w:lang w:val="zh_TW" w:bidi="zh_TW"/>
-          </w:rPr>
-          <w:rPr>
-            <w:color w:val="0000EE"/>
-            <w:u w:val="single"/>
-          </w:rPr>
-          <w:t>2:16</w:t>
-        </w:r>
-      </w:hyperlink>
+      <w:r>
+        <w:rPr>
+          <w:lang w:val="zh_TW" w:bidi="zh_TW"/>
+        </w:rPr>
+        <w:t>2:16</w:t>
+      </w:r>
       <w:r>
         <w:rPr>
           <w:lang w:val="zh_TW" w:bidi="zh_TW"/>
         </w:rPr>
         <w:t>，</w:t>
       </w:r>
-      <w:hyperlink r:id="rId70">
-        <w:r>
-          <w:rPr>
-            <w:lang w:val="zh_TW" w:bidi="zh_TW"/>
-          </w:rPr>
-          <w:rPr>
-            <w:color w:val="0000EE"/>
-            <w:u w:val="single"/>
-          </w:rPr>
-          <w:t>3:21；</w:t>
-        </w:r>
-      </w:hyperlink>
-      <w:hyperlink r:id="rId58">
-        <w:r>
-          <w:rPr>
-            <w:lang w:val="zh_TW" w:bidi="zh_TW"/>
-          </w:rPr>
-          <w:rPr>
-            <w:color w:val="0000EE"/>
-            <w:u w:val="single"/>
-          </w:rPr>
-          <w:t>帖前4:13–18；</w:t>
-        </w:r>
-      </w:hyperlink>
-      <w:hyperlink r:id="rId92">
-        <w:r>
-          <w:rPr>
-            <w:lang w:val="zh_TW" w:bidi="zh_TW"/>
-          </w:rPr>
-          <w:rPr>
-            <w:color w:val="0000EE"/>
-            <w:u w:val="single"/>
-          </w:rPr>
-          <w:t>帖後2:2–14；</w:t>
-        </w:r>
-      </w:hyperlink>
-      <w:hyperlink r:id="rId93">
-        <w:r>
-          <w:rPr>
-            <w:lang w:val="zh_TW" w:bidi="zh_TW"/>
-          </w:rPr>
-          <w:rPr>
-            <w:color w:val="0000EE"/>
-            <w:u w:val="single"/>
-          </w:rPr>
-          <w:t>提後4:1–8；</w:t>
-        </w:r>
-      </w:hyperlink>
-      <w:hyperlink r:id="rId94">
-        <w:r>
-          <w:rPr>
-            <w:lang w:val="zh_TW" w:bidi="zh_TW"/>
-          </w:rPr>
-          <w:rPr>
-            <w:color w:val="0000EE"/>
-            <w:u w:val="single"/>
-          </w:rPr>
-          <w:t>多2:11–13；</w:t>
-        </w:r>
-      </w:hyperlink>
-      <w:hyperlink r:id="rId95">
-        <w:r>
-          <w:rPr>
-            <w:lang w:val="zh_TW" w:bidi="zh_TW"/>
-          </w:rPr>
-          <w:rPr>
-            <w:color w:val="0000EE"/>
-            <w:u w:val="single"/>
-          </w:rPr>
-          <w:t>來9:28</w:t>
-        </w:r>
-      </w:hyperlink>
+      <w:r>
+        <w:rPr>
+          <w:lang w:val="zh_TW" w:bidi="zh_TW"/>
+        </w:rPr>
+        <w:t>3:21；</w:t>
+      </w:r>
+      <w:r>
+        <w:rPr>
+          <w:lang w:val="zh_TW" w:bidi="zh_TW"/>
+        </w:rPr>
+        <w:t>帖前4:13–18；</w:t>
+      </w:r>
+      <w:r>
+        <w:rPr>
+          <w:lang w:val="zh_TW" w:bidi="zh_TW"/>
+        </w:rPr>
+        <w:t>帖後2:2–14；</w:t>
+      </w:r>
+      <w:r>
+        <w:rPr>
+          <w:lang w:val="zh_TW" w:bidi="zh_TW"/>
+        </w:rPr>
+        <w:t>提後4:1–8；</w:t>
+      </w:r>
+      <w:r>
+        <w:rPr>
+          <w:lang w:val="zh_TW" w:bidi="zh_TW"/>
+        </w:rPr>
+        <w:t>多2:11–13；</w:t>
+      </w:r>
+      <w:r>
+        <w:rPr>
+          <w:lang w:val="zh_TW" w:bidi="zh_TW"/>
+        </w:rPr>
+        <w:t>來9:28</w:t>
+      </w:r>
       <w:r>
         <w:rPr>
           <w:lang w:val="zh_TW" w:bidi="zh_TW"/>
         </w:rPr>
         <w:t>，</w:t>
       </w:r>
-      <w:hyperlink r:id="rId52">
-        <w:r>
-          <w:rPr>
-            <w:lang w:val="zh_TW" w:bidi="zh_TW"/>
-          </w:rPr>
-          <w:rPr>
-            <w:color w:val="0000EE"/>
-            <w:u w:val="single"/>
-          </w:rPr>
-          <w:t>10:25</w:t>
-        </w:r>
-      </w:hyperlink>
+      <w:r>
+        <w:rPr>
+          <w:lang w:val="zh_TW" w:bidi="zh_TW"/>
+        </w:rPr>
+        <w:t>10:25</w:t>
+      </w:r>
       <w:r>
         <w:rPr>
           <w:lang w:val="zh_TW" w:bidi="zh_TW"/>
         </w:rPr>
         <w:t>、</w:t>
       </w:r>
-      <w:hyperlink r:id="rId96">
-        <w:r>
-          <w:rPr>
-            <w:lang w:val="zh_TW" w:bidi="zh_TW"/>
-          </w:rPr>
-          <w:rPr>
-            <w:color w:val="0000EE"/>
-            <w:u w:val="single"/>
-          </w:rPr>
-          <w:t>37；</w:t>
-        </w:r>
-      </w:hyperlink>
-      <w:hyperlink r:id="rId65">
-        <w:r>
-          <w:rPr>
-            <w:lang w:val="zh_TW" w:bidi="zh_TW"/>
-          </w:rPr>
-          <w:rPr>
-            <w:color w:val="0000EE"/>
-            <w:u w:val="single"/>
-          </w:rPr>
-          <w:t>彼前1:7</w:t>
-        </w:r>
-      </w:hyperlink>
+      <w:r>
+        <w:rPr>
+          <w:lang w:val="zh_TW" w:bidi="zh_TW"/>
+        </w:rPr>
+        <w:t>37；</w:t>
+      </w:r>
+      <w:r>
+        <w:rPr>
+          <w:lang w:val="zh_TW" w:bidi="zh_TW"/>
+        </w:rPr>
+        <w:t>彼前1:7</w:t>
+      </w:r>
       <w:r>
         <w:rPr>
           <w:lang w:val="zh_TW" w:bidi="zh_TW"/>
         </w:rPr>
         <w:t>、</w:t>
       </w:r>
-      <w:hyperlink r:id="rId62">
-        <w:r>
-          <w:rPr>
-            <w:lang w:val="zh_TW" w:bidi="zh_TW"/>
-          </w:rPr>
-          <w:rPr>
-            <w:color w:val="0000EE"/>
-            <w:u w:val="single"/>
-          </w:rPr>
-          <w:t>13</w:t>
-        </w:r>
-      </w:hyperlink>
+      <w:r>
+        <w:rPr>
+          <w:lang w:val="zh_TW" w:bidi="zh_TW"/>
+        </w:rPr>
+        <w:t>13</w:t>
+      </w:r>
       <w:r>
         <w:rPr>
           <w:lang w:val="zh_TW" w:bidi="zh_TW"/>
         </w:rPr>
         <w:t>，</w:t>
       </w:r>
-      <w:hyperlink r:id="rId97">
-        <w:r>
-          <w:rPr>
-            <w:lang w:val="zh_TW" w:bidi="zh_TW"/>
-          </w:rPr>
-          <w:rPr>
-            <w:color w:val="0000EE"/>
-            <w:u w:val="single"/>
-          </w:rPr>
-          <w:t>5:1–4；</w:t>
-        </w:r>
-      </w:hyperlink>
-      <w:hyperlink r:id="rId98">
-        <w:r>
-          <w:rPr>
-            <w:lang w:val="zh_TW" w:bidi="zh_TW"/>
-          </w:rPr>
-          <w:rPr>
-            <w:color w:val="0000EE"/>
-            <w:u w:val="single"/>
-          </w:rPr>
-          <w:t>彼後3:7–13；</w:t>
-        </w:r>
-      </w:hyperlink>
-      <w:hyperlink r:id="rId82">
-        <w:r>
-          <w:rPr>
-            <w:lang w:val="zh_TW" w:bidi="zh_TW"/>
-          </w:rPr>
-          <w:rPr>
-            <w:color w:val="0000EE"/>
-            <w:u w:val="single"/>
-          </w:rPr>
-          <w:t>約一2:28；</w:t>
-        </w:r>
-      </w:hyperlink>
-      <w:hyperlink r:id="rId55">
-        <w:r>
-          <w:rPr>
-            <w:lang w:val="zh_TW" w:bidi="zh_TW"/>
-          </w:rPr>
-          <w:rPr>
-            <w:color w:val="0000EE"/>
-            <w:u w:val="single"/>
-          </w:rPr>
-          <w:t>啟1:7</w:t>
-        </w:r>
-      </w:hyperlink>
+      <w:r>
+        <w:rPr>
+          <w:lang w:val="zh_TW" w:bidi="zh_TW"/>
+        </w:rPr>
+        <w:t>5:1–4；</w:t>
+      </w:r>
+      <w:r>
+        <w:rPr>
+          <w:lang w:val="zh_TW" w:bidi="zh_TW"/>
+        </w:rPr>
+        <w:t>彼後3:7–13；</w:t>
+      </w:r>
+      <w:r>
+        <w:rPr>
+          <w:lang w:val="zh_TW" w:bidi="zh_TW"/>
+        </w:rPr>
+        <w:t>約一2:28；</w:t>
+      </w:r>
+      <w:r>
+        <w:rPr>
+          <w:lang w:val="zh_TW" w:bidi="zh_TW"/>
+        </w:rPr>
+        <w:t>啟1:7</w:t>
+      </w:r>
       <w:r>
         <w:rPr>
           <w:lang w:val="zh_TW" w:bidi="zh_TW"/>
         </w:rPr>
         <w:t>，</w:t>
       </w:r>
-      <w:hyperlink r:id="rId99">
-        <w:r>
-          <w:rPr>
-            <w:lang w:val="zh_TW" w:bidi="zh_TW"/>
-          </w:rPr>
-          <w:rPr>
-            <w:color w:val="0000EE"/>
-            <w:u w:val="single"/>
-          </w:rPr>
-          <w:t>6:15–17</w:t>
-        </w:r>
-      </w:hyperlink>
+      <w:r>
+        <w:rPr>
+          <w:lang w:val="zh_TW" w:bidi="zh_TW"/>
+        </w:rPr>
+        <w:t>6:15–17</w:t>
+      </w:r>
       <w:r>
         <w:rPr>
           <w:lang w:val="zh_TW" w:bidi="zh_TW"/>
         </w:rPr>
         <w:t>，</w:t>
       </w:r>
-      <w:hyperlink r:id="rId100">
-        <w:r>
-          <w:rPr>
-            <w:lang w:val="zh_TW" w:bidi="zh_TW"/>
-          </w:rPr>
-          <w:rPr>
-            <w:color w:val="0000EE"/>
-            <w:u w:val="single"/>
-          </w:rPr>
-          <w:t>21:1–22:7</w:t>
-        </w:r>
-      </w:hyperlink>
+      <w:r>
+        <w:rPr>
+          <w:lang w:val="zh_TW" w:bidi="zh_TW"/>
+        </w:rPr>
+        <w:t>21:1–22:7</w:t>
+      </w:r>
       <w:r>
         <w:rPr>
           <w:lang w:val="zh_TW" w:bidi="zh_TW"/>
         </w:rPr>
         <w:t>，</w:t>
       </w:r>
-      <w:hyperlink r:id="rId101">
-        <w:r>
-          <w:rPr>
-            <w:lang w:val="zh_TW" w:bidi="zh_TW"/>
-          </w:rPr>
-          <w:rPr>
-            <w:color w:val="0000EE"/>
-            <w:u w:val="single"/>
-          </w:rPr>
-          <w:t>22:12</w:t>
-        </w:r>
-      </w:hyperlink>
+      <w:r>
+        <w:rPr>
+          <w:lang w:val="zh_TW" w:bidi="zh_TW"/>
+        </w:rPr>
+        <w:t>22:12</w:t>
+      </w:r>
       <w:r>
         <w:rPr>
           <w:lang w:val="zh_TW" w:bidi="zh_TW"/>
         </w:rPr>
         <w:t>、</w:t>
       </w:r>
-      <w:hyperlink r:id="rId79">
-        <w:r>
-          <w:rPr>
-            <w:lang w:val="zh_TW" w:bidi="zh_TW"/>
-          </w:rPr>
-          <w:rPr>
-            <w:color w:val="0000EE"/>
-            <w:u w:val="single"/>
-          </w:rPr>
-          <w:t>20</w:t>
-        </w:r>
-      </w:hyperlink>
+      <w:r>
+        <w:rPr>
+          <w:lang w:val="zh_TW" w:bidi="zh_TW"/>
+        </w:rPr>
+        <w:t>20</w:t>
+      </w:r>
       <w:r>
         <w:rPr>
           <w:lang w:val="zh_TW" w:bidi="zh_TW"/>
@@ -2330,78 +1646,48 @@
         </w:rPr>
         <w:t>箴言教導我們，多有謀士是有益的，因為他們提供安全保障（</w:t>
       </w:r>
-      <w:hyperlink r:id="rId102">
-        <w:r>
-          <w:rPr>
-            <w:lang w:val="zh_TW" w:bidi="zh_TW"/>
-          </w:rPr>
-          <w:rPr>
-            <w:color w:val="0000EE"/>
-            <w:u w:val="single"/>
-          </w:rPr>
-          <w:t>箴11:14，</w:t>
-        </w:r>
-      </w:hyperlink>
-      <w:hyperlink r:id="rId103">
-        <w:r>
-          <w:rPr>
-            <w:lang w:val="zh_TW" w:bidi="zh_TW"/>
-          </w:rPr>
-          <w:rPr>
-            <w:color w:val="0000EE"/>
-            <w:u w:val="single"/>
-          </w:rPr>
-          <w:t>24:6</w:t>
-        </w:r>
-      </w:hyperlink>
+      <w:r>
+        <w:rPr>
+          <w:lang w:val="zh_TW" w:bidi="zh_TW"/>
+        </w:rPr>
+        <w:t>箴11:14，</w:t>
+      </w:r>
+      <w:r>
+        <w:rPr>
+          <w:lang w:val="zh_TW" w:bidi="zh_TW"/>
+        </w:rPr>
+        <w:t>24:6</w:t>
+      </w:r>
       <w:r>
         <w:rPr>
           <w:lang w:val="zh_TW" w:bidi="zh_TW"/>
         </w:rPr>
         <w:t>），有助於我們成功的機會（</w:t>
       </w:r>
-      <w:hyperlink r:id="rId104">
-        <w:r>
-          <w:rPr>
-            <w:lang w:val="zh_TW" w:bidi="zh_TW"/>
-          </w:rPr>
-          <w:rPr>
-            <w:color w:val="0000EE"/>
-            <w:u w:val="single"/>
-          </w:rPr>
-          <w:t>箴15:22</w:t>
-        </w:r>
-      </w:hyperlink>
+      <w:r>
+        <w:rPr>
+          <w:lang w:val="zh_TW" w:bidi="zh_TW"/>
+        </w:rPr>
+        <w:t>箴15:22</w:t>
+      </w:r>
       <w:r>
         <w:rPr>
           <w:lang w:val="zh_TW" w:bidi="zh_TW"/>
         </w:rPr>
         <w:t>）。但約伯記提醒我們，即使謀士對神的信念看似正確，也可能會誤導我們（</w:t>
       </w:r>
-      <w:hyperlink r:id="rId105">
-        <w:r>
-          <w:rPr>
-            <w:lang w:val="zh_TW" w:bidi="zh_TW"/>
-          </w:rPr>
-          <w:rPr>
-            <w:color w:val="0000EE"/>
-            <w:u w:val="single"/>
-          </w:rPr>
-          <w:t>伯12:17，</w:t>
-        </w:r>
-      </w:hyperlink>
-      <w:hyperlink r:id="rId106">
-        <w:r>
-          <w:rPr>
-            <w:lang w:val="zh_TW" w:bidi="zh_TW"/>
-          </w:rPr>
-          <w:rPr>
-            <w:color w:val="0000EE"/>
-            <w:u w:val="single"/>
-          </w:rPr>
-          <w:t>26:3</w:t>
-        </w:r>
-      </w:hyperlink>
+      <w:r>
+        <w:rPr>
+          <w:lang w:val="zh_TW" w:bidi="zh_TW"/>
+        </w:rPr>
+        <w:t>伯12:17，</w:t>
+      </w:r>
+      <w:r>
+        <w:rPr>
+          <w:lang w:val="zh_TW" w:bidi="zh_TW"/>
+        </w:rPr>
+        <w:t>26:3</w:t>
+      </w:r>
       <w:r>
         <w:rPr>
           <w:lang w:val="zh_TW" w:bidi="zh_TW"/>
@@ -2422,120 +1708,78 @@
         </w:rPr>
         <w:t>起初，約伯的朋友與他一同哀傷，靜默坐著七天七夜（</w:t>
       </w:r>
-      <w:hyperlink r:id="rId107">
-        <w:r>
-          <w:rPr>
-            <w:lang w:val="zh_TW" w:bidi="zh_TW"/>
-          </w:rPr>
-          <w:rPr>
-            <w:color w:val="0000EE"/>
-            <w:u w:val="single"/>
-          </w:rPr>
-          <w:t>伯2:11–13</w:t>
-        </w:r>
-      </w:hyperlink>
+      <w:r>
+        <w:rPr>
+          <w:lang w:val="zh_TW" w:bidi="zh_TW"/>
+        </w:rPr>
+        <w:t>伯2:11–13</w:t>
+      </w:r>
       <w:r>
         <w:rPr>
           <w:lang w:val="zh_TW" w:bidi="zh_TW"/>
         </w:rPr>
         <w:t>），但當他們開始說話之後，安慰卻轉成傷害。約伯的朋友經常提到聖經中關於播種與收割的觀念，這確實是約中很重要的原則（</w:t>
       </w:r>
-      <w:hyperlink r:id="rId108">
-        <w:r>
-          <w:rPr>
-            <w:lang w:val="zh_TW" w:bidi="zh_TW"/>
-          </w:rPr>
-          <w:rPr>
-            <w:color w:val="0000EE"/>
-            <w:u w:val="single"/>
-          </w:rPr>
-          <w:t>利26章</w:t>
-        </w:r>
-      </w:hyperlink>
+      <w:r>
+        <w:rPr>
+          <w:lang w:val="zh_TW" w:bidi="zh_TW"/>
+        </w:rPr>
+        <w:t>利26章</w:t>
+      </w:r>
       <w:r>
         <w:rPr>
           <w:lang w:val="zh_TW" w:bidi="zh_TW"/>
         </w:rPr>
         <w:t>；</w:t>
       </w:r>
-      <w:hyperlink r:id="rId109">
-        <w:r>
-          <w:rPr>
-            <w:lang w:val="zh_TW" w:bidi="zh_TW"/>
-          </w:rPr>
-          <w:rPr>
-            <w:color w:val="0000EE"/>
-            <w:u w:val="single"/>
-          </w:rPr>
-          <w:t>申28章</w:t>
-        </w:r>
-      </w:hyperlink>
+      <w:r>
+        <w:rPr>
+          <w:lang w:val="zh_TW" w:bidi="zh_TW"/>
+        </w:rPr>
+        <w:t>申28章</w:t>
+      </w:r>
       <w:r>
         <w:rPr>
           <w:lang w:val="zh_TW" w:bidi="zh_TW"/>
         </w:rPr>
         <w:t>；</w:t>
       </w:r>
-      <w:hyperlink r:id="rId110">
-        <w:r>
-          <w:rPr>
-            <w:lang w:val="zh_TW" w:bidi="zh_TW"/>
-          </w:rPr>
-          <w:rPr>
-            <w:color w:val="0000EE"/>
-            <w:u w:val="single"/>
-          </w:rPr>
-          <w:t>箴言1:31，</w:t>
-        </w:r>
-      </w:hyperlink>
-      <w:hyperlink r:id="rId111">
-        <w:r>
-          <w:rPr>
-            <w:lang w:val="zh_TW" w:bidi="zh_TW"/>
-          </w:rPr>
-          <w:rPr>
-            <w:color w:val="0000EE"/>
-            <w:u w:val="single"/>
-          </w:rPr>
-          <w:t>22:8</w:t>
-        </w:r>
-      </w:hyperlink>
+      <w:r>
+        <w:rPr>
+          <w:lang w:val="zh_TW" w:bidi="zh_TW"/>
+        </w:rPr>
+        <w:t>箴言1:31，</w:t>
+      </w:r>
+      <w:r>
+        <w:rPr>
+          <w:lang w:val="zh_TW" w:bidi="zh_TW"/>
+        </w:rPr>
+        <w:t>22:8</w:t>
+      </w:r>
       <w:r>
         <w:rPr>
           <w:lang w:val="zh_TW" w:bidi="zh_TW"/>
         </w:rPr>
         <w:t>；</w:t>
       </w:r>
-      <w:hyperlink r:id="rId112">
-        <w:r>
-          <w:rPr>
-            <w:lang w:val="zh_TW" w:bidi="zh_TW"/>
-          </w:rPr>
-          <w:rPr>
-            <w:color w:val="0000EE"/>
-            <w:u w:val="single"/>
-          </w:rPr>
-          <w:t>何8:7</w:t>
-        </w:r>
-      </w:hyperlink>
+      <w:r>
+        <w:rPr>
+          <w:lang w:val="zh_TW" w:bidi="zh_TW"/>
+        </w:rPr>
+        <w:t>何8:7</w:t>
+      </w:r>
       <w:r>
         <w:rPr>
           <w:lang w:val="zh_TW" w:bidi="zh_TW"/>
         </w:rPr>
         <w:t>；另見</w:t>
       </w:r>
-      <w:hyperlink r:id="rId113">
-        <w:r>
-          <w:rPr>
-            <w:lang w:val="zh_TW" w:bidi="zh_TW"/>
-          </w:rPr>
-          <w:rPr>
-            <w:color w:val="0000EE"/>
-            <w:u w:val="single"/>
-          </w:rPr>
-          <w:t>加6:7–8</w:t>
-        </w:r>
-      </w:hyperlink>
+      <w:r>
+        <w:rPr>
+          <w:lang w:val="zh_TW" w:bidi="zh_TW"/>
+        </w:rPr>
+        <w:t>加6:7–8</w:t>
+      </w:r>
       <w:r>
         <w:rPr>
           <w:lang w:val="zh_TW" w:bidi="zh_TW"/>
@@ -2556,96 +1800,60 @@
         </w:rPr>
         <w:t>但問題在於他們錯誤地應用這個概念（見</w:t>
       </w:r>
-      <w:hyperlink r:id="rId114">
-        <w:r>
-          <w:rPr>
-            <w:lang w:val="zh_TW" w:bidi="zh_TW"/>
-          </w:rPr>
-          <w:rPr>
-            <w:color w:val="0000EE"/>
-            <w:u w:val="single"/>
-          </w:rPr>
-          <w:t>伯4:8</w:t>
-        </w:r>
-      </w:hyperlink>
+      <w:r>
+        <w:rPr>
+          <w:lang w:val="zh_TW" w:bidi="zh_TW"/>
+        </w:rPr>
+        <w:t>伯4:8</w:t>
+      </w:r>
       <w:r>
         <w:rPr>
           <w:lang w:val="zh_TW" w:bidi="zh_TW"/>
         </w:rPr>
         <w:t>）。他們並沒有細察約伯的生活，找出他在哪裡犯了罪，然後警告他將面臨神的審判。相反地，他們忽略了約伯一貫忠信的生活，只注意到他所遭受的苦難，於是就推斷他之所以受苦，必定是因為犯罪。最終，神稱約伯的朋友為說謊的人。這提醒我們，必須正確應用神的真理，才能討神喜悅，並真正幫助他人（</w:t>
       </w:r>
-      <w:hyperlink r:id="rId115">
-        <w:r>
-          <w:rPr>
-            <w:lang w:val="zh_TW" w:bidi="zh_TW"/>
-          </w:rPr>
-          <w:rPr>
-            <w:color w:val="0000EE"/>
-            <w:u w:val="single"/>
-          </w:rPr>
-          <w:t>箴15:2–4、</w:t>
-        </w:r>
-      </w:hyperlink>
-      <w:hyperlink r:id="rId116">
-        <w:r>
-          <w:rPr>
-            <w:lang w:val="zh_TW" w:bidi="zh_TW"/>
-          </w:rPr>
-          <w:rPr>
-            <w:color w:val="0000EE"/>
-            <w:u w:val="single"/>
-          </w:rPr>
-          <w:t>23，</w:t>
-        </w:r>
-      </w:hyperlink>
-      <w:hyperlink r:id="rId117">
-        <w:r>
-          <w:rPr>
-            <w:lang w:val="zh_TW" w:bidi="zh_TW"/>
-          </w:rPr>
-          <w:rPr>
-            <w:color w:val="0000EE"/>
-            <w:u w:val="single"/>
-          </w:rPr>
-          <w:t>25:11</w:t>
-        </w:r>
-      </w:hyperlink>
+      <w:r>
+        <w:rPr>
+          <w:lang w:val="zh_TW" w:bidi="zh_TW"/>
+        </w:rPr>
+        <w:t>箴15:2–4、</w:t>
+      </w:r>
+      <w:r>
+        <w:rPr>
+          <w:lang w:val="zh_TW" w:bidi="zh_TW"/>
+        </w:rPr>
+        <w:t>23，</w:t>
+      </w:r>
+      <w:r>
+        <w:rPr>
+          <w:lang w:val="zh_TW" w:bidi="zh_TW"/>
+        </w:rPr>
+        <w:t>25:11</w:t>
+      </w:r>
       <w:r>
         <w:rPr>
           <w:lang w:val="zh_TW" w:bidi="zh_TW"/>
         </w:rPr>
         <w:t>；</w:t>
       </w:r>
-      <w:hyperlink r:id="rId118">
-        <w:r>
-          <w:rPr>
-            <w:lang w:val="zh_TW" w:bidi="zh_TW"/>
-          </w:rPr>
-          <w:rPr>
-            <w:color w:val="0000EE"/>
-            <w:u w:val="single"/>
-          </w:rPr>
-          <w:t>賽50:4</w:t>
-        </w:r>
-      </w:hyperlink>
+      <w:r>
+        <w:rPr>
+          <w:lang w:val="zh_TW" w:bidi="zh_TW"/>
+        </w:rPr>
+        <w:t>賽50:4</w:t>
+      </w:r>
       <w:r>
         <w:rPr>
           <w:lang w:val="zh_TW" w:bidi="zh_TW"/>
         </w:rPr>
         <w:t>；</w:t>
       </w:r>
-      <w:hyperlink r:id="rId119">
-        <w:r>
-          <w:rPr>
-            <w:lang w:val="zh_TW" w:bidi="zh_TW"/>
-          </w:rPr>
-          <w:rPr>
-            <w:color w:val="0000EE"/>
-            <w:u w:val="single"/>
-          </w:rPr>
-          <w:t>弗4:29</w:t>
-        </w:r>
-      </w:hyperlink>
+      <w:r>
+        <w:rPr>
+          <w:lang w:val="zh_TW" w:bidi="zh_TW"/>
+        </w:rPr>
+        <w:t>弗4:29</w:t>
+      </w:r>
       <w:r>
         <w:rPr>
           <w:lang w:val="zh_TW" w:bidi="zh_TW"/>
@@ -2666,114 +1874,66 @@
         </w:rPr>
         <w:t>聽取來自不同來源的建議是有益的，但我們應當將這些建議與我們在神面前所認為正確的事加以衡量與分辨（例如，</w:t>
       </w:r>
-      <w:hyperlink r:id="rId120">
-        <w:r>
-          <w:rPr>
-            <w:lang w:val="zh_TW" w:bidi="zh_TW"/>
-          </w:rPr>
-          <w:rPr>
-            <w:color w:val="0000EE"/>
-            <w:u w:val="single"/>
-          </w:rPr>
-          <w:t>徒20:22；</w:t>
-        </w:r>
-      </w:hyperlink>
-      <w:hyperlink r:id="rId121">
-        <w:r>
-          <w:rPr>
-            <w:lang w:val="zh_TW" w:bidi="zh_TW"/>
-          </w:rPr>
-          <w:rPr>
-            <w:color w:val="0000EE"/>
-            <w:u w:val="single"/>
-          </w:rPr>
-          <w:t>21:4</w:t>
-        </w:r>
-      </w:hyperlink>
-      <w:hyperlink r:id="rId120">
-        <w:r>
-          <w:rPr>
-            <w:lang w:val="zh_TW" w:bidi="zh_TW"/>
-          </w:rPr>
-          <w:rPr>
-            <w:color w:val="0000EE"/>
-            <w:u w:val="single"/>
-          </w:rPr>
-          <w:t>、</w:t>
-        </w:r>
-      </w:hyperlink>
-      <w:hyperlink r:id="rId122">
-        <w:r>
-          <w:rPr>
-            <w:lang w:val="zh_TW" w:bidi="zh_TW"/>
-          </w:rPr>
-          <w:rPr>
-            <w:color w:val="0000EE"/>
-            <w:u w:val="single"/>
-          </w:rPr>
-          <w:t>11</w:t>
-        </w:r>
-      </w:hyperlink>
-      <w:hyperlink r:id="rId120">
-        <w:r>
-          <w:rPr>
-            <w:lang w:val="zh_TW" w:bidi="zh_TW"/>
-          </w:rPr>
-          <w:rPr>
-            <w:color w:val="0000EE"/>
-            <w:u w:val="single"/>
-          </w:rPr>
-          <w:t>、</w:t>
-        </w:r>
-      </w:hyperlink>
-      <w:hyperlink r:id="rId123">
-        <w:r>
-          <w:rPr>
-            <w:lang w:val="zh_TW" w:bidi="zh_TW"/>
-          </w:rPr>
-          <w:rPr>
-            <w:color w:val="0000EE"/>
-            <w:u w:val="single"/>
-          </w:rPr>
-          <w:t>13</w:t>
-        </w:r>
-      </w:hyperlink>
+      <w:r>
+        <w:rPr>
+          <w:lang w:val="zh_TW" w:bidi="zh_TW"/>
+        </w:rPr>
+        <w:t>徒20:22；</w:t>
+      </w:r>
+      <w:r>
+        <w:rPr>
+          <w:lang w:val="zh_TW" w:bidi="zh_TW"/>
+        </w:rPr>
+        <w:t>21:4</w:t>
+      </w:r>
+      <w:r>
+        <w:rPr>
+          <w:lang w:val="zh_TW" w:bidi="zh_TW"/>
+        </w:rPr>
+        <w:t>、</w:t>
+      </w:r>
+      <w:r>
+        <w:rPr>
+          <w:lang w:val="zh_TW" w:bidi="zh_TW"/>
+        </w:rPr>
+        <w:t>11</w:t>
+      </w:r>
+      <w:r>
+        <w:rPr>
+          <w:lang w:val="zh_TW" w:bidi="zh_TW"/>
+        </w:rPr>
+        <w:t>、</w:t>
+      </w:r>
+      <w:r>
+        <w:rPr>
+          <w:lang w:val="zh_TW" w:bidi="zh_TW"/>
+        </w:rPr>
+        <w:t>13</w:t>
+      </w:r>
       <w:r>
         <w:rPr>
           <w:lang w:val="zh_TW" w:bidi="zh_TW"/>
         </w:rPr>
         <w:t>）</w:t>
       </w:r>
-      <w:hyperlink r:id="rId120">
-        <w:r>
-          <w:rPr>
-            <w:lang w:val="zh_TW" w:bidi="zh_TW"/>
-          </w:rPr>
-          <w:rPr>
-            <w:color w:val="0000EE"/>
-            <w:u w:val="single"/>
-          </w:rPr>
-          <w:t>。</w:t>
-        </w:r>
-      </w:hyperlink>
+      <w:r>
+        <w:rPr>
+          <w:lang w:val="zh_TW" w:bidi="zh_TW"/>
+        </w:rPr>
+        <w:t>。</w:t>
+      </w:r>
       <w:r>
         <w:rPr>
           <w:lang w:val="zh_TW" w:bidi="zh_TW"/>
         </w:rPr>
         <w:t>神可能會使用人的勸告來幫助我們明白祂的旨意，但祂也親自藉著聖靈來引導我們（</w:t>
       </w:r>
-      <w:hyperlink r:id="rId124">
-        <w:r>
-          <w:rPr>
-            <w:lang w:val="zh_TW" w:bidi="zh_TW"/>
-          </w:rPr>
-          <w:rPr>
-            <w:color w:val="0000EE"/>
-            <w:u w:val="single"/>
-          </w:rPr>
-          <w:t>約16:13–15</w:t>
-        </w:r>
-      </w:hyperlink>
+      <w:r>
+        <w:rPr>
+          <w:lang w:val="zh_TW" w:bidi="zh_TW"/>
+        </w:rPr>
+        <w:t>約16:13–15</w:t>
+      </w:r>
       <w:r>
         <w:rPr>
           <w:lang w:val="zh_TW" w:bidi="zh_TW"/>
@@ -2794,54 +1954,36 @@
         </w:rPr>
         <w:t>耶穌基督是我們的「奇妙策士」（</w:t>
       </w:r>
-      <w:hyperlink r:id="rId125">
-        <w:r>
-          <w:rPr>
-            <w:lang w:val="zh_TW" w:bidi="zh_TW"/>
-          </w:rPr>
-          <w:rPr>
-            <w:color w:val="0000EE"/>
-            <w:u w:val="single"/>
-          </w:rPr>
-          <w:t>賽9:6</w:t>
-        </w:r>
-      </w:hyperlink>
+      <w:r>
+        <w:rPr>
+          <w:lang w:val="zh_TW" w:bidi="zh_TW"/>
+        </w:rPr>
+        <w:t>賽9:6</w:t>
+      </w:r>
       <w:r>
         <w:rPr>
           <w:lang w:val="zh_TW" w:bidi="zh_TW"/>
         </w:rPr>
         <w:t>；見</w:t>
       </w:r>
-      <w:hyperlink r:id="rId126">
-        <w:r>
-          <w:rPr>
-            <w:lang w:val="zh_TW" w:bidi="zh_TW"/>
-          </w:rPr>
-          <w:rPr>
-            <w:color w:val="0000EE"/>
-            <w:u w:val="single"/>
-          </w:rPr>
-          <w:t>賽28:29</w:t>
-        </w:r>
-      </w:hyperlink>
+      <w:r>
+        <w:rPr>
+          <w:lang w:val="zh_TW" w:bidi="zh_TW"/>
+        </w:rPr>
+        <w:t>賽28:29</w:t>
+      </w:r>
       <w:r>
         <w:rPr>
           <w:lang w:val="zh_TW" w:bidi="zh_TW"/>
         </w:rPr>
         <w:t>），祂裡面藏著「一切智慧知識」（</w:t>
       </w:r>
-      <w:hyperlink r:id="rId127">
-        <w:r>
-          <w:rPr>
-            <w:lang w:val="zh_TW" w:bidi="zh_TW"/>
-          </w:rPr>
-          <w:rPr>
-            <w:color w:val="0000EE"/>
-            <w:u w:val="single"/>
-          </w:rPr>
-          <w:t>西2:3</w:t>
-        </w:r>
-      </w:hyperlink>
+      <w:r>
+        <w:rPr>
+          <w:lang w:val="zh_TW" w:bidi="zh_TW"/>
+        </w:rPr>
+        <w:t>西2:3</w:t>
+      </w:r>
       <w:r>
         <w:rPr>
           <w:lang w:val="zh_TW" w:bidi="zh_TW"/>
@@ -2871,408 +2013,228 @@
           <w:lang w:val="zh_TW" w:bidi="zh_TW"/>
         </w:rPr>
       </w:r>
-      <w:hyperlink r:id="rId128">
-        <w:r>
-          <w:rPr>
-            <w:lang w:val="zh_TW" w:bidi="zh_TW"/>
-          </w:rPr>
-          <w:rPr>
-            <w:color w:val="0000EE"/>
-            <w:u w:val="single"/>
-          </w:rPr>
-          <w:t>撒下17:1–23</w:t>
-        </w:r>
-      </w:hyperlink>
+      <w:r>
+        <w:rPr>
+          <w:lang w:val="zh_TW" w:bidi="zh_TW"/>
+        </w:rPr>
+        <w:t>撒下17:1–23</w:t>
+      </w:r>
       <w:r>
         <w:rPr>
           <w:lang w:val="zh_TW" w:bidi="zh_TW"/>
         </w:rPr>
         <w:t>；</w:t>
       </w:r>
-      <w:hyperlink r:id="rId129">
-        <w:r>
-          <w:rPr>
-            <w:lang w:val="zh_TW" w:bidi="zh_TW"/>
-          </w:rPr>
-          <w:rPr>
-            <w:color w:val="0000EE"/>
-            <w:u w:val="single"/>
-          </w:rPr>
-          <w:t>王上12:3–17，</w:t>
-        </w:r>
-      </w:hyperlink>
-      <w:hyperlink r:id="rId130">
-        <w:r>
-          <w:rPr>
-            <w:lang w:val="zh_TW" w:bidi="zh_TW"/>
-          </w:rPr>
-          <w:rPr>
-            <w:color w:val="0000EE"/>
-            <w:u w:val="single"/>
-          </w:rPr>
-          <w:t>22:15–28</w:t>
-        </w:r>
-      </w:hyperlink>
+      <w:r>
+        <w:rPr>
+          <w:lang w:val="zh_TW" w:bidi="zh_TW"/>
+        </w:rPr>
+        <w:t>王上12:3–17，</w:t>
+      </w:r>
+      <w:r>
+        <w:rPr>
+          <w:lang w:val="zh_TW" w:bidi="zh_TW"/>
+        </w:rPr>
+        <w:t>22:15–28</w:t>
+      </w:r>
       <w:r>
         <w:rPr>
           <w:lang w:val="zh_TW" w:bidi="zh_TW"/>
         </w:rPr>
         <w:t>；</w:t>
       </w:r>
-      <w:hyperlink r:id="rId131">
-        <w:r>
-          <w:rPr>
-            <w:lang w:val="zh_TW" w:bidi="zh_TW"/>
-          </w:rPr>
-          <w:rPr>
-            <w:color w:val="0000EE"/>
-            <w:u w:val="single"/>
-          </w:rPr>
-          <w:t>伯2:9–10，</w:t>
-        </w:r>
-      </w:hyperlink>
-      <w:hyperlink r:id="rId114">
-        <w:r>
-          <w:rPr>
-            <w:lang w:val="zh_TW" w:bidi="zh_TW"/>
-          </w:rPr>
-          <w:rPr>
-            <w:color w:val="0000EE"/>
-            <w:u w:val="single"/>
-          </w:rPr>
-          <w:t>4:8，</w:t>
-        </w:r>
-      </w:hyperlink>
-      <w:hyperlink r:id="rId105">
-        <w:r>
-          <w:rPr>
-            <w:lang w:val="zh_TW" w:bidi="zh_TW"/>
-          </w:rPr>
-          <w:rPr>
-            <w:color w:val="0000EE"/>
-            <w:u w:val="single"/>
-          </w:rPr>
-          <w:t>12:17，</w:t>
-        </w:r>
-      </w:hyperlink>
-      <w:hyperlink r:id="rId132">
-        <w:r>
-          <w:rPr>
-            <w:lang w:val="zh_TW" w:bidi="zh_TW"/>
-          </w:rPr>
-          <w:rPr>
-            <w:color w:val="0000EE"/>
-            <w:u w:val="single"/>
-          </w:rPr>
-          <w:t>16:2</w:t>
-        </w:r>
-      </w:hyperlink>
+      <w:r>
+        <w:rPr>
+          <w:lang w:val="zh_TW" w:bidi="zh_TW"/>
+        </w:rPr>
+        <w:t>伯2:9–10，</w:t>
+      </w:r>
+      <w:r>
+        <w:rPr>
+          <w:lang w:val="zh_TW" w:bidi="zh_TW"/>
+        </w:rPr>
+        <w:t>4:8，</w:t>
+      </w:r>
+      <w:r>
+        <w:rPr>
+          <w:lang w:val="zh_TW" w:bidi="zh_TW"/>
+        </w:rPr>
+        <w:t>12:17，</w:t>
+      </w:r>
+      <w:r>
+        <w:rPr>
+          <w:lang w:val="zh_TW" w:bidi="zh_TW"/>
+        </w:rPr>
+        <w:t>16:2</w:t>
+      </w:r>
       <w:r>
         <w:rPr>
           <w:lang w:val="zh_TW" w:bidi="zh_TW"/>
         </w:rPr>
         <w:t>；</w:t>
       </w:r>
-      <w:hyperlink r:id="rId133">
-        <w:r>
-          <w:rPr>
-            <w:lang w:val="zh_TW" w:bidi="zh_TW"/>
-          </w:rPr>
-          <w:rPr>
-            <w:color w:val="0000EE"/>
-            <w:u w:val="single"/>
-          </w:rPr>
-          <w:t>箴1:5，</w:t>
-        </w:r>
-      </w:hyperlink>
-      <w:hyperlink r:id="rId134">
-        <w:r>
-          <w:rPr>
-            <w:lang w:val="zh_TW" w:bidi="zh_TW"/>
-          </w:rPr>
-          <w:rPr>
-            <w:color w:val="0000EE"/>
-            <w:u w:val="single"/>
-          </w:rPr>
-          <w:t>9:9，</w:t>
-        </w:r>
-      </w:hyperlink>
-      <w:hyperlink r:id="rId102">
-        <w:r>
-          <w:rPr>
-            <w:lang w:val="zh_TW" w:bidi="zh_TW"/>
-          </w:rPr>
-          <w:rPr>
-            <w:color w:val="0000EE"/>
-            <w:u w:val="single"/>
-          </w:rPr>
-          <w:t>11:14，</w:t>
-        </w:r>
-      </w:hyperlink>
-      <w:hyperlink r:id="rId135">
-        <w:r>
-          <w:rPr>
-            <w:lang w:val="zh_TW" w:bidi="zh_TW"/>
-          </w:rPr>
-          <w:rPr>
-            <w:color w:val="0000EE"/>
-            <w:u w:val="single"/>
-          </w:rPr>
-          <w:t>12:15，</w:t>
-        </w:r>
-      </w:hyperlink>
-      <w:hyperlink r:id="rId115">
-        <w:r>
-          <w:rPr>
-            <w:lang w:val="zh_TW" w:bidi="zh_TW"/>
-          </w:rPr>
-          <w:rPr>
-            <w:color w:val="0000EE"/>
-            <w:u w:val="single"/>
-          </w:rPr>
-          <w:t>15:2–4、</w:t>
-        </w:r>
-      </w:hyperlink>
-      <w:hyperlink r:id="rId136">
-        <w:r>
-          <w:rPr>
-            <w:lang w:val="zh_TW" w:bidi="zh_TW"/>
-          </w:rPr>
-          <w:rPr>
-            <w:color w:val="0000EE"/>
-            <w:u w:val="single"/>
-          </w:rPr>
-          <w:t>22–23，</w:t>
-        </w:r>
-      </w:hyperlink>
-      <w:hyperlink r:id="rId137">
-        <w:r>
-          <w:rPr>
-            <w:lang w:val="zh_TW" w:bidi="zh_TW"/>
-          </w:rPr>
-          <w:rPr>
-            <w:color w:val="0000EE"/>
-            <w:u w:val="single"/>
-          </w:rPr>
-          <w:t>19:20</w:t>
-        </w:r>
-      </w:hyperlink>
-      <w:hyperlink r:id="rId136">
-        <w:r>
-          <w:rPr>
-            <w:lang w:val="zh_TW" w:bidi="zh_TW"/>
-          </w:rPr>
-          <w:rPr>
-            <w:color w:val="0000EE"/>
-            <w:u w:val="single"/>
-          </w:rPr>
-          <w:t>，</w:t>
-        </w:r>
-      </w:hyperlink>
-      <w:hyperlink r:id="rId138">
-        <w:r>
-          <w:rPr>
-            <w:lang w:val="zh_TW" w:bidi="zh_TW"/>
-          </w:rPr>
-          <w:rPr>
-            <w:color w:val="0000EE"/>
-            <w:u w:val="single"/>
-          </w:rPr>
-          <w:t>20:18</w:t>
-        </w:r>
-      </w:hyperlink>
-      <w:hyperlink r:id="rId136">
-        <w:r>
-          <w:rPr>
-            <w:lang w:val="zh_TW" w:bidi="zh_TW"/>
-          </w:rPr>
-          <w:rPr>
-            <w:color w:val="0000EE"/>
-            <w:u w:val="single"/>
-          </w:rPr>
-          <w:t>，</w:t>
-        </w:r>
-      </w:hyperlink>
-      <w:hyperlink r:id="rId103">
-        <w:r>
-          <w:rPr>
-            <w:lang w:val="zh_TW" w:bidi="zh_TW"/>
-          </w:rPr>
-          <w:rPr>
-            <w:color w:val="0000EE"/>
-            <w:u w:val="single"/>
-          </w:rPr>
-          <w:t>24:6</w:t>
-        </w:r>
-      </w:hyperlink>
-      <w:hyperlink r:id="rId136">
-        <w:r>
-          <w:rPr>
-            <w:lang w:val="zh_TW" w:bidi="zh_TW"/>
-          </w:rPr>
-          <w:rPr>
-            <w:color w:val="0000EE"/>
-            <w:u w:val="single"/>
-          </w:rPr>
-          <w:t>，</w:t>
-        </w:r>
-      </w:hyperlink>
-      <w:hyperlink r:id="rId117">
-        <w:r>
-          <w:rPr>
-            <w:lang w:val="zh_TW" w:bidi="zh_TW"/>
-          </w:rPr>
-          <w:rPr>
-            <w:color w:val="0000EE"/>
-            <w:u w:val="single"/>
-          </w:rPr>
-          <w:t>25:11</w:t>
-        </w:r>
-      </w:hyperlink>
-      <w:hyperlink r:id="rId136">
-        <w:r>
-          <w:rPr>
-            <w:lang w:val="zh_TW" w:bidi="zh_TW"/>
-          </w:rPr>
-          <w:rPr>
-            <w:color w:val="0000EE"/>
-            <w:u w:val="single"/>
-          </w:rPr>
-          <w:t>，</w:t>
-        </w:r>
-      </w:hyperlink>
-      <w:hyperlink r:id="rId139">
-        <w:r>
-          <w:rPr>
-            <w:lang w:val="zh_TW" w:bidi="zh_TW"/>
-          </w:rPr>
-          <w:rPr>
-            <w:color w:val="0000EE"/>
-            <w:u w:val="single"/>
-          </w:rPr>
-          <w:t>27:9</w:t>
-        </w:r>
-      </w:hyperlink>
+      <w:r>
+        <w:rPr>
+          <w:lang w:val="zh_TW" w:bidi="zh_TW"/>
+        </w:rPr>
+        <w:t>箴1:5，</w:t>
+      </w:r>
+      <w:r>
+        <w:rPr>
+          <w:lang w:val="zh_TW" w:bidi="zh_TW"/>
+        </w:rPr>
+        <w:t>9:9，</w:t>
+      </w:r>
+      <w:r>
+        <w:rPr>
+          <w:lang w:val="zh_TW" w:bidi="zh_TW"/>
+        </w:rPr>
+        <w:t>11:14，</w:t>
+      </w:r>
+      <w:r>
+        <w:rPr>
+          <w:lang w:val="zh_TW" w:bidi="zh_TW"/>
+        </w:rPr>
+        <w:t>12:15，</w:t>
+      </w:r>
+      <w:r>
+        <w:rPr>
+          <w:lang w:val="zh_TW" w:bidi="zh_TW"/>
+        </w:rPr>
+        <w:t>15:2–4、</w:t>
+      </w:r>
+      <w:r>
+        <w:rPr>
+          <w:lang w:val="zh_TW" w:bidi="zh_TW"/>
+        </w:rPr>
+        <w:t>22–23，</w:t>
+      </w:r>
+      <w:r>
+        <w:rPr>
+          <w:lang w:val="zh_TW" w:bidi="zh_TW"/>
+        </w:rPr>
+        <w:t>19:20</w:t>
+      </w:r>
+      <w:r>
+        <w:rPr>
+          <w:lang w:val="zh_TW" w:bidi="zh_TW"/>
+        </w:rPr>
+        <w:t>，</w:t>
+      </w:r>
+      <w:r>
+        <w:rPr>
+          <w:lang w:val="zh_TW" w:bidi="zh_TW"/>
+        </w:rPr>
+        <w:t>20:18</w:t>
+      </w:r>
+      <w:r>
+        <w:rPr>
+          <w:lang w:val="zh_TW" w:bidi="zh_TW"/>
+        </w:rPr>
+        <w:t>，</w:t>
+      </w:r>
+      <w:r>
+        <w:rPr>
+          <w:lang w:val="zh_TW" w:bidi="zh_TW"/>
+        </w:rPr>
+        <w:t>24:6</w:t>
+      </w:r>
+      <w:r>
+        <w:rPr>
+          <w:lang w:val="zh_TW" w:bidi="zh_TW"/>
+        </w:rPr>
+        <w:t>，</w:t>
+      </w:r>
+      <w:r>
+        <w:rPr>
+          <w:lang w:val="zh_TW" w:bidi="zh_TW"/>
+        </w:rPr>
+        <w:t>25:11</w:t>
+      </w:r>
+      <w:r>
+        <w:rPr>
+          <w:lang w:val="zh_TW" w:bidi="zh_TW"/>
+        </w:rPr>
+        <w:t>，</w:t>
+      </w:r>
+      <w:r>
+        <w:rPr>
+          <w:lang w:val="zh_TW" w:bidi="zh_TW"/>
+        </w:rPr>
+        <w:t>27:9</w:t>
+      </w:r>
       <w:r>
         <w:rPr>
           <w:lang w:val="zh_TW" w:bidi="zh_TW"/>
         </w:rPr>
         <w:t>；</w:t>
       </w:r>
-      <w:hyperlink r:id="rId125">
-        <w:r>
-          <w:rPr>
-            <w:lang w:val="zh_TW" w:bidi="zh_TW"/>
-          </w:rPr>
-          <w:rPr>
-            <w:color w:val="0000EE"/>
-            <w:u w:val="single"/>
-          </w:rPr>
-          <w:t>賽9:6</w:t>
-        </w:r>
-      </w:hyperlink>
-      <w:hyperlink r:id="rId136">
-        <w:r>
-          <w:rPr>
-            <w:lang w:val="zh_TW" w:bidi="zh_TW"/>
-          </w:rPr>
-          <w:rPr>
-            <w:color w:val="0000EE"/>
-            <w:u w:val="single"/>
-          </w:rPr>
-          <w:t>，</w:t>
-        </w:r>
-      </w:hyperlink>
-      <w:hyperlink r:id="rId126">
-        <w:r>
-          <w:rPr>
-            <w:lang w:val="zh_TW" w:bidi="zh_TW"/>
-          </w:rPr>
-          <w:rPr>
-            <w:color w:val="0000EE"/>
-            <w:u w:val="single"/>
-          </w:rPr>
-          <w:t>28:29</w:t>
-        </w:r>
-      </w:hyperlink>
-      <w:hyperlink r:id="rId136">
-        <w:r>
-          <w:rPr>
-            <w:lang w:val="zh_TW" w:bidi="zh_TW"/>
-          </w:rPr>
-          <w:rPr>
-            <w:color w:val="0000EE"/>
-            <w:u w:val="single"/>
-          </w:rPr>
-          <w:t>，</w:t>
-        </w:r>
-      </w:hyperlink>
-      <w:hyperlink r:id="rId118">
-        <w:r>
-          <w:rPr>
-            <w:lang w:val="zh_TW" w:bidi="zh_TW"/>
-          </w:rPr>
-          <w:rPr>
-            <w:color w:val="0000EE"/>
-            <w:u w:val="single"/>
-          </w:rPr>
-          <w:t>50:4</w:t>
-        </w:r>
-      </w:hyperlink>
+      <w:r>
+        <w:rPr>
+          <w:lang w:val="zh_TW" w:bidi="zh_TW"/>
+        </w:rPr>
+        <w:t>賽9:6</w:t>
+      </w:r>
+      <w:r>
+        <w:rPr>
+          <w:lang w:val="zh_TW" w:bidi="zh_TW"/>
+        </w:rPr>
+        <w:t>，</w:t>
+      </w:r>
+      <w:r>
+        <w:rPr>
+          <w:lang w:val="zh_TW" w:bidi="zh_TW"/>
+        </w:rPr>
+        <w:t>28:29</w:t>
+      </w:r>
+      <w:r>
+        <w:rPr>
+          <w:lang w:val="zh_TW" w:bidi="zh_TW"/>
+        </w:rPr>
+        <w:t>，</w:t>
+      </w:r>
+      <w:r>
+        <w:rPr>
+          <w:lang w:val="zh_TW" w:bidi="zh_TW"/>
+        </w:rPr>
+        <w:t>50:4</w:t>
+      </w:r>
       <w:r>
         <w:rPr>
           <w:lang w:val="zh_TW" w:bidi="zh_TW"/>
         </w:rPr>
         <w:t>；</w:t>
       </w:r>
-      <w:hyperlink r:id="rId140">
-        <w:r>
-          <w:rPr>
-            <w:lang w:val="zh_TW" w:bidi="zh_TW"/>
-          </w:rPr>
-          <w:rPr>
-            <w:color w:val="0000EE"/>
-            <w:u w:val="single"/>
-          </w:rPr>
-          <w:t>羅8:14</w:t>
-        </w:r>
-      </w:hyperlink>
+      <w:r>
+        <w:rPr>
+          <w:lang w:val="zh_TW" w:bidi="zh_TW"/>
+        </w:rPr>
+        <w:t>羅8:14</w:t>
+      </w:r>
       <w:r>
         <w:rPr>
           <w:lang w:val="zh_TW" w:bidi="zh_TW"/>
         </w:rPr>
         <w:t>；</w:t>
       </w:r>
-      <w:hyperlink r:id="rId119">
-        <w:r>
-          <w:rPr>
-            <w:lang w:val="zh_TW" w:bidi="zh_TW"/>
-          </w:rPr>
-          <w:rPr>
-            <w:color w:val="0000EE"/>
-            <w:u w:val="single"/>
-          </w:rPr>
-          <w:t>弗4:29</w:t>
-        </w:r>
-      </w:hyperlink>
+      <w:r>
+        <w:rPr>
+          <w:lang w:val="zh_TW" w:bidi="zh_TW"/>
+        </w:rPr>
+        <w:t>弗4:29</w:t>
+      </w:r>
       <w:r>
         <w:rPr>
           <w:lang w:val="zh_TW" w:bidi="zh_TW"/>
         </w:rPr>
         <w:t>；</w:t>
       </w:r>
-      <w:hyperlink r:id="rId127">
-        <w:r>
-          <w:rPr>
-            <w:lang w:val="zh_TW" w:bidi="zh_TW"/>
-          </w:rPr>
-          <w:rPr>
-            <w:color w:val="0000EE"/>
-            <w:u w:val="single"/>
-          </w:rPr>
-          <w:t>西2:3</w:t>
-        </w:r>
-      </w:hyperlink>
+      <w:r>
+        <w:rPr>
+          <w:lang w:val="zh_TW" w:bidi="zh_TW"/>
+        </w:rPr>
+        <w:t>西2:3</w:t>
+      </w:r>
       <w:r>
         <w:rPr>
           <w:lang w:val="zh_TW" w:bidi="zh_TW"/>
